--- a/Week 1-7/Advanced Cryptogarphy BSCCS_2024_47667.docx
+++ b/Week 1-7/Advanced Cryptogarphy BSCCS_2024_47667.docx
@@ -960,14 +960,27 @@
       <w:r>
         <w:t xml:space="preserve">Figure </w:t>
       </w:r>
-      <w:fldSimple w:instr=" SEQ Figure \* ARABIC ">
-        <w:r>
-          <w:rPr>
-            <w:noProof/>
-          </w:rPr>
-          <w:t>1</w:t>
-        </w:r>
-      </w:fldSimple>
+      <w:r>
+        <w:fldChar w:fldCharType="begin"/>
+      </w:r>
+      <w:r>
+        <w:instrText xml:space="preserve"> SEQ Figure \* ARABIC </w:instrText>
+      </w:r>
+      <w:r>
+        <w:fldChar w:fldCharType="separate"/>
+      </w:r>
+      <w:r>
+        <w:rPr>
+          <w:noProof/>
+        </w:rPr>
+        <w:t>1</w:t>
+      </w:r>
+      <w:r>
+        <w:rPr>
+          <w:noProof/>
+        </w:rPr>
+        <w:fldChar w:fldCharType="end"/>
+      </w:r>
       <w:r>
         <w:t>Pseudo random generator</w:t>
       </w:r>
@@ -1368,14 +1381,27 @@
       <w:r>
         <w:t xml:space="preserve">Figure </w:t>
       </w:r>
-      <w:fldSimple w:instr=" SEQ Figure \* ARABIC ">
-        <w:r>
-          <w:rPr>
-            <w:noProof/>
-          </w:rPr>
-          <w:t>2</w:t>
-        </w:r>
-      </w:fldSimple>
+      <w:r>
+        <w:fldChar w:fldCharType="begin"/>
+      </w:r>
+      <w:r>
+        <w:instrText xml:space="preserve"> SEQ Figure \* ARABIC </w:instrText>
+      </w:r>
+      <w:r>
+        <w:fldChar w:fldCharType="separate"/>
+      </w:r>
+      <w:r>
+        <w:rPr>
+          <w:noProof/>
+        </w:rPr>
+        <w:t>2</w:t>
+      </w:r>
+      <w:r>
+        <w:rPr>
+          <w:noProof/>
+        </w:rPr>
+        <w:fldChar w:fldCharType="end"/>
+      </w:r>
       <w:r>
         <w:t xml:space="preserve"> Modified XOR Program</w:t>
       </w:r>
@@ -1483,14 +1509,27 @@
       <w:r>
         <w:t xml:space="preserve">Figure </w:t>
       </w:r>
-      <w:fldSimple w:instr=" SEQ Figure \* ARABIC ">
-        <w:r>
-          <w:rPr>
-            <w:noProof/>
-          </w:rPr>
-          <w:t>3</w:t>
-        </w:r>
-      </w:fldSimple>
+      <w:r>
+        <w:fldChar w:fldCharType="begin"/>
+      </w:r>
+      <w:r>
+        <w:instrText xml:space="preserve"> SEQ Figure \* ARABIC </w:instrText>
+      </w:r>
+      <w:r>
+        <w:fldChar w:fldCharType="separate"/>
+      </w:r>
+      <w:r>
+        <w:rPr>
+          <w:noProof/>
+        </w:rPr>
+        <w:t>3</w:t>
+      </w:r>
+      <w:r>
+        <w:rPr>
+          <w:noProof/>
+        </w:rPr>
+        <w:fldChar w:fldCharType="end"/>
+      </w:r>
       <w:r>
         <w:t xml:space="preserve"> </w:t>
       </w:r>
@@ -1564,6 +1603,7 @@
         <w:pStyle w:val="Heading1"/>
       </w:pPr>
       <w:r>
+        <w:lastRenderedPageBreak/>
         <w:t>Week 4</w:t>
       </w:r>
     </w:p>
@@ -1572,7 +1612,96 @@
         <w:pStyle w:val="Heading1"/>
       </w:pPr>
       <w:r>
-        <w:t xml:space="preserve">A randomness Testing program </w:t>
+        <w:t>A randomness Testing program</w:t>
+      </w:r>
+    </w:p>
+    <w:p>
+      <w:pPr>
+        <w:pStyle w:val="Heading1"/>
+      </w:pPr>
+      <w:r>
+        <w:lastRenderedPageBreak/>
+        <w:drawing>
+          <wp:inline distT="0" distB="0" distL="0" distR="0" wp14:anchorId="7200E901" wp14:editId="02A43D6B">
+            <wp:extent cx="5731510" cy="4859020"/>
+            <wp:effectExtent l="0" t="0" r="2540" b="0"/>
+            <wp:docPr id="1477222880" name="Picture 1"/>
+            <wp:cNvGraphicFramePr>
+              <a:graphicFrameLocks xmlns:a="http://schemas.openxmlformats.org/drawingml/2006/main" noChangeAspect="1"/>
+            </wp:cNvGraphicFramePr>
+            <a:graphic xmlns:a="http://schemas.openxmlformats.org/drawingml/2006/main">
+              <a:graphicData uri="http://schemas.openxmlformats.org/drawingml/2006/picture">
+                <pic:pic xmlns:pic="http://schemas.openxmlformats.org/drawingml/2006/picture">
+                  <pic:nvPicPr>
+                    <pic:cNvPr id="1477222880" name=""/>
+                    <pic:cNvPicPr/>
+                  </pic:nvPicPr>
+                  <pic:blipFill>
+                    <a:blip r:embed="rId12"/>
+                    <a:stretch>
+                      <a:fillRect/>
+                    </a:stretch>
+                  </pic:blipFill>
+                  <pic:spPr>
+                    <a:xfrm>
+                      <a:off x="0" y="0"/>
+                      <a:ext cx="5731510" cy="4859020"/>
+                    </a:xfrm>
+                    <a:prstGeom prst="rect">
+                      <a:avLst/>
+                    </a:prstGeom>
+                  </pic:spPr>
+                </pic:pic>
+              </a:graphicData>
+            </a:graphic>
+          </wp:inline>
+        </w:drawing>
+      </w:r>
+      <w:r>
+        <w:rPr>
+          <w:noProof/>
+        </w:rPr>
+        <w:t xml:space="preserve"> </w:t>
+      </w:r>
+      <w:r>
+        <w:drawing>
+          <wp:inline distT="0" distB="0" distL="0" distR="0" wp14:anchorId="26422B3F" wp14:editId="10D971DE">
+            <wp:extent cx="5731510" cy="3314700"/>
+            <wp:effectExtent l="0" t="0" r="2540" b="0"/>
+            <wp:docPr id="65752468" name="Picture 1"/>
+            <wp:cNvGraphicFramePr>
+              <a:graphicFrameLocks xmlns:a="http://schemas.openxmlformats.org/drawingml/2006/main" noChangeAspect="1"/>
+            </wp:cNvGraphicFramePr>
+            <a:graphic xmlns:a="http://schemas.openxmlformats.org/drawingml/2006/main">
+              <a:graphicData uri="http://schemas.openxmlformats.org/drawingml/2006/picture">
+                <pic:pic xmlns:pic="http://schemas.openxmlformats.org/drawingml/2006/picture">
+                  <pic:nvPicPr>
+                    <pic:cNvPr id="65752468" name=""/>
+                    <pic:cNvPicPr/>
+                  </pic:nvPicPr>
+                  <pic:blipFill>
+                    <a:blip r:embed="rId13"/>
+                    <a:stretch>
+                      <a:fillRect/>
+                    </a:stretch>
+                  </pic:blipFill>
+                  <pic:spPr>
+                    <a:xfrm>
+                      <a:off x="0" y="0"/>
+                      <a:ext cx="5731510" cy="3314700"/>
+                    </a:xfrm>
+                    <a:prstGeom prst="rect">
+                      <a:avLst/>
+                    </a:prstGeom>
+                  </pic:spPr>
+                </pic:pic>
+              </a:graphicData>
+            </a:graphic>
+          </wp:inline>
+        </w:drawing>
+      </w:r>
+      <w:r>
+        <w:t xml:space="preserve"> </w:t>
       </w:r>
     </w:p>
     <w:p>
@@ -1582,17 +1711,359 @@
       </w:pPr>
     </w:p>
     <w:p>
+      <w:proofErr w:type="spellStart"/>
+      <w:r>
+        <w:t>GEneratees</w:t>
+      </w:r>
+      <w:proofErr w:type="spellEnd"/>
+      <w:r>
+        <w:t xml:space="preserve"> 100+ random Bits</w:t>
+      </w:r>
+    </w:p>
+    <w:p>
+      <w:r>
+        <w:lastRenderedPageBreak/>
+        <w:t>Performs Statistical Tests</w:t>
+      </w:r>
+    </w:p>
+    <w:p>
+      <w:r>
+        <w:t xml:space="preserve">Displays </w:t>
+      </w:r>
+      <w:proofErr w:type="spellStart"/>
+      <w:r>
+        <w:t>interparatations</w:t>
+      </w:r>
+      <w:proofErr w:type="spellEnd"/>
+    </w:p>
+    <w:p>
       <w:pPr>
         <w:pStyle w:val="Heading2"/>
       </w:pPr>
       <w:proofErr w:type="spellStart"/>
       <w:r>
+        <w:t>Importnce</w:t>
+      </w:r>
+      <w:proofErr w:type="spellEnd"/>
+      <w:r>
+        <w:t xml:space="preserve"> of Randomness</w:t>
+      </w:r>
+    </w:p>
+    <w:p>
+      <w:r>
+        <w:t>Randomness is essential in cryptography because</w:t>
+      </w:r>
+    </w:p>
+    <w:p>
+      <w:r>
+        <w:t xml:space="preserve">Ensures </w:t>
+      </w:r>
+      <w:proofErr w:type="spellStart"/>
+      <w:proofErr w:type="gramStart"/>
+      <w:r>
+        <w:t>unpredictability,SECURE</w:t>
+      </w:r>
+      <w:proofErr w:type="spellEnd"/>
+      <w:proofErr w:type="gramEnd"/>
+      <w:r>
+        <w:t xml:space="preserve"> </w:t>
+      </w:r>
+      <w:proofErr w:type="spellStart"/>
+      <w:proofErr w:type="gramStart"/>
+      <w:r>
+        <w:t>KEYS,Initialization</w:t>
+      </w:r>
+      <w:proofErr w:type="spellEnd"/>
+      <w:proofErr w:type="gramEnd"/>
+      <w:r>
+        <w:t xml:space="preserve"> vectors and nonces depend in strong </w:t>
+      </w:r>
+      <w:proofErr w:type="spellStart"/>
+      <w:r>
+        <w:t>randomnrdd</w:t>
+      </w:r>
+      <w:proofErr w:type="spellEnd"/>
+    </w:p>
+    <w:p/>
+    <w:p>
+      <w:pPr>
+        <w:pStyle w:val="Heading2"/>
+      </w:pPr>
+      <w:r>
+        <w:t xml:space="preserve">Weak Random </w:t>
+      </w:r>
+      <w:proofErr w:type="spellStart"/>
+      <w:r>
+        <w:t>Genarators</w:t>
+      </w:r>
+      <w:proofErr w:type="spellEnd"/>
+    </w:p>
+    <w:p>
+      <w:r>
+        <w:t>Weak random number generators produce predictable outputs. Problems include:</w:t>
+      </w:r>
+    </w:p>
+    <w:p>
+      <w:pPr>
+        <w:pStyle w:val="ListParagraph"/>
+        <w:numPr>
+          <w:ilvl w:val="0"/>
+          <w:numId w:val="5"/>
+        </w:numPr>
+      </w:pPr>
+      <w:r>
+        <w:t>Repeated patterns</w:t>
+      </w:r>
+    </w:p>
+    <w:p>
+      <w:pPr>
+        <w:pStyle w:val="ListParagraph"/>
+        <w:numPr>
+          <w:ilvl w:val="0"/>
+          <w:numId w:val="5"/>
+        </w:numPr>
+      </w:pPr>
+      <w:r>
+        <w:t>Predictable sequences</w:t>
+      </w:r>
+    </w:p>
+    <w:p>
+      <w:pPr>
+        <w:pStyle w:val="ListParagraph"/>
+        <w:numPr>
+          <w:ilvl w:val="0"/>
+          <w:numId w:val="5"/>
+        </w:numPr>
+      </w:pPr>
+      <w:r>
+        <w:t>Insufficient entropy</w:t>
+      </w:r>
+    </w:p>
+    <w:p>
+      <w:pPr>
+        <w:pStyle w:val="ListParagraph"/>
+        <w:numPr>
+          <w:ilvl w:val="0"/>
+          <w:numId w:val="5"/>
+        </w:numPr>
+      </w:pPr>
+      <w:r>
+        <w:t>Vulnerability to attacks</w:t>
+      </w:r>
+    </w:p>
+    <w:p>
+      <w:r>
+        <w:t>Examples include poorly seeded pseudo-random number generators and outdated algorithms.</w:t>
+      </w:r>
+    </w:p>
+    <w:p>
+      <w:pPr>
+        <w:pStyle w:val="Heading2"/>
+      </w:pPr>
+      <w:r>
+        <w:t xml:space="preserve">Historical </w:t>
+      </w:r>
+      <w:proofErr w:type="spellStart"/>
+      <w:r>
+        <w:t>Crytographic</w:t>
+      </w:r>
+      <w:proofErr w:type="spellEnd"/>
+      <w:r>
+        <w:t xml:space="preserve"> Failures</w:t>
+      </w:r>
+    </w:p>
+    <w:p>
+      <w:r>
+        <w:t>1. Debian OpenSSL Vulnerability (2008)</w:t>
+      </w:r>
+    </w:p>
+    <w:p>
+      <w:r>
+        <w:t>A programming error drastically reduced randomness in generated cryptographic keys, making them predictable.</w:t>
+      </w:r>
+    </w:p>
+    <w:p>
+      <w:r>
+        <w:t>2. Netscape SSL Weakness</w:t>
+      </w:r>
+    </w:p>
+    <w:p>
+      <w:r>
+        <w:t>Early SSL implementations used predictable values such as process IDs and timestamps, enabling attackers to predict encryption keys.</w:t>
+      </w:r>
+    </w:p>
+    <w:p>
+      <w:r>
+        <w:t>3. PlayStation 3 ECDSA Failure</w:t>
+      </w:r>
+    </w:p>
+    <w:p>
+      <w:r>
+        <w:t>Sony reused random values during digital signature generation, allowing private keys to be recovered.</w:t>
+      </w:r>
+    </w:p>
+    <w:p>
+      <w:pPr>
+        <w:pStyle w:val="Heading2"/>
+      </w:pPr>
+      <w:r>
+        <w:t>Student reflection</w:t>
+      </w:r>
+    </w:p>
+    <w:p>
+      <w:r>
+        <w:t>This exercise helped me understand the importance of randomness in cryptography. By generating and testing random bits, I learned how statistical tests can identify weaknesses and why secure random number generation is essential for protecting encrypted information.</w:t>
+      </w:r>
+    </w:p>
+    <w:p>
+      <w:pPr>
+        <w:pStyle w:val="Heading1"/>
+      </w:pPr>
+      <w:r>
+        <w:rPr>
+          <w:rStyle w:val="Heading1Char"/>
+        </w:rPr>
         <w:lastRenderedPageBreak/>
-        <w:t>GEneratees</w:t>
+        <w:t>Week</w:t>
+      </w:r>
+      <w:r>
+        <w:t xml:space="preserve"> 5</w:t>
+      </w:r>
+    </w:p>
+    <w:p>
+      <w:r>
+        <w:t xml:space="preserve">A simple Block </w:t>
+      </w:r>
+      <w:proofErr w:type="spellStart"/>
+      <w:r>
+        <w:t>Cipherr</w:t>
       </w:r>
       <w:proofErr w:type="spellEnd"/>
       <w:r>
-        <w:t xml:space="preserve"> 100+ random Bits</w:t>
+        <w:t xml:space="preserve"> Simulation Program</w:t>
+      </w:r>
+    </w:p>
+    <w:p>
+      <w:r>
+        <w:drawing>
+          <wp:inline distT="0" distB="0" distL="0" distR="0" wp14:anchorId="33B82F63" wp14:editId="69B905C9">
+            <wp:extent cx="5731510" cy="4931410"/>
+            <wp:effectExtent l="0" t="0" r="2540" b="2540"/>
+            <wp:docPr id="407742267" name="Picture 1"/>
+            <wp:cNvGraphicFramePr>
+              <a:graphicFrameLocks xmlns:a="http://schemas.openxmlformats.org/drawingml/2006/main" noChangeAspect="1"/>
+            </wp:cNvGraphicFramePr>
+            <a:graphic xmlns:a="http://schemas.openxmlformats.org/drawingml/2006/main">
+              <a:graphicData uri="http://schemas.openxmlformats.org/drawingml/2006/picture">
+                <pic:pic xmlns:pic="http://schemas.openxmlformats.org/drawingml/2006/picture">
+                  <pic:nvPicPr>
+                    <pic:cNvPr id="407742267" name=""/>
+                    <pic:cNvPicPr/>
+                  </pic:nvPicPr>
+                  <pic:blipFill>
+                    <a:blip r:embed="rId14"/>
+                    <a:stretch>
+                      <a:fillRect/>
+                    </a:stretch>
+                  </pic:blipFill>
+                  <pic:spPr>
+                    <a:xfrm>
+                      <a:off x="0" y="0"/>
+                      <a:ext cx="5731510" cy="4931410"/>
+                    </a:xfrm>
+                    <a:prstGeom prst="rect">
+                      <a:avLst/>
+                    </a:prstGeom>
+                  </pic:spPr>
+                </pic:pic>
+              </a:graphicData>
+            </a:graphic>
+          </wp:inline>
+        </w:drawing>
+      </w:r>
+      <w:r>
+        <w:rPr>
+          <w:noProof/>
+        </w:rPr>
+        <w:t xml:space="preserve"> </w:t>
+      </w:r>
+      <w:r>
+        <w:drawing>
+          <wp:inline distT="0" distB="0" distL="0" distR="0" wp14:anchorId="1D966CF1" wp14:editId="2EDE1DF6">
+            <wp:extent cx="4934639" cy="1876687"/>
+            <wp:effectExtent l="0" t="0" r="0" b="9525"/>
+            <wp:docPr id="1869918454" name="Picture 1"/>
+            <wp:cNvGraphicFramePr>
+              <a:graphicFrameLocks xmlns:a="http://schemas.openxmlformats.org/drawingml/2006/main" noChangeAspect="1"/>
+            </wp:cNvGraphicFramePr>
+            <a:graphic xmlns:a="http://schemas.openxmlformats.org/drawingml/2006/main">
+              <a:graphicData uri="http://schemas.openxmlformats.org/drawingml/2006/picture">
+                <pic:pic xmlns:pic="http://schemas.openxmlformats.org/drawingml/2006/picture">
+                  <pic:nvPicPr>
+                    <pic:cNvPr id="1869918454" name=""/>
+                    <pic:cNvPicPr/>
+                  </pic:nvPicPr>
+                  <pic:blipFill>
+                    <a:blip r:embed="rId15"/>
+                    <a:stretch>
+                      <a:fillRect/>
+                    </a:stretch>
+                  </pic:blipFill>
+                  <pic:spPr>
+                    <a:xfrm>
+                      <a:off x="0" y="0"/>
+                      <a:ext cx="4934639" cy="1876687"/>
+                    </a:xfrm>
+                    <a:prstGeom prst="rect">
+                      <a:avLst/>
+                    </a:prstGeom>
+                  </pic:spPr>
+                </pic:pic>
+              </a:graphicData>
+            </a:graphic>
+          </wp:inline>
+        </w:drawing>
+      </w:r>
+    </w:p>
+    <w:p>
+      <w:r>
+        <w:t>Program Features</w:t>
+      </w:r>
+    </w:p>
+    <w:p>
+      <w:r>
+        <w:t>1. Block Division</w:t>
+      </w:r>
+    </w:p>
+    <w:p>
+      <w:r>
+        <w:t>The plaintext is divided into fixed-size blocks before encryption.</w:t>
+      </w:r>
+    </w:p>
+    <w:p>
+      <w:r>
+        <w:t>2. Substitution</w:t>
+      </w:r>
+    </w:p>
+    <w:p>
+      <w:r>
+        <w:lastRenderedPageBreak/>
+        <w:t>Each character is transformed into another value to obscure the original message.</w:t>
+      </w:r>
+    </w:p>
+    <w:p>
+      <w:r>
+        <w:t>3. Permutation</w:t>
+      </w:r>
+    </w:p>
+    <w:p>
+      <w:r>
+        <w:t>The positions of characters within a block are rearranged.</w:t>
+      </w:r>
+    </w:p>
+    <w:p>
+      <w:r>
+        <w:t>4. Multiple Block Handling</w:t>
       </w:r>
     </w:p>
     <w:p>
@@ -1600,7 +2071,400 @@
         <w:pStyle w:val="Heading2"/>
       </w:pPr>
       <w:r>
-        <w:t>Performs Statistical Tests</w:t>
+        <w:rPr>
+          <w:rFonts w:asciiTheme="minorHAnsi" w:eastAsiaTheme="minorHAnsi" w:hAnsiTheme="minorHAnsi" w:cstheme="minorBidi"/>
+          <w:color w:val="auto"/>
+          <w:sz w:val="24"/>
+          <w:szCs w:val="24"/>
+        </w:rPr>
+        <w:t xml:space="preserve">The program processes all blocks individually and combines them into the final </w:t>
+      </w:r>
+      <w:proofErr w:type="spellStart"/>
+      <w:proofErr w:type="gramStart"/>
+      <w:r>
+        <w:rPr>
+          <w:rFonts w:asciiTheme="minorHAnsi" w:eastAsiaTheme="minorHAnsi" w:hAnsiTheme="minorHAnsi" w:cstheme="minorBidi"/>
+          <w:color w:val="auto"/>
+          <w:sz w:val="24"/>
+          <w:szCs w:val="24"/>
+        </w:rPr>
+        <w:t>ciphertext.</w:t>
+      </w:r>
+      <w:r>
+        <w:t>Mini</w:t>
+      </w:r>
+      <w:proofErr w:type="spellEnd"/>
+      <w:proofErr w:type="gramEnd"/>
+      <w:r>
+        <w:t xml:space="preserve"> Research report</w:t>
+      </w:r>
+    </w:p>
+    <w:p>
+      <w:r>
+        <w:rPr>
+          <w:b/>
+          <w:bCs/>
+        </w:rPr>
+        <w:t>Data Encryption Standard (DES</w:t>
+      </w:r>
+      <w:r>
+        <w:t>)</w:t>
+      </w:r>
+    </w:p>
+    <w:p>
+      <w:r>
+        <w:t>DES is a symmetric block cipher developed in the 1970s. It encrypts 64-bit blocks using a 56-bit key and follows the Feistel structure. Due to its short key length, DES is now considered insecure against brute-force attacks.</w:t>
+      </w:r>
+    </w:p>
+    <w:p>
+      <w:pPr>
+        <w:rPr>
+          <w:b/>
+          <w:bCs/>
+        </w:rPr>
+      </w:pPr>
+      <w:r>
+        <w:rPr>
+          <w:b/>
+          <w:bCs/>
+        </w:rPr>
+        <w:t>Advantages</w:t>
+      </w:r>
+    </w:p>
+    <w:p>
+      <w:r>
+        <w:t>Simple design</w:t>
+      </w:r>
+    </w:p>
+    <w:p>
+      <w:r>
+        <w:t>Historical significance</w:t>
+      </w:r>
+    </w:p>
+    <w:p>
+      <w:pPr>
+        <w:rPr>
+          <w:b/>
+          <w:bCs/>
+        </w:rPr>
+      </w:pPr>
+      <w:r>
+        <w:rPr>
+          <w:b/>
+          <w:bCs/>
+        </w:rPr>
+        <w:t>Limitations</w:t>
+      </w:r>
+    </w:p>
+    <w:p>
+      <w:r>
+        <w:t>Small key size</w:t>
+      </w:r>
+    </w:p>
+    <w:p>
+      <w:r>
+        <w:t>Vulnerable to modern computing power</w:t>
+      </w:r>
+    </w:p>
+    <w:p>
+      <w:pPr>
+        <w:rPr>
+          <w:b/>
+          <w:bCs/>
+        </w:rPr>
+      </w:pPr>
+      <w:r>
+        <w:rPr>
+          <w:b/>
+          <w:bCs/>
+        </w:rPr>
+        <w:t>Advanced Encryption Standard (AES)</w:t>
+      </w:r>
+    </w:p>
+    <w:p>
+      <w:r>
+        <w:t>AES replaced DES as the encryption standard. It operates on 128-bit blocks and supports key lengths of 128, 192, and 256 bits.</w:t>
+      </w:r>
+    </w:p>
+    <w:p>
+      <w:pPr>
+        <w:rPr>
+          <w:b/>
+          <w:bCs/>
+        </w:rPr>
+      </w:pPr>
+      <w:r>
+        <w:rPr>
+          <w:b/>
+          <w:bCs/>
+        </w:rPr>
+        <w:t>Advantages</w:t>
+      </w:r>
+    </w:p>
+    <w:p>
+      <w:r>
+        <w:t>Strong security</w:t>
+      </w:r>
+    </w:p>
+    <w:p>
+      <w:r>
+        <w:t>Efficient performance</w:t>
+      </w:r>
+    </w:p>
+    <w:p>
+      <w:r>
+        <w:t>Widely adopted worldwide</w:t>
+      </w:r>
+    </w:p>
+    <w:p>
+      <w:pPr>
+        <w:rPr>
+          <w:b/>
+          <w:bCs/>
+        </w:rPr>
+      </w:pPr>
+      <w:r>
+        <w:rPr>
+          <w:b/>
+          <w:bCs/>
+        </w:rPr>
+        <w:t>Applications</w:t>
+      </w:r>
+    </w:p>
+    <w:p>
+      <w:r>
+        <w:t>Secure communications</w:t>
+      </w:r>
+    </w:p>
+    <w:p>
+      <w:r>
+        <w:t>Banking systems</w:t>
+      </w:r>
+    </w:p>
+    <w:p>
+      <w:r>
+        <w:t>Government data protection</w:t>
+      </w:r>
+    </w:p>
+    <w:p>
+      <w:pPr>
+        <w:rPr>
+          <w:b/>
+          <w:bCs/>
+        </w:rPr>
+      </w:pPr>
+      <w:r>
+        <w:rPr>
+          <w:b/>
+          <w:bCs/>
+        </w:rPr>
+        <w:t>Feistel Structure</w:t>
+      </w:r>
+    </w:p>
+    <w:p/>
+    <w:p>
+      <w:pPr>
+        <w:rPr>
+          <w:b/>
+          <w:bCs/>
+        </w:rPr>
+      </w:pPr>
+      <w:r>
+        <w:rPr>
+          <w:b/>
+          <w:bCs/>
+        </w:rPr>
+        <w:lastRenderedPageBreak/>
+        <w:t>Feistel Structure</w:t>
+      </w:r>
+    </w:p>
+    <w:p>
+      <w:r>
+        <w:t>A Feistel network divides data into two halves and processes them through multiple rounds.</w:t>
+      </w:r>
+    </w:p>
+    <w:p>
+      <w:pPr>
+        <w:rPr>
+          <w:b/>
+          <w:bCs/>
+        </w:rPr>
+      </w:pPr>
+      <w:r>
+        <w:rPr>
+          <w:b/>
+          <w:bCs/>
+        </w:rPr>
+        <w:t>Characteristics</w:t>
+      </w:r>
+    </w:p>
+    <w:p>
+      <w:r>
+        <w:t>Encryption and decryption use similar operations</w:t>
+      </w:r>
+    </w:p>
+    <w:p>
+      <w:r>
+        <w:t>Efficient implementation</w:t>
+      </w:r>
+    </w:p>
+    <w:p>
+      <w:r>
+        <w:t>Used in DES and many other block ciphers</w:t>
+      </w:r>
+    </w:p>
+    <w:p>
+      <w:pPr>
+        <w:rPr>
+          <w:b/>
+          <w:bCs/>
+        </w:rPr>
+      </w:pPr>
+      <w:r>
+        <w:rPr>
+          <w:b/>
+          <w:bCs/>
+        </w:rPr>
+        <w:t>Confusion and Diffusion</w:t>
+      </w:r>
+    </w:p>
+    <w:p>
+      <w:r>
+        <w:t>Confusion</w:t>
+      </w:r>
+    </w:p>
+    <w:p>
+      <w:r>
+        <w:t>Confusion hides the relationship between the encryption key and ciphertext.</w:t>
+      </w:r>
+    </w:p>
+    <w:p>
+      <w:pPr>
+        <w:rPr>
+          <w:b/>
+          <w:bCs/>
+        </w:rPr>
+      </w:pPr>
+      <w:r>
+        <w:rPr>
+          <w:b/>
+          <w:bCs/>
+        </w:rPr>
+        <w:t>Methods:</w:t>
+      </w:r>
+    </w:p>
+    <w:p>
+      <w:r>
+        <w:t>Substitution operations</w:t>
+      </w:r>
+    </w:p>
+    <w:p>
+      <w:r>
+        <w:t>Nonlinear transformations</w:t>
+      </w:r>
+    </w:p>
+    <w:p>
+      <w:pPr>
+        <w:rPr>
+          <w:b/>
+          <w:bCs/>
+        </w:rPr>
+      </w:pPr>
+      <w:proofErr w:type="spellStart"/>
+      <w:r>
+        <w:rPr>
+          <w:b/>
+          <w:bCs/>
+        </w:rPr>
+        <w:t>Diffuson</w:t>
+      </w:r>
+      <w:proofErr w:type="spellEnd"/>
+    </w:p>
+    <w:p>
+      <w:r>
+        <w:t>Diffusion spreads plaintext information across the ciphertext.</w:t>
+      </w:r>
+    </w:p>
+    <w:p>
+      <w:pPr>
+        <w:rPr>
+          <w:b/>
+          <w:bCs/>
+        </w:rPr>
+      </w:pPr>
+      <w:r>
+        <w:rPr>
+          <w:b/>
+          <w:bCs/>
+        </w:rPr>
+        <w:t>Methods:</w:t>
+      </w:r>
+    </w:p>
+    <w:p>
+      <w:r>
+        <w:t>Permutation operations</w:t>
+      </w:r>
+    </w:p>
+    <w:p>
+      <w:r>
+        <w:t>Multiple encryption rounds</w:t>
+      </w:r>
+    </w:p>
+    <w:p>
+      <w:pPr>
+        <w:rPr>
+          <w:b/>
+          <w:bCs/>
+        </w:rPr>
+      </w:pPr>
+      <w:r>
+        <w:rPr>
+          <w:b/>
+          <w:bCs/>
+        </w:rPr>
+        <w:t>Importance</w:t>
+      </w:r>
+    </w:p>
+    <w:p>
+      <w:r>
+        <w:t xml:space="preserve">Together, confusion and diffusion make it difficult for attackers to identify patterns and recover encryption </w:t>
+      </w:r>
+      <w:proofErr w:type="spellStart"/>
+      <w:proofErr w:type="gramStart"/>
+      <w:r>
+        <w:t>keys.</w:t>
+      </w:r>
+      <w:r>
+        <w:t>Confusion</w:t>
+      </w:r>
+      <w:proofErr w:type="spellEnd"/>
+      <w:proofErr w:type="gramEnd"/>
+      <w:r>
+        <w:t xml:space="preserve"> and </w:t>
+      </w:r>
+      <w:proofErr w:type="spellStart"/>
+      <w:r>
+        <w:t>diffudion</w:t>
+      </w:r>
+      <w:proofErr w:type="spellEnd"/>
+    </w:p>
+    <w:p>
+      <w:r>
+        <w:t>Student Reflection</w:t>
+      </w:r>
+    </w:p>
+    <w:p>
+      <w:r>
+        <w:t>This activity helped me understand how block ciphers process data using substitution and permutation. Implementing a simple cipher demonstrated the concepts of confusion and diffusion and showed how modern algorithms such as AES build stronger security from these fundamental principles.</w:t>
+      </w:r>
+    </w:p>
+    <w:p>
+      <w:pPr>
+        <w:pStyle w:val="Heading1"/>
+      </w:pPr>
+      <w:r>
+        <w:lastRenderedPageBreak/>
+        <w:t>Week 6</w:t>
       </w:r>
     </w:p>
     <w:p>
@@ -1608,124 +2472,1114 @@
         <w:pStyle w:val="Heading2"/>
       </w:pPr>
       <w:r>
-        <w:t xml:space="preserve">Displays </w:t>
+        <w:t>A simple SPN implementation in Python</w:t>
+      </w:r>
+    </w:p>
+    <w:p>
+      <w:r>
+        <w:drawing>
+          <wp:inline distT="0" distB="0" distL="0" distR="0" wp14:anchorId="72EA2D85" wp14:editId="7E327586">
+            <wp:extent cx="5731510" cy="4643755"/>
+            <wp:effectExtent l="0" t="0" r="2540" b="4445"/>
+            <wp:docPr id="116132859" name="Picture 1"/>
+            <wp:cNvGraphicFramePr>
+              <a:graphicFrameLocks xmlns:a="http://schemas.openxmlformats.org/drawingml/2006/main" noChangeAspect="1"/>
+            </wp:cNvGraphicFramePr>
+            <a:graphic xmlns:a="http://schemas.openxmlformats.org/drawingml/2006/main">
+              <a:graphicData uri="http://schemas.openxmlformats.org/drawingml/2006/picture">
+                <pic:pic xmlns:pic="http://schemas.openxmlformats.org/drawingml/2006/picture">
+                  <pic:nvPicPr>
+                    <pic:cNvPr id="116132859" name=""/>
+                    <pic:cNvPicPr/>
+                  </pic:nvPicPr>
+                  <pic:blipFill>
+                    <a:blip r:embed="rId16"/>
+                    <a:stretch>
+                      <a:fillRect/>
+                    </a:stretch>
+                  </pic:blipFill>
+                  <pic:spPr>
+                    <a:xfrm>
+                      <a:off x="0" y="0"/>
+                      <a:ext cx="5731510" cy="4643755"/>
+                    </a:xfrm>
+                    <a:prstGeom prst="rect">
+                      <a:avLst/>
+                    </a:prstGeom>
+                  </pic:spPr>
+                </pic:pic>
+              </a:graphicData>
+            </a:graphic>
+          </wp:inline>
+        </w:drawing>
+      </w:r>
+    </w:p>
+    <w:p>
+      <w:r>
+        <w:br w:type="page"/>
+      </w:r>
+    </w:p>
+    <w:p>
+      <w:r>
+        <w:lastRenderedPageBreak/>
+        <w:drawing>
+          <wp:inline distT="0" distB="0" distL="0" distR="0" wp14:anchorId="12E79167" wp14:editId="67634057">
+            <wp:extent cx="5731510" cy="1851025"/>
+            <wp:effectExtent l="0" t="0" r="2540" b="0"/>
+            <wp:docPr id="1947894710" name="Picture 1"/>
+            <wp:cNvGraphicFramePr>
+              <a:graphicFrameLocks xmlns:a="http://schemas.openxmlformats.org/drawingml/2006/main" noChangeAspect="1"/>
+            </wp:cNvGraphicFramePr>
+            <a:graphic xmlns:a="http://schemas.openxmlformats.org/drawingml/2006/main">
+              <a:graphicData uri="http://schemas.openxmlformats.org/drawingml/2006/picture">
+                <pic:pic xmlns:pic="http://schemas.openxmlformats.org/drawingml/2006/picture">
+                  <pic:nvPicPr>
+                    <pic:cNvPr id="1947894710" name=""/>
+                    <pic:cNvPicPr/>
+                  </pic:nvPicPr>
+                  <pic:blipFill>
+                    <a:blip r:embed="rId17"/>
+                    <a:stretch>
+                      <a:fillRect/>
+                    </a:stretch>
+                  </pic:blipFill>
+                  <pic:spPr>
+                    <a:xfrm>
+                      <a:off x="0" y="0"/>
+                      <a:ext cx="5731510" cy="1851025"/>
+                    </a:xfrm>
+                    <a:prstGeom prst="rect">
+                      <a:avLst/>
+                    </a:prstGeom>
+                  </pic:spPr>
+                </pic:pic>
+              </a:graphicData>
+            </a:graphic>
+          </wp:inline>
+        </w:drawing>
+      </w:r>
+    </w:p>
+    <w:p>
+      <w:r>
+        <w:t xml:space="preserve">a simple SPN implementation in Python that accepts plaintext, applies substitution and permutation operations, and displays the resulting </w:t>
       </w:r>
       <w:proofErr w:type="spellStart"/>
       <w:r>
-        <w:t>interparatations</w:t>
+        <w:t>cip</w:t>
       </w:r>
       <w:proofErr w:type="spellEnd"/>
     </w:p>
     <w:p>
       <w:pPr>
-        <w:pStyle w:val="Heading2"/>
-      </w:pPr>
+        <w:rPr>
+          <w:b/>
+          <w:bCs/>
+        </w:rPr>
+      </w:pPr>
+      <w:r>
+        <w:rPr>
+          <w:b/>
+          <w:bCs/>
+        </w:rPr>
+        <w:t xml:space="preserve">What is </w:t>
+      </w:r>
+      <w:proofErr w:type="gramStart"/>
+      <w:r>
+        <w:rPr>
+          <w:b/>
+          <w:bCs/>
+        </w:rPr>
+        <w:t>Non-Linearity</w:t>
+      </w:r>
+      <w:proofErr w:type="gramEnd"/>
+      <w:r>
+        <w:rPr>
+          <w:b/>
+          <w:bCs/>
+        </w:rPr>
+        <w:t>?</w:t>
+      </w:r>
+    </w:p>
+    <w:p>
+      <w:r>
+        <w:t>Non-linearity is a property of cryptographic functions where the output cannot be represented as a simple linear relationship of the input.</w:t>
+      </w:r>
+    </w:p>
+    <w:p>
+      <w:r>
+        <w:t>In simple terms, small changes in input produce complex and unpredictable changes in output.</w:t>
+      </w:r>
+    </w:p>
+    <w:p>
+      <w:pPr>
+        <w:rPr>
+          <w:b/>
+          <w:bCs/>
+        </w:rPr>
+      </w:pPr>
+      <w:r>
+        <w:rPr>
+          <w:b/>
+          <w:bCs/>
+        </w:rPr>
+        <w:t>Why is Non-Linearity Important in Cryptography?</w:t>
+      </w:r>
+    </w:p>
+    <w:p>
+      <w:r>
+        <w:t>Non-linearity is important because it:</w:t>
+      </w:r>
+    </w:p>
+    <w:p>
+      <w:r>
+        <w:t>Prevents attackers from using simple mathematical equations.</w:t>
+      </w:r>
+    </w:p>
+    <w:p>
+      <w:r>
+        <w:t>Increases resistance to cryptanalysis.</w:t>
+      </w:r>
+    </w:p>
+    <w:p>
+      <w:r>
+        <w:t>Makes ciphertext patterns difficult to predict.</w:t>
+      </w:r>
+    </w:p>
+    <w:p>
+      <w:r>
+        <w:t>Strengthens encryption security.</w:t>
+      </w:r>
+    </w:p>
+    <w:p>
+      <w:r>
+        <w:t>Without non-linearity, attackers could use linear algebra techniques to recover secret keys.</w:t>
+      </w:r>
+    </w:p>
+    <w:p>
+      <w:pPr>
+        <w:rPr>
+          <w:b/>
+          <w:bCs/>
+        </w:rPr>
+      </w:pPr>
+      <w:r>
+        <w:rPr>
+          <w:b/>
+          <w:bCs/>
+        </w:rPr>
+        <w:t>How Do S-Boxes Create Non-Linearity?</w:t>
+      </w:r>
+    </w:p>
+    <w:p>
+      <w:r>
+        <w:t>S-Boxes (Substitution Boxes) replace input values with unrelated output values.</w:t>
+      </w:r>
+    </w:p>
+    <w:p>
+      <w:r>
+        <w:t xml:space="preserve">What is </w:t>
+      </w:r>
       <w:proofErr w:type="spellStart"/>
       <w:r>
-        <w:t>Importnce</w:t>
+        <w:t>non_linearity</w:t>
       </w:r>
       <w:proofErr w:type="spellEnd"/>
       <w:r>
-        <w:t xml:space="preserve"> of Randomness</w:t>
-      </w:r>
-    </w:p>
-    <w:p>
-      <w:pPr>
-        <w:pStyle w:val="Heading2"/>
-      </w:pPr>
-      <w:r>
-        <w:t xml:space="preserve">Weak Random </w:t>
+        <w:t>?</w:t>
+      </w:r>
+    </w:p>
+    <w:p>
+      <w:r>
+        <w:t xml:space="preserve">Why is it </w:t>
       </w:r>
       <w:proofErr w:type="spellStart"/>
       <w:r>
-        <w:t>Genarators</w:t>
+        <w:t>impprtant</w:t>
       </w:r>
       <w:proofErr w:type="spellEnd"/>
-    </w:p>
-    <w:p>
-      <w:pPr>
-        <w:pStyle w:val="Heading2"/>
-      </w:pPr>
-      <w:r>
-        <w:t xml:space="preserve">Historical </w:t>
+      <w:r>
+        <w:t xml:space="preserve"> in </w:t>
       </w:r>
       <w:proofErr w:type="spellStart"/>
       <w:r>
-        <w:t>Crytographic</w:t>
+        <w:t>crptography</w:t>
       </w:r>
       <w:proofErr w:type="spellEnd"/>
       <w:r>
-        <w:t xml:space="preserve"> Failures</w:t>
-      </w:r>
-    </w:p>
-    <w:p>
-      <w:pPr>
-        <w:pStyle w:val="Heading2"/>
-      </w:pPr>
-      <w:r>
-        <w:t>Student reflection</w:t>
-      </w:r>
-    </w:p>
-    <w:p>
-      <w:pPr>
-        <w:pStyle w:val="Heading1"/>
-      </w:pPr>
-      <w:r>
-        <w:rPr>
-          <w:rStyle w:val="Heading1Char"/>
-        </w:rPr>
-        <w:t>Week</w:t>
-      </w:r>
-      <w:r>
-        <w:t xml:space="preserve"> 5</w:t>
-      </w:r>
-    </w:p>
-    <w:p>
-      <w:r>
-        <w:t xml:space="preserve">A simple Block </w:t>
-      </w:r>
-      <w:proofErr w:type="spellStart"/>
-      <w:r>
-        <w:t>Cipherr</w:t>
-      </w:r>
-      <w:proofErr w:type="spellEnd"/>
-      <w:r>
-        <w:t xml:space="preserve"> Simulation Program</w:t>
-      </w:r>
-    </w:p>
-    <w:p>
-      <w:r>
-        <w:t xml:space="preserve">It performs the following </w:t>
-      </w:r>
-    </w:p>
-    <w:p>
-      <w:r>
-        <w:t>Block Division</w:t>
-      </w:r>
-    </w:p>
-    <w:p>
-      <w:proofErr w:type="spellStart"/>
-      <w:r>
-        <w:t>Sunstituition</w:t>
-      </w:r>
-      <w:proofErr w:type="spellEnd"/>
-    </w:p>
-    <w:p>
-      <w:r>
-        <w:t>Permutation</w:t>
-      </w:r>
-    </w:p>
-    <w:p>
-      <w:r>
-        <w:t>Multiple block handling</w:t>
-      </w:r>
-    </w:p>
-    <w:p>
-      <w:pPr>
-        <w:pStyle w:val="Heading2"/>
-      </w:pPr>
-      <w:r>
-        <w:t>Mini Research report</w:t>
+        <w:t>?</w:t>
+      </w:r>
+    </w:p>
+    <w:p>
+      <w:r>
+        <w:t xml:space="preserve">How do S- Boxes create </w:t>
+      </w:r>
+      <w:proofErr w:type="gramStart"/>
+      <w:r>
+        <w:t>Non-linearity</w:t>
+      </w:r>
+      <w:proofErr w:type="gramEnd"/>
+    </w:p>
+    <w:tbl>
+      <w:tblPr>
+        <w:tblStyle w:val="TableGrid"/>
+        <w:tblW w:w="0" w:type="auto"/>
+        <w:tblLook w:val="04A0" w:firstRow="1" w:lastRow="0" w:firstColumn="1" w:lastColumn="0" w:noHBand="0" w:noVBand="1"/>
+      </w:tblPr>
+      <w:tblGrid>
+        <w:gridCol w:w="4508"/>
+        <w:gridCol w:w="4508"/>
+      </w:tblGrid>
+      <w:tr>
+        <w:tc>
+          <w:tcPr>
+            <w:tcW w:w="0" w:type="auto"/>
+            <w:hideMark/>
+          </w:tcPr>
+          <w:p>
+            <w:pPr>
+              <w:jc w:val="center"/>
+              <w:rPr>
+                <w:rFonts w:ascii="Times New Roman" w:eastAsia="Times New Roman" w:hAnsi="Times New Roman" w:cs="Times New Roman"/>
+                <w:b/>
+                <w:bCs/>
+                <w:kern w:val="0"/>
+                <w:lang w:eastAsia="en-GB"/>
+                <w14:ligatures w14:val="none"/>
+              </w:rPr>
+            </w:pPr>
+            <w:r>
+              <w:rPr>
+                <w:rFonts w:ascii="Times New Roman" w:eastAsia="Times New Roman" w:hAnsi="Times New Roman" w:cs="Times New Roman"/>
+                <w:b/>
+                <w:bCs/>
+                <w:kern w:val="0"/>
+                <w:lang w:eastAsia="en-GB"/>
+                <w14:ligatures w14:val="none"/>
+              </w:rPr>
+              <w:t>Input</w:t>
+            </w:r>
+          </w:p>
+        </w:tc>
+        <w:tc>
+          <w:tcPr>
+            <w:tcW w:w="0" w:type="auto"/>
+            <w:hideMark/>
+          </w:tcPr>
+          <w:p>
+            <w:pPr>
+              <w:jc w:val="center"/>
+              <w:rPr>
+                <w:rFonts w:ascii="Times New Roman" w:eastAsia="Times New Roman" w:hAnsi="Times New Roman" w:cs="Times New Roman"/>
+                <w:b/>
+                <w:bCs/>
+                <w:kern w:val="0"/>
+                <w:lang w:eastAsia="en-GB"/>
+                <w14:ligatures w14:val="none"/>
+              </w:rPr>
+            </w:pPr>
+            <w:r>
+              <w:rPr>
+                <w:rFonts w:ascii="Times New Roman" w:eastAsia="Times New Roman" w:hAnsi="Times New Roman" w:cs="Times New Roman"/>
+                <w:b/>
+                <w:bCs/>
+                <w:kern w:val="0"/>
+                <w:lang w:eastAsia="en-GB"/>
+                <w14:ligatures w14:val="none"/>
+              </w:rPr>
+              <w:t>Output</w:t>
+            </w:r>
+          </w:p>
+        </w:tc>
+      </w:tr>
+      <w:tr>
+        <w:tc>
+          <w:tcPr>
+            <w:tcW w:w="0" w:type="auto"/>
+            <w:hideMark/>
+          </w:tcPr>
+          <w:p>
+            <w:pPr>
+              <w:rPr>
+                <w:rFonts w:ascii="Times New Roman" w:eastAsia="Times New Roman" w:hAnsi="Times New Roman" w:cs="Times New Roman"/>
+                <w:kern w:val="0"/>
+                <w:lang w:eastAsia="en-GB"/>
+                <w14:ligatures w14:val="none"/>
+              </w:rPr>
+            </w:pPr>
+            <w:r>
+              <w:rPr>
+                <w:rFonts w:ascii="Times New Roman" w:eastAsia="Times New Roman" w:hAnsi="Times New Roman" w:cs="Times New Roman"/>
+                <w:kern w:val="0"/>
+                <w:lang w:eastAsia="en-GB"/>
+                <w14:ligatures w14:val="none"/>
+              </w:rPr>
+              <w:t>0</w:t>
+            </w:r>
+          </w:p>
+        </w:tc>
+        <w:tc>
+          <w:tcPr>
+            <w:tcW w:w="0" w:type="auto"/>
+            <w:hideMark/>
+          </w:tcPr>
+          <w:p>
+            <w:pPr>
+              <w:rPr>
+                <w:rFonts w:ascii="Times New Roman" w:eastAsia="Times New Roman" w:hAnsi="Times New Roman" w:cs="Times New Roman"/>
+                <w:kern w:val="0"/>
+                <w:lang w:eastAsia="en-GB"/>
+                <w14:ligatures w14:val="none"/>
+              </w:rPr>
+            </w:pPr>
+            <w:r>
+              <w:rPr>
+                <w:rFonts w:ascii="Times New Roman" w:eastAsia="Times New Roman" w:hAnsi="Times New Roman" w:cs="Times New Roman"/>
+                <w:kern w:val="0"/>
+                <w:lang w:eastAsia="en-GB"/>
+                <w14:ligatures w14:val="none"/>
+              </w:rPr>
+              <w:t>E</w:t>
+            </w:r>
+          </w:p>
+        </w:tc>
+      </w:tr>
+      <w:tr>
+        <w:tc>
+          <w:tcPr>
+            <w:tcW w:w="0" w:type="auto"/>
+            <w:hideMark/>
+          </w:tcPr>
+          <w:p>
+            <w:pPr>
+              <w:rPr>
+                <w:rFonts w:ascii="Times New Roman" w:eastAsia="Times New Roman" w:hAnsi="Times New Roman" w:cs="Times New Roman"/>
+                <w:kern w:val="0"/>
+                <w:lang w:eastAsia="en-GB"/>
+                <w14:ligatures w14:val="none"/>
+              </w:rPr>
+            </w:pPr>
+            <w:r>
+              <w:rPr>
+                <w:rFonts w:ascii="Times New Roman" w:eastAsia="Times New Roman" w:hAnsi="Times New Roman" w:cs="Times New Roman"/>
+                <w:kern w:val="0"/>
+                <w:lang w:eastAsia="en-GB"/>
+                <w14:ligatures w14:val="none"/>
+              </w:rPr>
+              <w:t>1</w:t>
+            </w:r>
+          </w:p>
+        </w:tc>
+        <w:tc>
+          <w:tcPr>
+            <w:tcW w:w="0" w:type="auto"/>
+            <w:hideMark/>
+          </w:tcPr>
+          <w:p>
+            <w:pPr>
+              <w:rPr>
+                <w:rFonts w:ascii="Times New Roman" w:eastAsia="Times New Roman" w:hAnsi="Times New Roman" w:cs="Times New Roman"/>
+                <w:kern w:val="0"/>
+                <w:lang w:eastAsia="en-GB"/>
+                <w14:ligatures w14:val="none"/>
+              </w:rPr>
+            </w:pPr>
+            <w:r>
+              <w:rPr>
+                <w:rFonts w:ascii="Times New Roman" w:eastAsia="Times New Roman" w:hAnsi="Times New Roman" w:cs="Times New Roman"/>
+                <w:kern w:val="0"/>
+                <w:lang w:eastAsia="en-GB"/>
+                <w14:ligatures w14:val="none"/>
+              </w:rPr>
+              <w:t>4</w:t>
+            </w:r>
+          </w:p>
+        </w:tc>
+      </w:tr>
+      <w:tr>
+        <w:tc>
+          <w:tcPr>
+            <w:tcW w:w="0" w:type="auto"/>
+            <w:hideMark/>
+          </w:tcPr>
+          <w:p>
+            <w:pPr>
+              <w:rPr>
+                <w:rFonts w:ascii="Times New Roman" w:eastAsia="Times New Roman" w:hAnsi="Times New Roman" w:cs="Times New Roman"/>
+                <w:kern w:val="0"/>
+                <w:lang w:eastAsia="en-GB"/>
+                <w14:ligatures w14:val="none"/>
+              </w:rPr>
+            </w:pPr>
+            <w:r>
+              <w:rPr>
+                <w:rFonts w:ascii="Times New Roman" w:eastAsia="Times New Roman" w:hAnsi="Times New Roman" w:cs="Times New Roman"/>
+                <w:kern w:val="0"/>
+                <w:lang w:eastAsia="en-GB"/>
+                <w14:ligatures w14:val="none"/>
+              </w:rPr>
+              <w:t>2</w:t>
+            </w:r>
+          </w:p>
+        </w:tc>
+        <w:tc>
+          <w:tcPr>
+            <w:tcW w:w="0" w:type="auto"/>
+            <w:hideMark/>
+          </w:tcPr>
+          <w:p>
+            <w:pPr>
+              <w:rPr>
+                <w:rFonts w:ascii="Times New Roman" w:eastAsia="Times New Roman" w:hAnsi="Times New Roman" w:cs="Times New Roman"/>
+                <w:kern w:val="0"/>
+                <w:lang w:eastAsia="en-GB"/>
+                <w14:ligatures w14:val="none"/>
+              </w:rPr>
+            </w:pPr>
+            <w:r>
+              <w:rPr>
+                <w:rFonts w:ascii="Times New Roman" w:eastAsia="Times New Roman" w:hAnsi="Times New Roman" w:cs="Times New Roman"/>
+                <w:kern w:val="0"/>
+                <w:lang w:eastAsia="en-GB"/>
+                <w14:ligatures w14:val="none"/>
+              </w:rPr>
+              <w:t>D</w:t>
+            </w:r>
+          </w:p>
+        </w:tc>
+      </w:tr>
+      <w:tr>
+        <w:tc>
+          <w:tcPr>
+            <w:tcW w:w="0" w:type="auto"/>
+            <w:hideMark/>
+          </w:tcPr>
+          <w:p>
+            <w:pPr>
+              <w:rPr>
+                <w:rFonts w:ascii="Times New Roman" w:eastAsia="Times New Roman" w:hAnsi="Times New Roman" w:cs="Times New Roman"/>
+                <w:kern w:val="0"/>
+                <w:lang w:eastAsia="en-GB"/>
+                <w14:ligatures w14:val="none"/>
+              </w:rPr>
+            </w:pPr>
+            <w:r>
+              <w:rPr>
+                <w:rFonts w:ascii="Times New Roman" w:eastAsia="Times New Roman" w:hAnsi="Times New Roman" w:cs="Times New Roman"/>
+                <w:kern w:val="0"/>
+                <w:lang w:eastAsia="en-GB"/>
+                <w14:ligatures w14:val="none"/>
+              </w:rPr>
+              <w:t>3</w:t>
+            </w:r>
+          </w:p>
+        </w:tc>
+        <w:tc>
+          <w:tcPr>
+            <w:tcW w:w="0" w:type="auto"/>
+            <w:hideMark/>
+          </w:tcPr>
+          <w:p>
+            <w:pPr>
+              <w:rPr>
+                <w:rFonts w:ascii="Times New Roman" w:eastAsia="Times New Roman" w:hAnsi="Times New Roman" w:cs="Times New Roman"/>
+                <w:kern w:val="0"/>
+                <w:lang w:eastAsia="en-GB"/>
+                <w14:ligatures w14:val="none"/>
+              </w:rPr>
+            </w:pPr>
+            <w:r>
+              <w:rPr>
+                <w:rFonts w:ascii="Times New Roman" w:eastAsia="Times New Roman" w:hAnsi="Times New Roman" w:cs="Times New Roman"/>
+                <w:kern w:val="0"/>
+                <w:lang w:eastAsia="en-GB"/>
+                <w14:ligatures w14:val="none"/>
+              </w:rPr>
+              <w:t>1</w:t>
+            </w:r>
+          </w:p>
+        </w:tc>
+      </w:tr>
+      <w:tr>
+        <w:tc>
+          <w:tcPr>
+            <w:tcW w:w="4508" w:type="dxa"/>
+          </w:tcPr>
+          <w:p/>
+        </w:tc>
+        <w:tc>
+          <w:tcPr>
+            <w:tcW w:w="4508" w:type="dxa"/>
+          </w:tcPr>
+          <w:p/>
+        </w:tc>
+      </w:tr>
+    </w:tbl>
+    <w:p>
+      <w:r>
+        <w:t>S-Boxes (Substitution Boxes) replace input values with unrelated output values.</w:t>
+      </w:r>
+    </w:p>
+    <w:p>
+      <w:r>
+        <w:t>The outputs do not follow a predictable mathematical pattern.</w:t>
+      </w:r>
+    </w:p>
+    <w:p>
+      <w:pPr>
+        <w:rPr>
+          <w:b/>
+          <w:bCs/>
+        </w:rPr>
+      </w:pPr>
+      <w:r>
+        <w:rPr>
+          <w:b/>
+          <w:bCs/>
+        </w:rPr>
+        <w:t>Benefits</w:t>
+      </w:r>
+    </w:p>
+    <w:p>
+      <w:r>
+        <w:t>Introduce confusion.</w:t>
+      </w:r>
+    </w:p>
+    <w:p>
+      <w:r>
+        <w:t>Increase unpredictability.</w:t>
+      </w:r>
+    </w:p>
+    <w:p>
+      <w:r>
+        <w:t>Resist linear and differential cryptanalysis.</w:t>
+      </w:r>
+    </w:p>
+    <w:p>
+      <w:pPr>
+        <w:rPr>
+          <w:b/>
+          <w:bCs/>
+        </w:rPr>
+      </w:pPr>
+      <w:r>
+        <w:rPr>
+          <w:b/>
+          <w:bCs/>
+        </w:rPr>
+        <w:t>SPN Security Evaluation</w:t>
+      </w:r>
+    </w:p>
+    <w:p>
+      <w:pPr>
+        <w:rPr>
+          <w:b/>
+          <w:bCs/>
+        </w:rPr>
+      </w:pPr>
+      <w:r>
+        <w:rPr>
+          <w:b/>
+          <w:bCs/>
+        </w:rPr>
+        <w:t>Strengths of SPN</w:t>
+      </w:r>
+    </w:p>
+    <w:p>
+      <w:r>
+        <w:t>Strong confusion through S-boxes.</w:t>
+      </w:r>
+    </w:p>
+    <w:p>
+      <w:r>
+        <w:t>Strong diffusion through permutations.</w:t>
+      </w:r>
+    </w:p>
+    <w:p>
+      <w:r>
+        <w:t>Efficient implementation.</w:t>
+      </w:r>
+    </w:p>
+    <w:p>
+      <w:r>
+        <w:t>Used by modern ciphers such as AES.</w:t>
+      </w:r>
+    </w:p>
+    <w:p>
+      <w:pPr>
+        <w:rPr>
+          <w:b/>
+          <w:bCs/>
+        </w:rPr>
+      </w:pPr>
+      <w:r>
+        <w:rPr>
+          <w:b/>
+          <w:bCs/>
+        </w:rPr>
+        <w:t>Weaknesses of SPN</w:t>
+      </w:r>
+    </w:p>
+    <w:p>
+      <w:r>
+        <w:t>Poorly designed S-boxes can reduce security.</w:t>
+      </w:r>
+    </w:p>
+    <w:p>
+      <w:r>
+        <w:t>Security depends heavily on the quality of substitutions and permutations.</w:t>
+      </w:r>
+    </w:p>
+    <w:p>
+      <w:pPr>
+        <w:rPr>
+          <w:b/>
+          <w:bCs/>
+        </w:rPr>
+      </w:pPr>
+      <w:r>
+        <w:rPr>
+          <w:b/>
+          <w:bCs/>
+        </w:rPr>
+        <w:t>Comparison: SPN Structure vs Feistel Structure</w:t>
+      </w:r>
+    </w:p>
+    <w:p>
+      <w:pPr>
+        <w:rPr>
+          <w:b/>
+          <w:bCs/>
+        </w:rPr>
+      </w:pPr>
+    </w:p>
+    <w:tbl>
+      <w:tblPr>
+        <w:tblStyle w:val="TableGrid"/>
+        <w:tblW w:w="0" w:type="auto"/>
+        <w:tblLook w:val="04A0" w:firstRow="1" w:lastRow="0" w:firstColumn="1" w:lastColumn="0" w:noHBand="0" w:noVBand="1"/>
+      </w:tblPr>
+      <w:tblGrid>
+        <w:gridCol w:w="3005"/>
+        <w:gridCol w:w="3005"/>
+        <w:gridCol w:w="3006"/>
+      </w:tblGrid>
+      <w:tr>
+        <w:tc>
+          <w:tcPr>
+            <w:tcW w:w="3005" w:type="dxa"/>
+          </w:tcPr>
+          <w:p>
+            <w:r>
+              <w:t>Feature</w:t>
+            </w:r>
+          </w:p>
+        </w:tc>
+        <w:tc>
+          <w:tcPr>
+            <w:tcW w:w="3005" w:type="dxa"/>
+          </w:tcPr>
+          <w:p>
+            <w:r>
+              <w:t>SPN Structure</w:t>
+            </w:r>
+          </w:p>
+        </w:tc>
+        <w:tc>
+          <w:tcPr>
+            <w:tcW w:w="3006" w:type="dxa"/>
+          </w:tcPr>
+          <w:p>
+            <w:r>
+              <w:t>Feistel Structure</w:t>
+            </w:r>
+          </w:p>
+        </w:tc>
+      </w:tr>
+      <w:tr>
+        <w:tc>
+          <w:tcPr>
+            <w:tcW w:w="3005" w:type="dxa"/>
+          </w:tcPr>
+          <w:p>
+            <w:r>
+              <w:t>Basic Design</w:t>
+            </w:r>
+          </w:p>
+        </w:tc>
+        <w:tc>
+          <w:tcPr>
+            <w:tcW w:w="3005" w:type="dxa"/>
+          </w:tcPr>
+          <w:p>
+            <w:r>
+              <w:t>Substitution and permutation layers</w:t>
+            </w:r>
+          </w:p>
+        </w:tc>
+        <w:tc>
+          <w:tcPr>
+            <w:tcW w:w="3006" w:type="dxa"/>
+          </w:tcPr>
+          <w:p>
+            <w:r>
+              <w:t>Split into left and right halves</w:t>
+            </w:r>
+          </w:p>
+        </w:tc>
+      </w:tr>
+      <w:tr>
+        <w:tc>
+          <w:tcPr>
+            <w:tcW w:w="3005" w:type="dxa"/>
+          </w:tcPr>
+          <w:p>
+            <w:r>
+              <w:t>Encryption/Decryption</w:t>
+            </w:r>
+          </w:p>
+        </w:tc>
+        <w:tc>
+          <w:tcPr>
+            <w:tcW w:w="3005" w:type="dxa"/>
+          </w:tcPr>
+          <w:p>
+            <w:r>
+              <w:t>Different processes</w:t>
+            </w:r>
+          </w:p>
+        </w:tc>
+        <w:tc>
+          <w:tcPr>
+            <w:tcW w:w="3006" w:type="dxa"/>
+          </w:tcPr>
+          <w:p>
+            <w:r>
+              <w:t>Similar process with reversed keys</w:t>
+            </w:r>
+          </w:p>
+        </w:tc>
+      </w:tr>
+      <w:tr>
+        <w:tc>
+          <w:tcPr>
+            <w:tcW w:w="3005" w:type="dxa"/>
+          </w:tcPr>
+          <w:p>
+            <w:r>
+              <w:t>Efficiency</w:t>
+            </w:r>
+          </w:p>
+        </w:tc>
+        <w:tc>
+          <w:tcPr>
+            <w:tcW w:w="3005" w:type="dxa"/>
+          </w:tcPr>
+          <w:p>
+            <w:r>
+              <w:t>Very efficient in hardware</w:t>
+            </w:r>
+          </w:p>
+        </w:tc>
+        <w:tc>
+          <w:tcPr>
+            <w:tcW w:w="3006" w:type="dxa"/>
+          </w:tcPr>
+          <w:p>
+            <w:r>
+              <w:t>Efficient in software</w:t>
+            </w:r>
+          </w:p>
+        </w:tc>
+      </w:tr>
+      <w:tr>
+        <w:tc>
+          <w:tcPr>
+            <w:tcW w:w="3005" w:type="dxa"/>
+          </w:tcPr>
+          <w:p>
+            <w:r>
+              <w:t>Security</w:t>
+            </w:r>
+          </w:p>
+        </w:tc>
+        <w:tc>
+          <w:tcPr>
+            <w:tcW w:w="3005" w:type="dxa"/>
+          </w:tcPr>
+          <w:p>
+            <w:r>
+              <w:t>Strong when properly designed</w:t>
+            </w:r>
+          </w:p>
+        </w:tc>
+        <w:tc>
+          <w:tcPr>
+            <w:tcW w:w="3006" w:type="dxa"/>
+          </w:tcPr>
+          <w:p>
+            <w:r>
+              <w:t>Strong with sufficient rounds</w:t>
+            </w:r>
+          </w:p>
+        </w:tc>
+      </w:tr>
+      <w:tr>
+        <w:tc>
+          <w:tcPr>
+            <w:tcW w:w="3005" w:type="dxa"/>
+          </w:tcPr>
+          <w:p>
+            <w:r>
+              <w:t>Examples</w:t>
+            </w:r>
+          </w:p>
+        </w:tc>
+        <w:tc>
+          <w:tcPr>
+            <w:tcW w:w="3005" w:type="dxa"/>
+          </w:tcPr>
+          <w:p>
+            <w:r>
+              <w:t>AES</w:t>
+            </w:r>
+          </w:p>
+        </w:tc>
+        <w:tc>
+          <w:tcPr>
+            <w:tcW w:w="3006" w:type="dxa"/>
+          </w:tcPr>
+          <w:p>
+            <w:r>
+              <w:t>DES</w:t>
+            </w:r>
+          </w:p>
+        </w:tc>
+      </w:tr>
+    </w:tbl>
+    <w:p>
+      <w:pPr>
+        <w:rPr>
+          <w:b/>
+          <w:bCs/>
+        </w:rPr>
+      </w:pPr>
+      <w:r>
+        <w:rPr>
+          <w:b/>
+          <w:bCs/>
+        </w:rPr>
+        <w:t>Evaluation</w:t>
+      </w:r>
+    </w:p>
+    <w:p>
+      <w:pPr>
+        <w:rPr>
+          <w:b/>
+          <w:bCs/>
+        </w:rPr>
+      </w:pPr>
+      <w:r>
+        <w:rPr>
+          <w:b/>
+          <w:bCs/>
+        </w:rPr>
+        <w:t>Security</w:t>
+      </w:r>
+    </w:p>
+    <w:p>
+      <w:pPr>
+        <w:rPr>
+          <w:b/>
+          <w:bCs/>
+        </w:rPr>
+      </w:pPr>
+      <w:r>
+        <w:rPr>
+          <w:b/>
+          <w:bCs/>
+        </w:rPr>
+        <w:t>SPN</w:t>
+      </w:r>
+    </w:p>
+    <w:p>
+      <w:r>
+        <w:t>Excellent resistance to modern attacks.</w:t>
+      </w:r>
+    </w:p>
+    <w:p>
+      <w:r>
+        <w:t>Strong non-linearity.</w:t>
+      </w:r>
+    </w:p>
+    <w:p>
+      <w:pPr>
+        <w:rPr>
+          <w:b/>
+          <w:bCs/>
+        </w:rPr>
+      </w:pPr>
+      <w:r>
+        <w:rPr>
+          <w:b/>
+          <w:bCs/>
+        </w:rPr>
+        <w:lastRenderedPageBreak/>
+        <w:t>Feistel</w:t>
+      </w:r>
+    </w:p>
+    <w:p>
+      <w:r>
+        <w:t>Proven security through many practical systems.</w:t>
+      </w:r>
+    </w:p>
+    <w:p>
+      <w:r>
+        <w:t>Depends on round function quality.</w:t>
+      </w:r>
+    </w:p>
+    <w:p>
+      <w:r>
+        <w:t>Winner: SPN (when properly designed)</w:t>
+      </w:r>
+    </w:p>
+    <w:p>
+      <w:pPr>
+        <w:rPr>
+          <w:b/>
+          <w:bCs/>
+        </w:rPr>
+      </w:pPr>
+      <w:r>
+        <w:rPr>
+          <w:b/>
+          <w:bCs/>
+        </w:rPr>
+        <w:t>Performance</w:t>
+      </w:r>
+    </w:p>
+    <w:p>
+      <w:pPr>
+        <w:rPr>
+          <w:b/>
+          <w:bCs/>
+        </w:rPr>
+      </w:pPr>
+      <w:r>
+        <w:rPr>
+          <w:b/>
+          <w:bCs/>
+        </w:rPr>
+        <w:t>SPN</w:t>
+      </w:r>
+    </w:p>
+    <w:p>
+      <w:r>
+        <w:t>Fast parallel processing.</w:t>
+      </w:r>
+    </w:p>
+    <w:p>
+      <w:pPr>
+        <w:rPr>
+          <w:b/>
+          <w:bCs/>
+        </w:rPr>
+      </w:pPr>
+      <w:r>
+        <w:rPr>
+          <w:b/>
+          <w:bCs/>
+        </w:rPr>
+        <w:t>Feistel</w:t>
+      </w:r>
+    </w:p>
+    <w:p>
+      <w:r>
+        <w:t>Slightly simpler operations.</w:t>
+      </w:r>
+    </w:p>
+    <w:p>
+      <w:r>
+        <w:t>Winner: SPN</w:t>
+      </w:r>
+    </w:p>
+    <w:p>
+      <w:pPr>
+        <w:rPr>
+          <w:b/>
+          <w:bCs/>
+        </w:rPr>
+      </w:pPr>
+      <w:r>
+        <w:rPr>
+          <w:b/>
+          <w:bCs/>
+        </w:rPr>
+        <w:t>Ease of Implementation</w:t>
+      </w:r>
+    </w:p>
+    <w:p>
+      <w:r>
+        <w:t>SPN</w:t>
+      </w:r>
+    </w:p>
+    <w:p>
+      <w:r>
+        <w:t>Requires S-box and permutation design.</w:t>
+      </w:r>
+    </w:p>
+    <w:p>
+      <w:r>
+        <w:t>Feistel</w:t>
+      </w:r>
+    </w:p>
+    <w:p>
+      <w:r>
+        <w:t>Easier to understand and implement.</w:t>
+      </w:r>
+    </w:p>
+    <w:p>
+      <w:r>
+        <w:t>Winner: Feistel</w:t>
+      </w:r>
+    </w:p>
+    <w:p>
+      <w:pPr>
+        <w:rPr>
+          <w:b/>
+          <w:bCs/>
+        </w:rPr>
+      </w:pPr>
+      <w:r>
+        <w:rPr>
+          <w:b/>
+          <w:bCs/>
+        </w:rPr>
+        <w:t>Modern Usage</w:t>
+      </w:r>
+    </w:p>
+    <w:p>
+      <w:r>
+        <w:t>SPN</w:t>
+      </w:r>
+    </w:p>
+    <w:p>
+      <w:r>
+        <w:t>AES</w:t>
+      </w:r>
+    </w:p>
+    <w:p>
+      <w:r>
+        <w:t>PRESENT</w:t>
+      </w:r>
+    </w:p>
+    <w:p>
+      <w:r>
+        <w:t>Serpent</w:t>
+      </w:r>
+    </w:p>
+    <w:p>
+      <w:r>
+        <w:t>Feistel</w:t>
       </w:r>
     </w:p>
     <w:p>
@@ -1735,189 +3589,41 @@
     </w:p>
     <w:p>
       <w:r>
-        <w:t>AES</w:t>
-      </w:r>
-    </w:p>
-    <w:p>
-      <w:r>
-        <w:t>Feistel Structure</w:t>
-      </w:r>
-    </w:p>
-    <w:p>
-      <w:r>
-        <w:t xml:space="preserve">Confusion and </w:t>
-      </w:r>
-      <w:proofErr w:type="spellStart"/>
-      <w:r>
-        <w:t>diffudion</w:t>
-      </w:r>
-      <w:proofErr w:type="spellEnd"/>
-    </w:p>
-    <w:p>
-      <w:pPr>
-        <w:pStyle w:val="Heading1"/>
-      </w:pPr>
-      <w:r>
-        <w:t>Week 6</w:t>
-      </w:r>
-    </w:p>
-    <w:p>
-      <w:pPr>
-        <w:pStyle w:val="Heading2"/>
-      </w:pPr>
-      <w:r>
-        <w:t>A simple SPN implementation in Python</w:t>
-      </w:r>
-    </w:p>
-    <w:p>
-      <w:r>
-        <w:t>User enters plaintext</w:t>
-      </w:r>
-    </w:p>
-    <w:p>
-      <w:proofErr w:type="spellStart"/>
-      <w:r>
-        <w:t>APpply</w:t>
-      </w:r>
-      <w:proofErr w:type="spellEnd"/>
-      <w:r>
-        <w:t xml:space="preserve"> </w:t>
-      </w:r>
-      <w:proofErr w:type="spellStart"/>
-      <w:r>
-        <w:t>substituition</w:t>
-      </w:r>
-      <w:proofErr w:type="spellEnd"/>
-    </w:p>
-    <w:p>
-      <w:r>
-        <w:t>Apply Permutation</w:t>
-      </w:r>
-    </w:p>
-    <w:p>
-      <w:r>
-        <w:t xml:space="preserve">A\Display </w:t>
-      </w:r>
-      <w:proofErr w:type="spellStart"/>
-      <w:r>
-        <w:t>Cipheer</w:t>
-      </w:r>
-      <w:proofErr w:type="spellEnd"/>
-      <w:r>
-        <w:t xml:space="preserve"> </w:t>
-      </w:r>
-      <w:proofErr w:type="spellStart"/>
-      <w:r>
-        <w:t>tect</w:t>
-      </w:r>
-      <w:proofErr w:type="spellEnd"/>
+        <w:t>Triple DES</w:t>
+      </w:r>
+    </w:p>
+    <w:p>
+      <w:r>
+        <w:t>Blowfish</w:t>
+      </w:r>
+    </w:p>
+    <w:p>
+      <w:r>
+        <w:t>Winner: SPN (more common in modern designs)</w:t>
+      </w:r>
+    </w:p>
+    <w:p>
+      <w:pPr>
+        <w:rPr>
+          <w:b/>
+          <w:bCs/>
+        </w:rPr>
+      </w:pPr>
+      <w:r>
+        <w:rPr>
+          <w:b/>
+          <w:bCs/>
+        </w:rPr>
+        <w:t>Student Reflection</w:t>
+      </w:r>
     </w:p>
     <w:p>
       <w:r>
         <w:lastRenderedPageBreak/>
-        <w:t xml:space="preserve">Non Linearity </w:t>
-      </w:r>
-      <w:proofErr w:type="spellStart"/>
-      <w:r>
-        <w:t>Invertigation</w:t>
-      </w:r>
-      <w:proofErr w:type="spellEnd"/>
-    </w:p>
-    <w:p>
-      <w:r>
-        <w:t xml:space="preserve">What is </w:t>
-      </w:r>
-      <w:proofErr w:type="spellStart"/>
-      <w:r>
-        <w:t>non_linearity</w:t>
-      </w:r>
-      <w:proofErr w:type="spellEnd"/>
-      <w:r>
-        <w:t>?</w:t>
-      </w:r>
-    </w:p>
-    <w:p>
-      <w:r>
-        <w:t xml:space="preserve">Why is it </w:t>
-      </w:r>
-      <w:proofErr w:type="spellStart"/>
-      <w:r>
-        <w:t>impprtant</w:t>
-      </w:r>
-      <w:proofErr w:type="spellEnd"/>
-      <w:r>
-        <w:t xml:space="preserve"> in </w:t>
-      </w:r>
-      <w:proofErr w:type="spellStart"/>
-      <w:r>
-        <w:t>crptography</w:t>
-      </w:r>
-      <w:proofErr w:type="spellEnd"/>
-      <w:r>
-        <w:t>?</w:t>
-      </w:r>
-    </w:p>
-    <w:p>
-      <w:r>
-        <w:t>How do S- Boxes create Non-linearity</w:t>
-      </w:r>
-    </w:p>
-    <w:p>
-      <w:pPr>
-        <w:pStyle w:val="Heading2"/>
-      </w:pPr>
-      <w:r>
-        <w:t xml:space="preserve">SPN </w:t>
-      </w:r>
-      <w:proofErr w:type="spellStart"/>
-      <w:r>
-        <w:t>Secutrity</w:t>
-      </w:r>
-      <w:proofErr w:type="spellEnd"/>
-      <w:r>
-        <w:t xml:space="preserve"> evaluation</w:t>
-      </w:r>
-    </w:p>
-    <w:p>
-      <w:r>
-        <w:t xml:space="preserve">Compare </w:t>
-      </w:r>
-    </w:p>
-    <w:p>
-      <w:r>
-        <w:t>SPN Structure</w:t>
-      </w:r>
-    </w:p>
-    <w:p>
-      <w:r>
-        <w:t>Feistel structure</w:t>
-      </w:r>
-    </w:p>
-    <w:p>
-      <w:r>
-        <w:t xml:space="preserve">Evaluate </w:t>
-      </w:r>
-    </w:p>
-    <w:p>
-      <w:r>
-        <w:t>Security</w:t>
-      </w:r>
-    </w:p>
-    <w:p>
-      <w:r>
-        <w:t>Performance</w:t>
-      </w:r>
-    </w:p>
-    <w:p>
-      <w:r>
-        <w:t>Ease of implementation</w:t>
-      </w:r>
-    </w:p>
-    <w:p>
-      <w:r>
-        <w:t>Modern Usage</w:t>
-      </w:r>
-    </w:p>
+        <w:t>This exercise improved my understanding of substitution-permutation networks and the role of non-linearity in cryptography. Implementing an SPN helped me see how S-boxes and permutations work together to strengthen security and protect data from cryptanalytic attacks.</w:t>
+      </w:r>
+    </w:p>
+    <w:p/>
     <w:p>
       <w:pPr>
         <w:pStyle w:val="Heading1"/>
@@ -2017,62 +3723,62 @@
     </w:p>
     <w:p>
       <w:r>
+        <w:t xml:space="preserve">Research and </w:t>
+      </w:r>
+      <w:proofErr w:type="spellStart"/>
+      <w:r>
+        <w:t>explaijn</w:t>
+      </w:r>
+      <w:proofErr w:type="spellEnd"/>
+    </w:p>
+    <w:p>
+      <w:r>
+        <w:t>Differential Cryptanalysis</w:t>
+      </w:r>
+    </w:p>
+    <w:p>
+      <w:r>
+        <w:t xml:space="preserve">Linear </w:t>
+      </w:r>
+      <w:proofErr w:type="spellStart"/>
+      <w:r>
+        <w:t>Crptanalysis</w:t>
+      </w:r>
+      <w:proofErr w:type="spellEnd"/>
+    </w:p>
+    <w:p>
+      <w:r>
+        <w:t>Algebraic Attacks</w:t>
+      </w:r>
+    </w:p>
+    <w:p>
+      <w:r>
+        <w:t>Real world Examples</w:t>
+      </w:r>
+    </w:p>
+    <w:p>
+      <w:r>
+        <w:t xml:space="preserve">Crate A Block Cipher Security Analyzer </w:t>
+      </w:r>
+    </w:p>
+    <w:p>
+      <w:r>
+        <w:t xml:space="preserve">Features include Avalanche Effect Testing </w:t>
+      </w:r>
+    </w:p>
+    <w:p>
+      <w:r>
+        <w:t>Differential Analysis</w:t>
+      </w:r>
+    </w:p>
+    <w:p>
+      <w:r>
+        <w:t>Frequent Distribution</w:t>
+      </w:r>
+    </w:p>
+    <w:p>
+      <w:r>
         <w:lastRenderedPageBreak/>
-        <w:t xml:space="preserve">Research and </w:t>
-      </w:r>
-      <w:proofErr w:type="spellStart"/>
-      <w:r>
-        <w:t>explaijn</w:t>
-      </w:r>
-      <w:proofErr w:type="spellEnd"/>
-    </w:p>
-    <w:p>
-      <w:r>
-        <w:t>Differential Cryptanalysis</w:t>
-      </w:r>
-    </w:p>
-    <w:p>
-      <w:r>
-        <w:t xml:space="preserve">Linear </w:t>
-      </w:r>
-      <w:proofErr w:type="spellStart"/>
-      <w:r>
-        <w:t>Crptanalysis</w:t>
-      </w:r>
-      <w:proofErr w:type="spellEnd"/>
-    </w:p>
-    <w:p>
-      <w:r>
-        <w:t>Algebraic Attacks</w:t>
-      </w:r>
-    </w:p>
-    <w:p>
-      <w:r>
-        <w:t>Real world Examples</w:t>
-      </w:r>
-    </w:p>
-    <w:p>
-      <w:r>
-        <w:t xml:space="preserve">Crate A Block Cipher Security Analyzer </w:t>
-      </w:r>
-    </w:p>
-    <w:p>
-      <w:r>
-        <w:t xml:space="preserve">Features include Avalanche Effect Testing </w:t>
-      </w:r>
-    </w:p>
-    <w:p>
-      <w:r>
-        <w:t>Differential Analysis</w:t>
-      </w:r>
-    </w:p>
-    <w:p>
-      <w:r>
-        <w:t>Frequent Distribution</w:t>
-      </w:r>
-    </w:p>
-    <w:p>
-      <w:r>
         <w:t>Statistical Reporting</w:t>
       </w:r>
     </w:p>
@@ -2548,6 +4254,119 @@
       </w:rPr>
     </w:lvl>
   </w:abstractNum>
+  <w:abstractNum w:abstractNumId="4" w15:restartNumberingAfterBreak="0">
+    <w:nsid w:val="713E2E2A"/>
+    <w:multiLevelType w:val="hybridMultilevel"/>
+    <w:tmpl w:val="8B20C97C"/>
+    <w:lvl w:ilvl="0" w:tplc="08090001">
+      <w:start w:val="1"/>
+      <w:numFmt w:val="bullet"/>
+      <w:lvlText w:val=""/>
+      <w:lvlJc w:val="left"/>
+      <w:pPr>
+        <w:ind w:left="360" w:hanging="360"/>
+      </w:pPr>
+      <w:rPr>
+        <w:rFonts w:ascii="Symbol" w:hAnsi="Symbol" w:hint="default"/>
+      </w:rPr>
+    </w:lvl>
+    <w:lvl w:ilvl="1" w:tplc="08090003" w:tentative="1">
+      <w:start w:val="1"/>
+      <w:numFmt w:val="bullet"/>
+      <w:lvlText w:val="o"/>
+      <w:lvlJc w:val="left"/>
+      <w:pPr>
+        <w:ind w:left="1080" w:hanging="360"/>
+      </w:pPr>
+      <w:rPr>
+        <w:rFonts w:ascii="Courier New" w:hAnsi="Courier New" w:cs="Courier New" w:hint="default"/>
+      </w:rPr>
+    </w:lvl>
+    <w:lvl w:ilvl="2" w:tplc="08090005" w:tentative="1">
+      <w:start w:val="1"/>
+      <w:numFmt w:val="bullet"/>
+      <w:lvlText w:val=""/>
+      <w:lvlJc w:val="left"/>
+      <w:pPr>
+        <w:ind w:left="1800" w:hanging="360"/>
+      </w:pPr>
+      <w:rPr>
+        <w:rFonts w:ascii="Wingdings" w:hAnsi="Wingdings" w:hint="default"/>
+      </w:rPr>
+    </w:lvl>
+    <w:lvl w:ilvl="3" w:tplc="08090001" w:tentative="1">
+      <w:start w:val="1"/>
+      <w:numFmt w:val="bullet"/>
+      <w:lvlText w:val=""/>
+      <w:lvlJc w:val="left"/>
+      <w:pPr>
+        <w:ind w:left="2520" w:hanging="360"/>
+      </w:pPr>
+      <w:rPr>
+        <w:rFonts w:ascii="Symbol" w:hAnsi="Symbol" w:hint="default"/>
+      </w:rPr>
+    </w:lvl>
+    <w:lvl w:ilvl="4" w:tplc="08090003" w:tentative="1">
+      <w:start w:val="1"/>
+      <w:numFmt w:val="bullet"/>
+      <w:lvlText w:val="o"/>
+      <w:lvlJc w:val="left"/>
+      <w:pPr>
+        <w:ind w:left="3240" w:hanging="360"/>
+      </w:pPr>
+      <w:rPr>
+        <w:rFonts w:ascii="Courier New" w:hAnsi="Courier New" w:cs="Courier New" w:hint="default"/>
+      </w:rPr>
+    </w:lvl>
+    <w:lvl w:ilvl="5" w:tplc="08090005" w:tentative="1">
+      <w:start w:val="1"/>
+      <w:numFmt w:val="bullet"/>
+      <w:lvlText w:val=""/>
+      <w:lvlJc w:val="left"/>
+      <w:pPr>
+        <w:ind w:left="3960" w:hanging="360"/>
+      </w:pPr>
+      <w:rPr>
+        <w:rFonts w:ascii="Wingdings" w:hAnsi="Wingdings" w:hint="default"/>
+      </w:rPr>
+    </w:lvl>
+    <w:lvl w:ilvl="6" w:tplc="08090001" w:tentative="1">
+      <w:start w:val="1"/>
+      <w:numFmt w:val="bullet"/>
+      <w:lvlText w:val=""/>
+      <w:lvlJc w:val="left"/>
+      <w:pPr>
+        <w:ind w:left="4680" w:hanging="360"/>
+      </w:pPr>
+      <w:rPr>
+        <w:rFonts w:ascii="Symbol" w:hAnsi="Symbol" w:hint="default"/>
+      </w:rPr>
+    </w:lvl>
+    <w:lvl w:ilvl="7" w:tplc="08090003" w:tentative="1">
+      <w:start w:val="1"/>
+      <w:numFmt w:val="bullet"/>
+      <w:lvlText w:val="o"/>
+      <w:lvlJc w:val="left"/>
+      <w:pPr>
+        <w:ind w:left="5400" w:hanging="360"/>
+      </w:pPr>
+      <w:rPr>
+        <w:rFonts w:ascii="Courier New" w:hAnsi="Courier New" w:cs="Courier New" w:hint="default"/>
+      </w:rPr>
+    </w:lvl>
+    <w:lvl w:ilvl="8" w:tplc="08090005" w:tentative="1">
+      <w:start w:val="1"/>
+      <w:numFmt w:val="bullet"/>
+      <w:lvlText w:val=""/>
+      <w:lvlJc w:val="left"/>
+      <w:pPr>
+        <w:ind w:left="6120" w:hanging="360"/>
+      </w:pPr>
+      <w:rPr>
+        <w:rFonts w:ascii="Wingdings" w:hAnsi="Wingdings" w:hint="default"/>
+      </w:rPr>
+    </w:lvl>
+  </w:abstractNum>
   <w:num w:numId="1" w16cid:durableId="165945336">
     <w:abstractNumId w:val="2"/>
   </w:num>
@@ -2559,6 +4378,9 @@
   </w:num>
   <w:num w:numId="4" w16cid:durableId="400715549">
     <w:abstractNumId w:val="3"/>
+  </w:num>
+  <w:num w:numId="5" w16cid:durableId="1145776803">
+    <w:abstractNumId w:val="4"/>
   </w:num>
 </w:numbering>
 </file>
@@ -3166,7 +4988,6 @@
   <w:style w:type="character" w:default="1" w:styleId="DefaultParagraphFont">
     <w:name w:val="Default Paragraph Font"/>
     <w:uiPriority w:val="1"/>
-    <w:semiHidden/>
     <w:unhideWhenUsed/>
   </w:style>
   <w:style w:type="table" w:default="1" w:styleId="TableNormal">
@@ -3566,6 +5387,25 @@
       <w:szCs w:val="18"/>
     </w:rPr>
   </w:style>
+  <w:style w:type="table" w:styleId="TableGrid">
+    <w:name w:val="Table Grid"/>
+    <w:basedOn w:val="TableNormal"/>
+    <w:uiPriority w:val="39"/>
+    <w:rsid w:val="00B757C7"/>
+    <w:pPr>
+      <w:spacing w:after="0" w:line="240" w:lineRule="auto"/>
+    </w:pPr>
+    <w:tblPr>
+      <w:tblBorders>
+        <w:top w:val="single" w:sz="4" w:space="0" w:color="auto"/>
+        <w:left w:val="single" w:sz="4" w:space="0" w:color="auto"/>
+        <w:bottom w:val="single" w:sz="4" w:space="0" w:color="auto"/>
+        <w:right w:val="single" w:sz="4" w:space="0" w:color="auto"/>
+        <w:insideH w:val="single" w:sz="4" w:space="0" w:color="auto"/>
+        <w:insideV w:val="single" w:sz="4" w:space="0" w:color="auto"/>
+      </w:tblBorders>
+    </w:tblPr>
+  </w:style>
 </w:styles>
 </file>
 

--- a/Week 1-7/Advanced Cryptogarphy BSCCS_2024_47667.docx
+++ b/Week 1-7/Advanced Cryptogarphy BSCCS_2024_47667.docx
@@ -389,7 +389,9 @@
               <w:tab w:val="right" w:leader="dot" w:pos="9016"/>
             </w:tabs>
             <w:rPr>
+              <w:rFonts w:eastAsiaTheme="minorEastAsia"/>
               <w:noProof/>
+              <w:lang w:eastAsia="en-GB"/>
             </w:rPr>
           </w:pPr>
           <w:r>
@@ -401,7 +403,7 @@
           <w:r>
             <w:fldChar w:fldCharType="separate"/>
           </w:r>
-          <w:hyperlink w:anchor="_Toc232359441" w:history="1">
+          <w:hyperlink w:anchor="_Toc232900755" w:history="1">
             <w:r>
               <w:rPr>
                 <w:rStyle w:val="Hyperlink"/>
@@ -428,7 +430,7 @@
                 <w:noProof/>
                 <w:webHidden/>
               </w:rPr>
-              <w:instrText xml:space="preserve"> PAGEREF _Toc232359441 \h </w:instrText>
+              <w:instrText xml:space="preserve"> PAGEREF _Toc232900755 \h </w:instrText>
             </w:r>
             <w:r>
               <w:rPr>
@@ -448,7 +450,77 @@
                 <w:noProof/>
                 <w:webHidden/>
               </w:rPr>
-              <w:t>2</w:t>
+              <w:t>4</w:t>
+            </w:r>
+            <w:r>
+              <w:rPr>
+                <w:noProof/>
+                <w:webHidden/>
+              </w:rPr>
+              <w:fldChar w:fldCharType="end"/>
+            </w:r>
+          </w:hyperlink>
+        </w:p>
+        <w:p>
+          <w:pPr>
+            <w:pStyle w:val="TOC2"/>
+            <w:tabs>
+              <w:tab w:val="right" w:leader="dot" w:pos="9016"/>
+            </w:tabs>
+            <w:rPr>
+              <w:rFonts w:eastAsiaTheme="minorEastAsia"/>
+              <w:noProof/>
+              <w:lang w:eastAsia="en-GB"/>
+            </w:rPr>
+          </w:pPr>
+          <w:hyperlink w:anchor="_Toc232900756" w:history="1">
+            <w:r>
+              <w:rPr>
+                <w:rStyle w:val="Hyperlink"/>
+                <w:noProof/>
+              </w:rPr>
+              <w:t>Student Reflection</w:t>
+            </w:r>
+            <w:r>
+              <w:rPr>
+                <w:noProof/>
+                <w:webHidden/>
+              </w:rPr>
+              <w:tab/>
+            </w:r>
+            <w:r>
+              <w:rPr>
+                <w:noProof/>
+                <w:webHidden/>
+              </w:rPr>
+              <w:fldChar w:fldCharType="begin"/>
+            </w:r>
+            <w:r>
+              <w:rPr>
+                <w:noProof/>
+                <w:webHidden/>
+              </w:rPr>
+              <w:instrText xml:space="preserve"> PAGEREF _Toc232900756 \h </w:instrText>
+            </w:r>
+            <w:r>
+              <w:rPr>
+                <w:noProof/>
+                <w:webHidden/>
+              </w:rPr>
+            </w:r>
+            <w:r>
+              <w:rPr>
+                <w:noProof/>
+                <w:webHidden/>
+              </w:rPr>
+              <w:fldChar w:fldCharType="separate"/>
+            </w:r>
+            <w:r>
+              <w:rPr>
+                <w:noProof/>
+                <w:webHidden/>
+              </w:rPr>
+              <w:t>5</w:t>
             </w:r>
             <w:r>
               <w:rPr>
@@ -466,15 +538,87 @@
               <w:tab w:val="right" w:leader="dot" w:pos="9016"/>
             </w:tabs>
             <w:rPr>
+              <w:rFonts w:eastAsiaTheme="minorEastAsia"/>
               <w:noProof/>
+              <w:lang w:eastAsia="en-GB"/>
             </w:rPr>
           </w:pPr>
-          <w:hyperlink w:anchor="_Toc232359442" w:history="1">
+          <w:hyperlink w:anchor="_Toc232900757" w:history="1">
             <w:r>
               <w:rPr>
                 <w:rStyle w:val="Hyperlink"/>
                 <w:noProof/>
               </w:rPr>
+              <w:t>Week 2</w:t>
+            </w:r>
+            <w:r>
+              <w:rPr>
+                <w:noProof/>
+                <w:webHidden/>
+              </w:rPr>
+              <w:tab/>
+            </w:r>
+            <w:r>
+              <w:rPr>
+                <w:noProof/>
+                <w:webHidden/>
+              </w:rPr>
+              <w:fldChar w:fldCharType="begin"/>
+            </w:r>
+            <w:r>
+              <w:rPr>
+                <w:noProof/>
+                <w:webHidden/>
+              </w:rPr>
+              <w:instrText xml:space="preserve"> PAGEREF _Toc232900757 \h </w:instrText>
+            </w:r>
+            <w:r>
+              <w:rPr>
+                <w:noProof/>
+                <w:webHidden/>
+              </w:rPr>
+            </w:r>
+            <w:r>
+              <w:rPr>
+                <w:noProof/>
+                <w:webHidden/>
+              </w:rPr>
+              <w:fldChar w:fldCharType="separate"/>
+            </w:r>
+            <w:r>
+              <w:rPr>
+                <w:noProof/>
+                <w:webHidden/>
+              </w:rPr>
+              <w:t>5</w:t>
+            </w:r>
+            <w:r>
+              <w:rPr>
+                <w:noProof/>
+                <w:webHidden/>
+              </w:rPr>
+              <w:fldChar w:fldCharType="end"/>
+            </w:r>
+          </w:hyperlink>
+        </w:p>
+        <w:p>
+          <w:pPr>
+            <w:pStyle w:val="TOC1"/>
+            <w:tabs>
+              <w:tab w:val="right" w:leader="dot" w:pos="9016"/>
+            </w:tabs>
+            <w:rPr>
+              <w:rFonts w:eastAsiaTheme="minorEastAsia"/>
+              <w:noProof/>
+              <w:lang w:eastAsia="en-GB"/>
+            </w:rPr>
+          </w:pPr>
+          <w:hyperlink w:anchor="_Toc232900758" w:history="1">
+            <w:r>
+              <w:rPr>
+                <w:rStyle w:val="Hyperlink"/>
+                <w:noProof/>
+              </w:rPr>
               <w:t>Mini Research Report</w:t>
             </w:r>
             <w:r>
@@ -496,7 +640,7 @@
                 <w:noProof/>
                 <w:webHidden/>
               </w:rPr>
-              <w:instrText xml:space="preserve"> PAGEREF _Toc232359442 \h </w:instrText>
+              <w:instrText xml:space="preserve"> PAGEREF _Toc232900758 \h </w:instrText>
             </w:r>
             <w:r>
               <w:rPr>
@@ -516,7 +660,7 @@
                 <w:noProof/>
                 <w:webHidden/>
               </w:rPr>
-              <w:t>3</w:t>
+              <w:t>5</w:t>
             </w:r>
             <w:r>
               <w:rPr>
@@ -534,10 +678,12 @@
               <w:tab w:val="right" w:leader="dot" w:pos="9016"/>
             </w:tabs>
             <w:rPr>
+              <w:rFonts w:eastAsiaTheme="minorEastAsia"/>
               <w:noProof/>
+              <w:lang w:eastAsia="en-GB"/>
             </w:rPr>
           </w:pPr>
-          <w:hyperlink w:anchor="_Toc232359443" w:history="1">
+          <w:hyperlink w:anchor="_Toc232900759" w:history="1">
             <w:r>
               <w:rPr>
                 <w:rStyle w:val="Hyperlink"/>
@@ -564,7 +710,7 @@
                 <w:noProof/>
                 <w:webHidden/>
               </w:rPr>
-              <w:instrText xml:space="preserve"> PAGEREF _Toc232359443 \h </w:instrText>
+              <w:instrText xml:space="preserve"> PAGEREF _Toc232900759 \h </w:instrText>
             </w:r>
             <w:r>
               <w:rPr>
@@ -584,7 +730,7 @@
                 <w:noProof/>
                 <w:webHidden/>
               </w:rPr>
-              <w:t>3</w:t>
+              <w:t>5</w:t>
             </w:r>
             <w:r>
               <w:rPr>
@@ -602,10 +748,12 @@
               <w:tab w:val="right" w:leader="dot" w:pos="9016"/>
             </w:tabs>
             <w:rPr>
+              <w:rFonts w:eastAsiaTheme="minorEastAsia"/>
               <w:noProof/>
+              <w:lang w:eastAsia="en-GB"/>
             </w:rPr>
           </w:pPr>
-          <w:hyperlink w:anchor="_Toc232359444" w:history="1">
+          <w:hyperlink w:anchor="_Toc232900760" w:history="1">
             <w:r>
               <w:rPr>
                 <w:rStyle w:val="Hyperlink"/>
@@ -632,7 +780,7 @@
                 <w:noProof/>
                 <w:webHidden/>
               </w:rPr>
-              <w:instrText xml:space="preserve"> PAGEREF _Toc232359444 \h </w:instrText>
+              <w:instrText xml:space="preserve"> PAGEREF _Toc232900760 \h </w:instrText>
             </w:r>
             <w:r>
               <w:rPr>
@@ -652,7 +800,7 @@
                 <w:noProof/>
                 <w:webHidden/>
               </w:rPr>
-              <w:t>3</w:t>
+              <w:t>5</w:t>
             </w:r>
             <w:r>
               <w:rPr>
@@ -670,10 +818,12 @@
               <w:tab w:val="right" w:leader="dot" w:pos="9016"/>
             </w:tabs>
             <w:rPr>
+              <w:rFonts w:eastAsiaTheme="minorEastAsia"/>
               <w:noProof/>
+              <w:lang w:eastAsia="en-GB"/>
             </w:rPr>
           </w:pPr>
-          <w:hyperlink w:anchor="_Toc232359445" w:history="1">
+          <w:hyperlink w:anchor="_Toc232900761" w:history="1">
             <w:r>
               <w:rPr>
                 <w:rStyle w:val="Hyperlink"/>
@@ -700,7 +850,7 @@
                 <w:noProof/>
                 <w:webHidden/>
               </w:rPr>
-              <w:instrText xml:space="preserve"> PAGEREF _Toc232359445 \h </w:instrText>
+              <w:instrText xml:space="preserve"> PAGEREF _Toc232900761 \h </w:instrText>
             </w:r>
             <w:r>
               <w:rPr>
@@ -720,7 +870,7 @@
                 <w:noProof/>
                 <w:webHidden/>
               </w:rPr>
-              <w:t>4</w:t>
+              <w:t>6</w:t>
             </w:r>
             <w:r>
               <w:rPr>
@@ -738,10 +888,12 @@
               <w:tab w:val="right" w:leader="dot" w:pos="9016"/>
             </w:tabs>
             <w:rPr>
+              <w:rFonts w:eastAsiaTheme="minorEastAsia"/>
               <w:noProof/>
+              <w:lang w:eastAsia="en-GB"/>
             </w:rPr>
           </w:pPr>
-          <w:hyperlink w:anchor="_Toc232359446" w:history="1">
+          <w:hyperlink w:anchor="_Toc232900762" w:history="1">
             <w:r>
               <w:rPr>
                 <w:rStyle w:val="Hyperlink"/>
@@ -768,7 +920,7 @@
                 <w:noProof/>
                 <w:webHidden/>
               </w:rPr>
-              <w:instrText xml:space="preserve"> PAGEREF _Toc232359446 \h </w:instrText>
+              <w:instrText xml:space="preserve"> PAGEREF _Toc232900762 \h </w:instrText>
             </w:r>
             <w:r>
               <w:rPr>
@@ -788,7 +940,7 @@
                 <w:noProof/>
                 <w:webHidden/>
               </w:rPr>
-              <w:t>4</w:t>
+              <w:t>6</w:t>
             </w:r>
             <w:r>
               <w:rPr>
@@ -806,15 +958,157 @@
               <w:tab w:val="right" w:leader="dot" w:pos="9016"/>
             </w:tabs>
             <w:rPr>
+              <w:rFonts w:eastAsiaTheme="minorEastAsia"/>
               <w:noProof/>
+              <w:lang w:eastAsia="en-GB"/>
             </w:rPr>
           </w:pPr>
-          <w:hyperlink w:anchor="_Toc232359447" w:history="1">
+          <w:hyperlink w:anchor="_Toc232900763" w:history="1">
             <w:r>
               <w:rPr>
                 <w:rStyle w:val="Hyperlink"/>
                 <w:noProof/>
               </w:rPr>
+              <w:t>Student Reflection</w:t>
+            </w:r>
+            <w:r>
+              <w:rPr>
+                <w:noProof/>
+                <w:webHidden/>
+              </w:rPr>
+              <w:tab/>
+            </w:r>
+            <w:r>
+              <w:rPr>
+                <w:noProof/>
+                <w:webHidden/>
+              </w:rPr>
+              <w:fldChar w:fldCharType="begin"/>
+            </w:r>
+            <w:r>
+              <w:rPr>
+                <w:noProof/>
+                <w:webHidden/>
+              </w:rPr>
+              <w:instrText xml:space="preserve"> PAGEREF _Toc232900763 \h </w:instrText>
+            </w:r>
+            <w:r>
+              <w:rPr>
+                <w:noProof/>
+                <w:webHidden/>
+              </w:rPr>
+            </w:r>
+            <w:r>
+              <w:rPr>
+                <w:noProof/>
+                <w:webHidden/>
+              </w:rPr>
+              <w:fldChar w:fldCharType="separate"/>
+            </w:r>
+            <w:r>
+              <w:rPr>
+                <w:noProof/>
+                <w:webHidden/>
+              </w:rPr>
+              <w:t>6</w:t>
+            </w:r>
+            <w:r>
+              <w:rPr>
+                <w:noProof/>
+                <w:webHidden/>
+              </w:rPr>
+              <w:fldChar w:fldCharType="end"/>
+            </w:r>
+          </w:hyperlink>
+        </w:p>
+        <w:p>
+          <w:pPr>
+            <w:pStyle w:val="TOC2"/>
+            <w:tabs>
+              <w:tab w:val="right" w:leader="dot" w:pos="9016"/>
+            </w:tabs>
+            <w:rPr>
+              <w:rFonts w:eastAsiaTheme="minorEastAsia"/>
+              <w:noProof/>
+              <w:lang w:eastAsia="en-GB"/>
+            </w:rPr>
+          </w:pPr>
+          <w:hyperlink w:anchor="_Toc232900764" w:history="1">
+            <w:r>
+              <w:rPr>
+                <w:rStyle w:val="Hyperlink"/>
+                <w:noProof/>
+              </w:rPr>
+              <w:t>Week 3</w:t>
+            </w:r>
+            <w:r>
+              <w:rPr>
+                <w:noProof/>
+                <w:webHidden/>
+              </w:rPr>
+              <w:tab/>
+            </w:r>
+            <w:r>
+              <w:rPr>
+                <w:noProof/>
+                <w:webHidden/>
+              </w:rPr>
+              <w:fldChar w:fldCharType="begin"/>
+            </w:r>
+            <w:r>
+              <w:rPr>
+                <w:noProof/>
+                <w:webHidden/>
+              </w:rPr>
+              <w:instrText xml:space="preserve"> PAGEREF _Toc232900764 \h </w:instrText>
+            </w:r>
+            <w:r>
+              <w:rPr>
+                <w:noProof/>
+                <w:webHidden/>
+              </w:rPr>
+            </w:r>
+            <w:r>
+              <w:rPr>
+                <w:noProof/>
+                <w:webHidden/>
+              </w:rPr>
+              <w:fldChar w:fldCharType="separate"/>
+            </w:r>
+            <w:r>
+              <w:rPr>
+                <w:noProof/>
+                <w:webHidden/>
+              </w:rPr>
+              <w:t>7</w:t>
+            </w:r>
+            <w:r>
+              <w:rPr>
+                <w:noProof/>
+                <w:webHidden/>
+              </w:rPr>
+              <w:fldChar w:fldCharType="end"/>
+            </w:r>
+          </w:hyperlink>
+        </w:p>
+        <w:p>
+          <w:pPr>
+            <w:pStyle w:val="TOC2"/>
+            <w:tabs>
+              <w:tab w:val="right" w:leader="dot" w:pos="9016"/>
+            </w:tabs>
+            <w:rPr>
+              <w:rFonts w:eastAsiaTheme="minorEastAsia"/>
+              <w:noProof/>
+              <w:lang w:eastAsia="en-GB"/>
+            </w:rPr>
+          </w:pPr>
+          <w:hyperlink w:anchor="_Toc232900765" w:history="1">
+            <w:r>
+              <w:rPr>
+                <w:rStyle w:val="Hyperlink"/>
+                <w:noProof/>
+              </w:rPr>
               <w:t>MENU DRIVEN STREAM CIPHER APPLICATION</w:t>
             </w:r>
             <w:r>
@@ -836,7 +1130,7 @@
                 <w:noProof/>
                 <w:webHidden/>
               </w:rPr>
-              <w:instrText xml:space="preserve"> PAGEREF _Toc232359447 \h </w:instrText>
+              <w:instrText xml:space="preserve"> PAGEREF _Toc232900765 \h </w:instrText>
             </w:r>
             <w:r>
               <w:rPr>
@@ -856,7 +1150,1057 @@
                 <w:noProof/>
                 <w:webHidden/>
               </w:rPr>
-              <w:t>5</w:t>
+              <w:t>7</w:t>
+            </w:r>
+            <w:r>
+              <w:rPr>
+                <w:noProof/>
+                <w:webHidden/>
+              </w:rPr>
+              <w:fldChar w:fldCharType="end"/>
+            </w:r>
+          </w:hyperlink>
+        </w:p>
+        <w:p>
+          <w:pPr>
+            <w:pStyle w:val="TOC2"/>
+            <w:tabs>
+              <w:tab w:val="right" w:leader="dot" w:pos="9016"/>
+            </w:tabs>
+            <w:rPr>
+              <w:rFonts w:eastAsiaTheme="minorEastAsia"/>
+              <w:noProof/>
+              <w:lang w:eastAsia="en-GB"/>
+            </w:rPr>
+          </w:pPr>
+          <w:hyperlink w:anchor="_Toc232900766" w:history="1">
+            <w:r>
+              <w:rPr>
+                <w:rStyle w:val="Hyperlink"/>
+                <w:noProof/>
+              </w:rPr>
+              <w:t>Student Reflection</w:t>
+            </w:r>
+            <w:r>
+              <w:rPr>
+                <w:noProof/>
+                <w:webHidden/>
+              </w:rPr>
+              <w:tab/>
+            </w:r>
+            <w:r>
+              <w:rPr>
+                <w:noProof/>
+                <w:webHidden/>
+              </w:rPr>
+              <w:fldChar w:fldCharType="begin"/>
+            </w:r>
+            <w:r>
+              <w:rPr>
+                <w:noProof/>
+                <w:webHidden/>
+              </w:rPr>
+              <w:instrText xml:space="preserve"> PAGEREF _Toc232900766 \h </w:instrText>
+            </w:r>
+            <w:r>
+              <w:rPr>
+                <w:noProof/>
+                <w:webHidden/>
+              </w:rPr>
+            </w:r>
+            <w:r>
+              <w:rPr>
+                <w:noProof/>
+                <w:webHidden/>
+              </w:rPr>
+              <w:fldChar w:fldCharType="separate"/>
+            </w:r>
+            <w:r>
+              <w:rPr>
+                <w:noProof/>
+                <w:webHidden/>
+              </w:rPr>
+              <w:t>7</w:t>
+            </w:r>
+            <w:r>
+              <w:rPr>
+                <w:noProof/>
+                <w:webHidden/>
+              </w:rPr>
+              <w:fldChar w:fldCharType="end"/>
+            </w:r>
+          </w:hyperlink>
+        </w:p>
+        <w:p>
+          <w:pPr>
+            <w:pStyle w:val="TOC1"/>
+            <w:tabs>
+              <w:tab w:val="right" w:leader="dot" w:pos="9016"/>
+            </w:tabs>
+            <w:rPr>
+              <w:rFonts w:eastAsiaTheme="minorEastAsia"/>
+              <w:noProof/>
+              <w:lang w:eastAsia="en-GB"/>
+            </w:rPr>
+          </w:pPr>
+          <w:hyperlink w:anchor="_Toc232900767" w:history="1">
+            <w:r>
+              <w:rPr>
+                <w:rStyle w:val="Hyperlink"/>
+                <w:noProof/>
+              </w:rPr>
+              <w:t>Week 4</w:t>
+            </w:r>
+            <w:r>
+              <w:rPr>
+                <w:noProof/>
+                <w:webHidden/>
+              </w:rPr>
+              <w:tab/>
+            </w:r>
+            <w:r>
+              <w:rPr>
+                <w:noProof/>
+                <w:webHidden/>
+              </w:rPr>
+              <w:fldChar w:fldCharType="begin"/>
+            </w:r>
+            <w:r>
+              <w:rPr>
+                <w:noProof/>
+                <w:webHidden/>
+              </w:rPr>
+              <w:instrText xml:space="preserve"> PAGEREF _Toc232900767 \h </w:instrText>
+            </w:r>
+            <w:r>
+              <w:rPr>
+                <w:noProof/>
+                <w:webHidden/>
+              </w:rPr>
+            </w:r>
+            <w:r>
+              <w:rPr>
+                <w:noProof/>
+                <w:webHidden/>
+              </w:rPr>
+              <w:fldChar w:fldCharType="separate"/>
+            </w:r>
+            <w:r>
+              <w:rPr>
+                <w:noProof/>
+                <w:webHidden/>
+              </w:rPr>
+              <w:t>9</w:t>
+            </w:r>
+            <w:r>
+              <w:rPr>
+                <w:noProof/>
+                <w:webHidden/>
+              </w:rPr>
+              <w:fldChar w:fldCharType="end"/>
+            </w:r>
+          </w:hyperlink>
+        </w:p>
+        <w:p>
+          <w:pPr>
+            <w:pStyle w:val="TOC1"/>
+            <w:tabs>
+              <w:tab w:val="right" w:leader="dot" w:pos="9016"/>
+            </w:tabs>
+            <w:rPr>
+              <w:rFonts w:eastAsiaTheme="minorEastAsia"/>
+              <w:noProof/>
+              <w:lang w:eastAsia="en-GB"/>
+            </w:rPr>
+          </w:pPr>
+          <w:hyperlink w:anchor="_Toc232900768" w:history="1">
+            <w:r>
+              <w:rPr>
+                <w:rStyle w:val="Hyperlink"/>
+                <w:noProof/>
+              </w:rPr>
+              <w:t>A randomness Testing program</w:t>
+            </w:r>
+            <w:r>
+              <w:rPr>
+                <w:noProof/>
+                <w:webHidden/>
+              </w:rPr>
+              <w:tab/>
+            </w:r>
+            <w:r>
+              <w:rPr>
+                <w:noProof/>
+                <w:webHidden/>
+              </w:rPr>
+              <w:fldChar w:fldCharType="begin"/>
+            </w:r>
+            <w:r>
+              <w:rPr>
+                <w:noProof/>
+                <w:webHidden/>
+              </w:rPr>
+              <w:instrText xml:space="preserve"> PAGEREF _Toc232900768 \h </w:instrText>
+            </w:r>
+            <w:r>
+              <w:rPr>
+                <w:noProof/>
+                <w:webHidden/>
+              </w:rPr>
+            </w:r>
+            <w:r>
+              <w:rPr>
+                <w:noProof/>
+                <w:webHidden/>
+              </w:rPr>
+              <w:fldChar w:fldCharType="separate"/>
+            </w:r>
+            <w:r>
+              <w:rPr>
+                <w:noProof/>
+                <w:webHidden/>
+              </w:rPr>
+              <w:t>9</w:t>
+            </w:r>
+            <w:r>
+              <w:rPr>
+                <w:noProof/>
+                <w:webHidden/>
+              </w:rPr>
+              <w:fldChar w:fldCharType="end"/>
+            </w:r>
+          </w:hyperlink>
+        </w:p>
+        <w:p>
+          <w:pPr>
+            <w:pStyle w:val="TOC2"/>
+            <w:tabs>
+              <w:tab w:val="right" w:leader="dot" w:pos="9016"/>
+            </w:tabs>
+            <w:rPr>
+              <w:rFonts w:eastAsiaTheme="minorEastAsia"/>
+              <w:noProof/>
+              <w:lang w:eastAsia="en-GB"/>
+            </w:rPr>
+          </w:pPr>
+          <w:hyperlink w:anchor="_Toc232900769" w:history="1">
+            <w:r>
+              <w:rPr>
+                <w:rStyle w:val="Hyperlink"/>
+                <w:noProof/>
+              </w:rPr>
+              <w:t>Weak Random Generators</w:t>
+            </w:r>
+            <w:r>
+              <w:rPr>
+                <w:noProof/>
+                <w:webHidden/>
+              </w:rPr>
+              <w:tab/>
+            </w:r>
+            <w:r>
+              <w:rPr>
+                <w:noProof/>
+                <w:webHidden/>
+              </w:rPr>
+              <w:fldChar w:fldCharType="begin"/>
+            </w:r>
+            <w:r>
+              <w:rPr>
+                <w:noProof/>
+                <w:webHidden/>
+              </w:rPr>
+              <w:instrText xml:space="preserve"> PAGEREF _Toc232900769 \h </w:instrText>
+            </w:r>
+            <w:r>
+              <w:rPr>
+                <w:noProof/>
+                <w:webHidden/>
+              </w:rPr>
+            </w:r>
+            <w:r>
+              <w:rPr>
+                <w:noProof/>
+                <w:webHidden/>
+              </w:rPr>
+              <w:fldChar w:fldCharType="separate"/>
+            </w:r>
+            <w:r>
+              <w:rPr>
+                <w:noProof/>
+                <w:webHidden/>
+              </w:rPr>
+              <w:t>11</w:t>
+            </w:r>
+            <w:r>
+              <w:rPr>
+                <w:noProof/>
+                <w:webHidden/>
+              </w:rPr>
+              <w:fldChar w:fldCharType="end"/>
+            </w:r>
+          </w:hyperlink>
+        </w:p>
+        <w:p>
+          <w:pPr>
+            <w:pStyle w:val="TOC2"/>
+            <w:tabs>
+              <w:tab w:val="right" w:leader="dot" w:pos="9016"/>
+            </w:tabs>
+            <w:rPr>
+              <w:rFonts w:eastAsiaTheme="minorEastAsia"/>
+              <w:noProof/>
+              <w:lang w:eastAsia="en-GB"/>
+            </w:rPr>
+          </w:pPr>
+          <w:hyperlink w:anchor="_Toc232900770" w:history="1">
+            <w:r>
+              <w:rPr>
+                <w:rStyle w:val="Hyperlink"/>
+                <w:noProof/>
+              </w:rPr>
+              <w:t>Historical Cryptographic Failures</w:t>
+            </w:r>
+            <w:r>
+              <w:rPr>
+                <w:noProof/>
+                <w:webHidden/>
+              </w:rPr>
+              <w:tab/>
+            </w:r>
+            <w:r>
+              <w:rPr>
+                <w:noProof/>
+                <w:webHidden/>
+              </w:rPr>
+              <w:fldChar w:fldCharType="begin"/>
+            </w:r>
+            <w:r>
+              <w:rPr>
+                <w:noProof/>
+                <w:webHidden/>
+              </w:rPr>
+              <w:instrText xml:space="preserve"> PAGEREF _Toc232900770 \h </w:instrText>
+            </w:r>
+            <w:r>
+              <w:rPr>
+                <w:noProof/>
+                <w:webHidden/>
+              </w:rPr>
+            </w:r>
+            <w:r>
+              <w:rPr>
+                <w:noProof/>
+                <w:webHidden/>
+              </w:rPr>
+              <w:fldChar w:fldCharType="separate"/>
+            </w:r>
+            <w:r>
+              <w:rPr>
+                <w:noProof/>
+                <w:webHidden/>
+              </w:rPr>
+              <w:t>11</w:t>
+            </w:r>
+            <w:r>
+              <w:rPr>
+                <w:noProof/>
+                <w:webHidden/>
+              </w:rPr>
+              <w:fldChar w:fldCharType="end"/>
+            </w:r>
+          </w:hyperlink>
+        </w:p>
+        <w:p>
+          <w:pPr>
+            <w:pStyle w:val="TOC2"/>
+            <w:tabs>
+              <w:tab w:val="right" w:leader="dot" w:pos="9016"/>
+            </w:tabs>
+            <w:rPr>
+              <w:rFonts w:eastAsiaTheme="minorEastAsia"/>
+              <w:noProof/>
+              <w:lang w:eastAsia="en-GB"/>
+            </w:rPr>
+          </w:pPr>
+          <w:hyperlink w:anchor="_Toc232900771" w:history="1">
+            <w:r>
+              <w:rPr>
+                <w:rStyle w:val="Hyperlink"/>
+                <w:noProof/>
+              </w:rPr>
+              <w:t>Student reflection</w:t>
+            </w:r>
+            <w:r>
+              <w:rPr>
+                <w:noProof/>
+                <w:webHidden/>
+              </w:rPr>
+              <w:tab/>
+            </w:r>
+            <w:r>
+              <w:rPr>
+                <w:noProof/>
+                <w:webHidden/>
+              </w:rPr>
+              <w:fldChar w:fldCharType="begin"/>
+            </w:r>
+            <w:r>
+              <w:rPr>
+                <w:noProof/>
+                <w:webHidden/>
+              </w:rPr>
+              <w:instrText xml:space="preserve"> PAGEREF _Toc232900771 \h </w:instrText>
+            </w:r>
+            <w:r>
+              <w:rPr>
+                <w:noProof/>
+                <w:webHidden/>
+              </w:rPr>
+            </w:r>
+            <w:r>
+              <w:rPr>
+                <w:noProof/>
+                <w:webHidden/>
+              </w:rPr>
+              <w:fldChar w:fldCharType="separate"/>
+            </w:r>
+            <w:r>
+              <w:rPr>
+                <w:noProof/>
+                <w:webHidden/>
+              </w:rPr>
+              <w:t>11</w:t>
+            </w:r>
+            <w:r>
+              <w:rPr>
+                <w:noProof/>
+                <w:webHidden/>
+              </w:rPr>
+              <w:fldChar w:fldCharType="end"/>
+            </w:r>
+          </w:hyperlink>
+        </w:p>
+        <w:p>
+          <w:pPr>
+            <w:pStyle w:val="TOC1"/>
+            <w:tabs>
+              <w:tab w:val="right" w:leader="dot" w:pos="9016"/>
+            </w:tabs>
+            <w:rPr>
+              <w:rFonts w:eastAsiaTheme="minorEastAsia"/>
+              <w:noProof/>
+              <w:lang w:eastAsia="en-GB"/>
+            </w:rPr>
+          </w:pPr>
+          <w:hyperlink w:anchor="_Toc232900772" w:history="1">
+            <w:r>
+              <w:rPr>
+                <w:rStyle w:val="Hyperlink"/>
+                <w:noProof/>
+              </w:rPr>
+              <w:t>Week 5</w:t>
+            </w:r>
+            <w:r>
+              <w:rPr>
+                <w:noProof/>
+                <w:webHidden/>
+              </w:rPr>
+              <w:tab/>
+            </w:r>
+            <w:r>
+              <w:rPr>
+                <w:noProof/>
+                <w:webHidden/>
+              </w:rPr>
+              <w:fldChar w:fldCharType="begin"/>
+            </w:r>
+            <w:r>
+              <w:rPr>
+                <w:noProof/>
+                <w:webHidden/>
+              </w:rPr>
+              <w:instrText xml:space="preserve"> PAGEREF _Toc232900772 \h </w:instrText>
+            </w:r>
+            <w:r>
+              <w:rPr>
+                <w:noProof/>
+                <w:webHidden/>
+              </w:rPr>
+            </w:r>
+            <w:r>
+              <w:rPr>
+                <w:noProof/>
+                <w:webHidden/>
+              </w:rPr>
+              <w:fldChar w:fldCharType="separate"/>
+            </w:r>
+            <w:r>
+              <w:rPr>
+                <w:noProof/>
+                <w:webHidden/>
+              </w:rPr>
+              <w:t>11</w:t>
+            </w:r>
+            <w:r>
+              <w:rPr>
+                <w:noProof/>
+                <w:webHidden/>
+              </w:rPr>
+              <w:fldChar w:fldCharType="end"/>
+            </w:r>
+          </w:hyperlink>
+        </w:p>
+        <w:p>
+          <w:pPr>
+            <w:pStyle w:val="TOC2"/>
+            <w:tabs>
+              <w:tab w:val="right" w:leader="dot" w:pos="9016"/>
+            </w:tabs>
+            <w:rPr>
+              <w:rFonts w:eastAsiaTheme="minorEastAsia"/>
+              <w:noProof/>
+              <w:lang w:eastAsia="en-GB"/>
+            </w:rPr>
+          </w:pPr>
+          <w:hyperlink w:anchor="_Toc232900773" w:history="1">
+            <w:r>
+              <w:rPr>
+                <w:rStyle w:val="Hyperlink"/>
+                <w:noProof/>
+              </w:rPr>
+              <w:t>The program processes all blocks individually and combines them into the final ciphertext.</w:t>
+            </w:r>
+            <w:r>
+              <w:rPr>
+                <w:noProof/>
+                <w:webHidden/>
+              </w:rPr>
+              <w:tab/>
+            </w:r>
+            <w:r>
+              <w:rPr>
+                <w:noProof/>
+                <w:webHidden/>
+              </w:rPr>
+              <w:fldChar w:fldCharType="begin"/>
+            </w:r>
+            <w:r>
+              <w:rPr>
+                <w:noProof/>
+                <w:webHidden/>
+              </w:rPr>
+              <w:instrText xml:space="preserve"> PAGEREF _Toc232900773 \h </w:instrText>
+            </w:r>
+            <w:r>
+              <w:rPr>
+                <w:noProof/>
+                <w:webHidden/>
+              </w:rPr>
+            </w:r>
+            <w:r>
+              <w:rPr>
+                <w:noProof/>
+                <w:webHidden/>
+              </w:rPr>
+              <w:fldChar w:fldCharType="separate"/>
+            </w:r>
+            <w:r>
+              <w:rPr>
+                <w:noProof/>
+                <w:webHidden/>
+              </w:rPr>
+              <w:t>13</w:t>
+            </w:r>
+            <w:r>
+              <w:rPr>
+                <w:noProof/>
+                <w:webHidden/>
+              </w:rPr>
+              <w:fldChar w:fldCharType="end"/>
+            </w:r>
+          </w:hyperlink>
+        </w:p>
+        <w:p>
+          <w:pPr>
+            <w:pStyle w:val="TOC2"/>
+            <w:tabs>
+              <w:tab w:val="right" w:leader="dot" w:pos="9016"/>
+            </w:tabs>
+            <w:rPr>
+              <w:rFonts w:eastAsiaTheme="minorEastAsia"/>
+              <w:noProof/>
+              <w:lang w:eastAsia="en-GB"/>
+            </w:rPr>
+          </w:pPr>
+          <w:hyperlink w:anchor="_Toc232900774" w:history="1">
+            <w:r>
+              <w:rPr>
+                <w:rStyle w:val="Hyperlink"/>
+                <w:noProof/>
+              </w:rPr>
+              <w:t>Mini Research report</w:t>
+            </w:r>
+            <w:r>
+              <w:rPr>
+                <w:noProof/>
+                <w:webHidden/>
+              </w:rPr>
+              <w:tab/>
+            </w:r>
+            <w:r>
+              <w:rPr>
+                <w:noProof/>
+                <w:webHidden/>
+              </w:rPr>
+              <w:fldChar w:fldCharType="begin"/>
+            </w:r>
+            <w:r>
+              <w:rPr>
+                <w:noProof/>
+                <w:webHidden/>
+              </w:rPr>
+              <w:instrText xml:space="preserve"> PAGEREF _Toc232900774 \h </w:instrText>
+            </w:r>
+            <w:r>
+              <w:rPr>
+                <w:noProof/>
+                <w:webHidden/>
+              </w:rPr>
+            </w:r>
+            <w:r>
+              <w:rPr>
+                <w:noProof/>
+                <w:webHidden/>
+              </w:rPr>
+              <w:fldChar w:fldCharType="separate"/>
+            </w:r>
+            <w:r>
+              <w:rPr>
+                <w:noProof/>
+                <w:webHidden/>
+              </w:rPr>
+              <w:t>13</w:t>
+            </w:r>
+            <w:r>
+              <w:rPr>
+                <w:noProof/>
+                <w:webHidden/>
+              </w:rPr>
+              <w:fldChar w:fldCharType="end"/>
+            </w:r>
+          </w:hyperlink>
+        </w:p>
+        <w:p>
+          <w:pPr>
+            <w:pStyle w:val="TOC2"/>
+            <w:tabs>
+              <w:tab w:val="right" w:leader="dot" w:pos="9016"/>
+            </w:tabs>
+            <w:rPr>
+              <w:rFonts w:eastAsiaTheme="minorEastAsia"/>
+              <w:noProof/>
+              <w:lang w:eastAsia="en-GB"/>
+            </w:rPr>
+          </w:pPr>
+          <w:hyperlink w:anchor="_Toc232900775" w:history="1">
+            <w:r>
+              <w:rPr>
+                <w:rStyle w:val="Hyperlink"/>
+                <w:noProof/>
+              </w:rPr>
+              <w:t>Student Reflection</w:t>
+            </w:r>
+            <w:r>
+              <w:rPr>
+                <w:noProof/>
+                <w:webHidden/>
+              </w:rPr>
+              <w:tab/>
+            </w:r>
+            <w:r>
+              <w:rPr>
+                <w:noProof/>
+                <w:webHidden/>
+              </w:rPr>
+              <w:fldChar w:fldCharType="begin"/>
+            </w:r>
+            <w:r>
+              <w:rPr>
+                <w:noProof/>
+                <w:webHidden/>
+              </w:rPr>
+              <w:instrText xml:space="preserve"> PAGEREF _Toc232900775 \h </w:instrText>
+            </w:r>
+            <w:r>
+              <w:rPr>
+                <w:noProof/>
+                <w:webHidden/>
+              </w:rPr>
+            </w:r>
+            <w:r>
+              <w:rPr>
+                <w:noProof/>
+                <w:webHidden/>
+              </w:rPr>
+              <w:fldChar w:fldCharType="separate"/>
+            </w:r>
+            <w:r>
+              <w:rPr>
+                <w:noProof/>
+                <w:webHidden/>
+              </w:rPr>
+              <w:t>14</w:t>
+            </w:r>
+            <w:r>
+              <w:rPr>
+                <w:noProof/>
+                <w:webHidden/>
+              </w:rPr>
+              <w:fldChar w:fldCharType="end"/>
+            </w:r>
+          </w:hyperlink>
+        </w:p>
+        <w:p>
+          <w:pPr>
+            <w:pStyle w:val="TOC1"/>
+            <w:tabs>
+              <w:tab w:val="right" w:leader="dot" w:pos="9016"/>
+            </w:tabs>
+            <w:rPr>
+              <w:rFonts w:eastAsiaTheme="minorEastAsia"/>
+              <w:noProof/>
+              <w:lang w:eastAsia="en-GB"/>
+            </w:rPr>
+          </w:pPr>
+          <w:hyperlink w:anchor="_Toc232900776" w:history="1">
+            <w:r>
+              <w:rPr>
+                <w:rStyle w:val="Hyperlink"/>
+                <w:noProof/>
+              </w:rPr>
+              <w:t>Week 6</w:t>
+            </w:r>
+            <w:r>
+              <w:rPr>
+                <w:noProof/>
+                <w:webHidden/>
+              </w:rPr>
+              <w:tab/>
+            </w:r>
+            <w:r>
+              <w:rPr>
+                <w:noProof/>
+                <w:webHidden/>
+              </w:rPr>
+              <w:fldChar w:fldCharType="begin"/>
+            </w:r>
+            <w:r>
+              <w:rPr>
+                <w:noProof/>
+                <w:webHidden/>
+              </w:rPr>
+              <w:instrText xml:space="preserve"> PAGEREF _Toc232900776 \h </w:instrText>
+            </w:r>
+            <w:r>
+              <w:rPr>
+                <w:noProof/>
+                <w:webHidden/>
+              </w:rPr>
+            </w:r>
+            <w:r>
+              <w:rPr>
+                <w:noProof/>
+                <w:webHidden/>
+              </w:rPr>
+              <w:fldChar w:fldCharType="separate"/>
+            </w:r>
+            <w:r>
+              <w:rPr>
+                <w:noProof/>
+                <w:webHidden/>
+              </w:rPr>
+              <w:t>15</w:t>
+            </w:r>
+            <w:r>
+              <w:rPr>
+                <w:noProof/>
+                <w:webHidden/>
+              </w:rPr>
+              <w:fldChar w:fldCharType="end"/>
+            </w:r>
+          </w:hyperlink>
+        </w:p>
+        <w:p>
+          <w:pPr>
+            <w:pStyle w:val="TOC2"/>
+            <w:tabs>
+              <w:tab w:val="right" w:leader="dot" w:pos="9016"/>
+            </w:tabs>
+            <w:rPr>
+              <w:rFonts w:eastAsiaTheme="minorEastAsia"/>
+              <w:noProof/>
+              <w:lang w:eastAsia="en-GB"/>
+            </w:rPr>
+          </w:pPr>
+          <w:hyperlink w:anchor="_Toc232900777" w:history="1">
+            <w:r>
+              <w:rPr>
+                <w:rStyle w:val="Hyperlink"/>
+                <w:noProof/>
+              </w:rPr>
+              <w:t>A simple SPN implementation in Python</w:t>
+            </w:r>
+            <w:r>
+              <w:rPr>
+                <w:noProof/>
+                <w:webHidden/>
+              </w:rPr>
+              <w:tab/>
+            </w:r>
+            <w:r>
+              <w:rPr>
+                <w:noProof/>
+                <w:webHidden/>
+              </w:rPr>
+              <w:fldChar w:fldCharType="begin"/>
+            </w:r>
+            <w:r>
+              <w:rPr>
+                <w:noProof/>
+                <w:webHidden/>
+              </w:rPr>
+              <w:instrText xml:space="preserve"> PAGEREF _Toc232900777 \h </w:instrText>
+            </w:r>
+            <w:r>
+              <w:rPr>
+                <w:noProof/>
+                <w:webHidden/>
+              </w:rPr>
+            </w:r>
+            <w:r>
+              <w:rPr>
+                <w:noProof/>
+                <w:webHidden/>
+              </w:rPr>
+              <w:fldChar w:fldCharType="separate"/>
+            </w:r>
+            <w:r>
+              <w:rPr>
+                <w:noProof/>
+                <w:webHidden/>
+              </w:rPr>
+              <w:t>15</w:t>
+            </w:r>
+            <w:r>
+              <w:rPr>
+                <w:noProof/>
+                <w:webHidden/>
+              </w:rPr>
+              <w:fldChar w:fldCharType="end"/>
+            </w:r>
+          </w:hyperlink>
+        </w:p>
+        <w:p>
+          <w:pPr>
+            <w:pStyle w:val="TOC1"/>
+            <w:tabs>
+              <w:tab w:val="right" w:leader="dot" w:pos="9016"/>
+            </w:tabs>
+            <w:rPr>
+              <w:rFonts w:eastAsiaTheme="minorEastAsia"/>
+              <w:noProof/>
+              <w:lang w:eastAsia="en-GB"/>
+            </w:rPr>
+          </w:pPr>
+          <w:hyperlink w:anchor="_Toc232900778" w:history="1">
+            <w:r>
+              <w:rPr>
+                <w:rStyle w:val="Hyperlink"/>
+                <w:noProof/>
+              </w:rPr>
+              <w:t>Week 7</w:t>
+            </w:r>
+            <w:r>
+              <w:rPr>
+                <w:noProof/>
+                <w:webHidden/>
+              </w:rPr>
+              <w:tab/>
+            </w:r>
+            <w:r>
+              <w:rPr>
+                <w:noProof/>
+                <w:webHidden/>
+              </w:rPr>
+              <w:fldChar w:fldCharType="begin"/>
+            </w:r>
+            <w:r>
+              <w:rPr>
+                <w:noProof/>
+                <w:webHidden/>
+              </w:rPr>
+              <w:instrText xml:space="preserve"> PAGEREF _Toc232900778 \h </w:instrText>
+            </w:r>
+            <w:r>
+              <w:rPr>
+                <w:noProof/>
+                <w:webHidden/>
+              </w:rPr>
+            </w:r>
+            <w:r>
+              <w:rPr>
+                <w:noProof/>
+                <w:webHidden/>
+              </w:rPr>
+              <w:fldChar w:fldCharType="separate"/>
+            </w:r>
+            <w:r>
+              <w:rPr>
+                <w:noProof/>
+                <w:webHidden/>
+              </w:rPr>
+              <w:t>19</w:t>
+            </w:r>
+            <w:r>
+              <w:rPr>
+                <w:noProof/>
+                <w:webHidden/>
+              </w:rPr>
+              <w:fldChar w:fldCharType="end"/>
+            </w:r>
+          </w:hyperlink>
+        </w:p>
+        <w:p>
+          <w:pPr>
+            <w:pStyle w:val="TOC2"/>
+            <w:tabs>
+              <w:tab w:val="right" w:leader="dot" w:pos="9016"/>
+            </w:tabs>
+            <w:rPr>
+              <w:rFonts w:eastAsiaTheme="minorEastAsia"/>
+              <w:noProof/>
+              <w:lang w:eastAsia="en-GB"/>
+            </w:rPr>
+          </w:pPr>
+          <w:hyperlink w:anchor="_Toc232900779" w:history="1">
+            <w:r>
+              <w:rPr>
+                <w:rStyle w:val="Hyperlink"/>
+                <w:noProof/>
+              </w:rPr>
+              <w:t>Differnettial Cryptanalysis Simulation</w:t>
+            </w:r>
+            <w:r>
+              <w:rPr>
+                <w:noProof/>
+                <w:webHidden/>
+              </w:rPr>
+              <w:tab/>
+            </w:r>
+            <w:r>
+              <w:rPr>
+                <w:noProof/>
+                <w:webHidden/>
+              </w:rPr>
+              <w:fldChar w:fldCharType="begin"/>
+            </w:r>
+            <w:r>
+              <w:rPr>
+                <w:noProof/>
+                <w:webHidden/>
+              </w:rPr>
+              <w:instrText xml:space="preserve"> PAGEREF _Toc232900779 \h </w:instrText>
+            </w:r>
+            <w:r>
+              <w:rPr>
+                <w:noProof/>
+                <w:webHidden/>
+              </w:rPr>
+            </w:r>
+            <w:r>
+              <w:rPr>
+                <w:noProof/>
+                <w:webHidden/>
+              </w:rPr>
+              <w:fldChar w:fldCharType="separate"/>
+            </w:r>
+            <w:r>
+              <w:rPr>
+                <w:noProof/>
+                <w:webHidden/>
+              </w:rPr>
+              <w:t>19</w:t>
+            </w:r>
+            <w:r>
+              <w:rPr>
+                <w:noProof/>
+                <w:webHidden/>
+              </w:rPr>
+              <w:fldChar w:fldCharType="end"/>
+            </w:r>
+          </w:hyperlink>
+        </w:p>
+        <w:p>
+          <w:pPr>
+            <w:pStyle w:val="TOC2"/>
+            <w:tabs>
+              <w:tab w:val="right" w:leader="dot" w:pos="9016"/>
+            </w:tabs>
+            <w:rPr>
+              <w:rFonts w:eastAsiaTheme="minorEastAsia"/>
+              <w:noProof/>
+              <w:lang w:eastAsia="en-GB"/>
+            </w:rPr>
+          </w:pPr>
+          <w:hyperlink w:anchor="_Toc232900780" w:history="1">
+            <w:r>
+              <w:rPr>
+                <w:rStyle w:val="Hyperlink"/>
+                <w:noProof/>
+              </w:rPr>
+              <w:t>Mini AES inspired encryption simulator that includes</w:t>
+            </w:r>
+            <w:r>
+              <w:rPr>
+                <w:noProof/>
+                <w:webHidden/>
+              </w:rPr>
+              <w:tab/>
+            </w:r>
+            <w:r>
+              <w:rPr>
+                <w:noProof/>
+                <w:webHidden/>
+              </w:rPr>
+              <w:fldChar w:fldCharType="begin"/>
+            </w:r>
+            <w:r>
+              <w:rPr>
+                <w:noProof/>
+                <w:webHidden/>
+              </w:rPr>
+              <w:instrText xml:space="preserve"> PAGEREF _Toc232900780 \h </w:instrText>
+            </w:r>
+            <w:r>
+              <w:rPr>
+                <w:noProof/>
+                <w:webHidden/>
+              </w:rPr>
+            </w:r>
+            <w:r>
+              <w:rPr>
+                <w:noProof/>
+                <w:webHidden/>
+              </w:rPr>
+              <w:fldChar w:fldCharType="separate"/>
+            </w:r>
+            <w:r>
+              <w:rPr>
+                <w:noProof/>
+                <w:webHidden/>
+              </w:rPr>
+              <w:t>19</w:t>
             </w:r>
             <w:r>
               <w:rPr>
@@ -887,7 +2231,6 @@
           <w:szCs w:val="40"/>
         </w:rPr>
       </w:pPr>
-      <w:bookmarkStart w:id="0" w:name="_Toc232359441"/>
       <w:r>
         <w:br w:type="page"/>
       </w:r>
@@ -896,6 +2239,7 @@
       <w:pPr>
         <w:pStyle w:val="Heading1"/>
       </w:pPr>
+      <w:bookmarkStart w:id="0" w:name="_Toc232900755"/>
       <w:r>
         <w:lastRenderedPageBreak/>
         <w:t xml:space="preserve">A </w:t>
@@ -998,16 +2342,9 @@
     </w:p>
     <w:p>
       <w:pPr>
-        <w:rPr>
-          <w:b/>
-          <w:bCs/>
-        </w:rPr>
-      </w:pPr>
-      <w:r>
-        <w:rPr>
-          <w:b/>
-          <w:bCs/>
-        </w:rPr>
+        <w:pStyle w:val="Heading2"/>
+      </w:pPr>
+      <w:r>
         <w:t>Period</w:t>
       </w:r>
     </w:p>
@@ -1045,38 +2382,47 @@
       <w:pPr>
         <w:pStyle w:val="Heading2"/>
       </w:pPr>
+      <w:bookmarkStart w:id="1" w:name="_Toc232900756"/>
       <w:r>
         <w:lastRenderedPageBreak/>
         <w:t>Student Reflection</w:t>
       </w:r>
+      <w:bookmarkEnd w:id="1"/>
+    </w:p>
+    <w:p>
+      <w:r>
+        <w:t>This activity helped me understand how a pseudorandom sequence generator works in Python. I learned that using the same seed always produces the same sequence, while different seeds generate different values. The numbers appeared random, although they are generated by a mathematical algorithm. I also learned about the generator’s long period before repetition occurs. Overall, the exercise improved my understanding of randomness, reproducibility, and the practical uses and limitations of pseudorandom number generators.</w:t>
+      </w:r>
     </w:p>
     <w:p>
       <w:pPr>
         <w:pStyle w:val="Heading1"/>
       </w:pPr>
-      <w:bookmarkStart w:id="1" w:name="_Toc232359442"/>
+      <w:bookmarkStart w:id="2" w:name="_Toc232900757"/>
       <w:r>
         <w:t>Week 2</w:t>
       </w:r>
+      <w:bookmarkEnd w:id="2"/>
     </w:p>
     <w:p>
       <w:pPr>
         <w:pStyle w:val="Heading1"/>
       </w:pPr>
+      <w:bookmarkStart w:id="3" w:name="_Toc232900758"/>
       <w:r>
         <w:t>Mini Research Report</w:t>
       </w:r>
-      <w:bookmarkEnd w:id="1"/>
+      <w:bookmarkEnd w:id="3"/>
     </w:p>
     <w:p>
       <w:pPr>
         <w:pStyle w:val="Heading2"/>
       </w:pPr>
-      <w:bookmarkStart w:id="2" w:name="_Toc232359443"/>
+      <w:bookmarkStart w:id="4" w:name="_Toc232900759"/>
       <w:r>
         <w:t>1. One-Time Pad (OTP)</w:t>
       </w:r>
-      <w:bookmarkEnd w:id="2"/>
+      <w:bookmarkEnd w:id="4"/>
     </w:p>
     <w:p/>
     <w:p>
@@ -1220,11 +2566,11 @@
       <w:pPr>
         <w:pStyle w:val="Heading1"/>
       </w:pPr>
-      <w:bookmarkStart w:id="3" w:name="_Toc232359444"/>
+      <w:bookmarkStart w:id="5" w:name="_Toc232900760"/>
       <w:r>
         <w:t>RC4 Stream Cipher</w:t>
       </w:r>
-      <w:bookmarkEnd w:id="3"/>
+      <w:bookmarkEnd w:id="5"/>
     </w:p>
     <w:p>
       <w:r>
@@ -1245,6 +2591,7 @@
         </w:numPr>
       </w:pPr>
       <w:r>
+        <w:lastRenderedPageBreak/>
         <w:t>Fast and simple to implement.</w:t>
       </w:r>
     </w:p>
@@ -1293,12 +2640,11 @@
       <w:pPr>
         <w:pStyle w:val="Heading2"/>
       </w:pPr>
-      <w:bookmarkStart w:id="4" w:name="_Toc232359445"/>
-      <w:r>
-        <w:lastRenderedPageBreak/>
+      <w:bookmarkStart w:id="6" w:name="_Toc232900761"/>
+      <w:r>
         <w:t>Real-World Applications</w:t>
       </w:r>
-      <w:bookmarkEnd w:id="4"/>
+      <w:bookmarkEnd w:id="6"/>
     </w:p>
     <w:p>
       <w:pPr>
@@ -1322,11 +2668,11 @@
       <w:pPr>
         <w:pStyle w:val="Heading2"/>
       </w:pPr>
-      <w:bookmarkStart w:id="5" w:name="_Toc232359446"/>
+      <w:bookmarkStart w:id="7" w:name="_Toc232900762"/>
       <w:r>
         <w:t>MODIFIED XOR PROGRAM</w:t>
       </w:r>
-      <w:bookmarkEnd w:id="5"/>
+      <w:bookmarkEnd w:id="7"/>
     </w:p>
     <w:p>
       <w:pPr>
@@ -1410,57 +2756,42 @@
       <w:pPr>
         <w:pStyle w:val="Heading2"/>
       </w:pPr>
-      <w:r>
+      <w:bookmarkStart w:id="8" w:name="_Toc232900763"/>
+      <w:r>
+        <w:lastRenderedPageBreak/>
         <w:t>Student Reflection</w:t>
       </w:r>
-    </w:p>
-    <w:p>
-      <w:pPr>
-        <w:pStyle w:val="ListParagraph"/>
-        <w:ind w:left="0"/>
-      </w:pPr>
+      <w:bookmarkEnd w:id="8"/>
+    </w:p>
+    <w:p>
+      <w:r>
+        <w:t>This research helped me understand how different encryption techniques are used to protect information. I learned that the One-Time Pad provides very strong security but is difficult to use because of its key requirements. I also discovered that RC4 was once widely used but is now considered insecure due to known vulnerabilities. By studying the modified XOR program, I gained practical knowledge of how encryption and decryption work. Overall, this activity improved my understanding of cryptography and the importance of secure communication in modern computing.</w:t>
+      </w:r>
     </w:p>
     <w:p>
       <w:pPr>
         <w:pStyle w:val="Heading2"/>
       </w:pPr>
-      <w:bookmarkStart w:id="6" w:name="_Toc232359447"/>
-      <w:proofErr w:type="spellStart"/>
-      <w:r>
-        <w:lastRenderedPageBreak/>
+      <w:bookmarkStart w:id="9" w:name="_Toc232900764"/>
+      <w:r>
+        <w:t>Week 3</w:t>
+      </w:r>
+      <w:bookmarkEnd w:id="9"/>
+    </w:p>
+    <w:p>
+      <w:pPr>
+        <w:pStyle w:val="Heading2"/>
+      </w:pPr>
+      <w:bookmarkStart w:id="10" w:name="_Toc232900765"/>
+      <w:r>
         <w:t>M</w:t>
       </w:r>
       <w:r>
-        <w:t>Week</w:t>
-      </w:r>
-      <w:proofErr w:type="spellEnd"/>
-      <w:r>
-        <w:t xml:space="preserve"> 3</w:t>
-      </w:r>
-    </w:p>
-    <w:p>
-      <w:pPr>
-        <w:pStyle w:val="Heading2"/>
-      </w:pPr>
-      <w:r>
-        <w:t>M</w:t>
-      </w:r>
-      <w:r>
         <w:t>ENU DRIVEN STREAM CIPHER APPLICATION</w:t>
       </w:r>
-      <w:bookmarkEnd w:id="6"/>
-    </w:p>
-    <w:p>
-      <w:pPr>
-        <w:pStyle w:val="ListParagraph"/>
-        <w:ind w:left="0"/>
-      </w:pPr>
-      <w:r>
-        <w:rPr>
-          <w:noProof/>
-        </w:rPr>
-        <w:t>We</w:t>
-      </w:r>
+      <w:bookmarkEnd w:id="10"/>
+    </w:p>
+    <w:p>
       <w:r>
         <w:rPr>
           <w:noProof/>
@@ -1539,23 +2870,11 @@
     </w:p>
     <w:p>
       <w:pPr>
-        <w:pStyle w:val="Heading2"/>
-      </w:pPr>
-      <w:r>
-        <w:t>Student Reflection</w:t>
-      </w:r>
-    </w:p>
-    <w:p>
-      <w:pPr>
         <w:pStyle w:val="ListParagraph"/>
         <w:ind w:left="0"/>
       </w:pPr>
     </w:p>
     <w:p>
-      <w:pPr>
-        <w:pStyle w:val="ListParagraph"/>
-        <w:ind w:left="0"/>
-      </w:pPr>
       <w:r>
         <w:rPr>
           <w:noProof/>
@@ -1600,26 +2919,74 @@
     </w:p>
     <w:p>
       <w:pPr>
+        <w:pStyle w:val="Caption"/>
+      </w:pPr>
+      <w:bookmarkStart w:id="11" w:name="_Toc232900767"/>
+      <w:r>
+        <w:t xml:space="preserve">Figure </w:t>
+      </w:r>
+      <w:r>
+        <w:fldChar w:fldCharType="begin"/>
+      </w:r>
+      <w:r>
+        <w:instrText xml:space="preserve"> SEQ Figure \* ARABIC </w:instrText>
+      </w:r>
+      <w:r>
+        <w:fldChar w:fldCharType="separate"/>
+      </w:r>
+      <w:r>
+        <w:rPr>
+          <w:noProof/>
+        </w:rPr>
+        <w:t>4</w:t>
+      </w:r>
+      <w:r>
+        <w:fldChar w:fldCharType="end"/>
+      </w:r>
+      <w:r>
+        <w:t xml:space="preserve"> Else statements asking users to add text for encryption</w:t>
+      </w:r>
+    </w:p>
+    <w:p>
+      <w:pPr>
+        <w:pStyle w:val="Heading1"/>
+      </w:pPr>
+      <w:r>
+        <w:t>Student reflection</w:t>
+      </w:r>
+    </w:p>
+    <w:p>
+      <w:r>
+        <w:t>Developing the menu-driven stream cipher application helped me understand how encryption programs are designed to interact with users. I learned how menu options can guide users through different operations, such as encrypting and decrypting text. The use of conditional statements, including the else statement, helped ensure that users enter valid input before encryption takes place. This project improved my Python programming skills and strengthened my understanding of stream cipher concepts, user input validation, and the practical implementation of basic cryptographic techniques.</w:t>
+      </w:r>
+    </w:p>
+    <w:p/>
+    <w:p/>
+    <w:p>
+      <w:pPr>
         <w:pStyle w:val="Heading1"/>
       </w:pPr>
       <w:r>
         <w:lastRenderedPageBreak/>
         <w:t>Week 4</w:t>
       </w:r>
+      <w:bookmarkEnd w:id="11"/>
     </w:p>
     <w:p>
       <w:pPr>
         <w:pStyle w:val="Heading1"/>
       </w:pPr>
+      <w:bookmarkStart w:id="12" w:name="_Toc232900768"/>
       <w:r>
         <w:t>A randomness Testing program</w:t>
       </w:r>
-    </w:p>
-    <w:p>
-      <w:pPr>
-        <w:pStyle w:val="Heading1"/>
-      </w:pPr>
-      <w:r>
+      <w:bookmarkEnd w:id="12"/>
+    </w:p>
+    <w:p>
+      <w:r>
+        <w:rPr>
+          <w:noProof/>
+        </w:rPr>
         <w:lastRenderedPageBreak/>
         <w:drawing>
           <wp:inline distT="0" distB="0" distL="0" distR="0" wp14:anchorId="7200E901" wp14:editId="02A43D6B">
@@ -1664,6 +3031,9 @@
         <w:t xml:space="preserve"> </w:t>
       </w:r>
       <w:r>
+        <w:rPr>
+          <w:noProof/>
+        </w:rPr>
         <w:drawing>
           <wp:inline distT="0" distB="0" distL="0" distR="0" wp14:anchorId="26422B3F" wp14:editId="10D971DE">
             <wp:extent cx="5731510" cy="3314700"/>
@@ -1706,97 +3076,59 @@
     </w:p>
     <w:p>
       <w:pPr>
-        <w:pStyle w:val="ListParagraph"/>
-        <w:ind w:left="0"/>
-      </w:pPr>
-    </w:p>
-    <w:p>
-      <w:proofErr w:type="spellStart"/>
-      <w:r>
-        <w:t>GEneratees</w:t>
-      </w:r>
-      <w:proofErr w:type="spellEnd"/>
+        <w:pStyle w:val="Caption"/>
+      </w:pPr>
+      <w:r>
+        <w:t xml:space="preserve">Figure </w:t>
+      </w:r>
+      <w:r>
+        <w:fldChar w:fldCharType="begin"/>
+      </w:r>
+      <w:r>
+        <w:instrText xml:space="preserve"> SEQ Figure \* ARABIC </w:instrText>
+      </w:r>
+      <w:r>
+        <w:fldChar w:fldCharType="separate"/>
+      </w:r>
+      <w:r>
+        <w:rPr>
+          <w:noProof/>
+        </w:rPr>
+        <w:t>5</w:t>
+      </w:r>
+      <w:r>
+        <w:fldChar w:fldCharType="end"/>
+      </w:r>
+      <w:r>
+        <w:t xml:space="preserve"> </w:t>
+      </w:r>
+      <w:r>
+        <w:t>Generates</w:t>
+      </w:r>
       <w:r>
         <w:t xml:space="preserve"> 100+ random Bits</w:t>
       </w:r>
-    </w:p>
-    <w:p>
+      <w:r>
+        <w:t xml:space="preserve"> and performed statistical tests that displays interpretations</w:t>
+      </w:r>
+    </w:p>
+    <w:p/>
+    <w:p>
+      <w:pPr>
+        <w:pStyle w:val="Heading2"/>
+      </w:pPr>
+      <w:bookmarkStart w:id="13" w:name="_Toc232900769"/>
       <w:r>
         <w:lastRenderedPageBreak/>
-        <w:t>Performs Statistical Tests</w:t>
-      </w:r>
-    </w:p>
-    <w:p>
-      <w:r>
-        <w:t xml:space="preserve">Displays </w:t>
-      </w:r>
-      <w:proofErr w:type="spellStart"/>
-      <w:r>
-        <w:t>interparatations</w:t>
-      </w:r>
-      <w:proofErr w:type="spellEnd"/>
-    </w:p>
-    <w:p>
-      <w:pPr>
-        <w:pStyle w:val="Heading2"/>
-      </w:pPr>
-      <w:proofErr w:type="spellStart"/>
-      <w:r>
-        <w:t>Importnce</w:t>
-      </w:r>
-      <w:proofErr w:type="spellEnd"/>
-      <w:r>
-        <w:t xml:space="preserve"> of Randomness</w:t>
-      </w:r>
-    </w:p>
-    <w:p>
-      <w:r>
-        <w:t>Randomness is essential in cryptography because</w:t>
-      </w:r>
-    </w:p>
-    <w:p>
-      <w:r>
-        <w:t xml:space="preserve">Ensures </w:t>
-      </w:r>
-      <w:proofErr w:type="spellStart"/>
-      <w:proofErr w:type="gramStart"/>
-      <w:r>
-        <w:t>unpredictability,SECURE</w:t>
-      </w:r>
-      <w:proofErr w:type="spellEnd"/>
-      <w:proofErr w:type="gramEnd"/>
-      <w:r>
-        <w:t xml:space="preserve"> </w:t>
-      </w:r>
-      <w:proofErr w:type="spellStart"/>
-      <w:proofErr w:type="gramStart"/>
-      <w:r>
-        <w:t>KEYS,Initialization</w:t>
-      </w:r>
-      <w:proofErr w:type="spellEnd"/>
-      <w:proofErr w:type="gramEnd"/>
-      <w:r>
-        <w:t xml:space="preserve"> vectors and nonces depend in strong </w:t>
-      </w:r>
-      <w:proofErr w:type="spellStart"/>
-      <w:r>
-        <w:t>randomnrdd</w:t>
-      </w:r>
-      <w:proofErr w:type="spellEnd"/>
-    </w:p>
-    <w:p/>
-    <w:p>
-      <w:pPr>
-        <w:pStyle w:val="Heading2"/>
-      </w:pPr>
-      <w:r>
-        <w:t xml:space="preserve">Weak Random </w:t>
-      </w:r>
-      <w:proofErr w:type="spellStart"/>
-      <w:r>
-        <w:t>Genarators</w:t>
-      </w:r>
-      <w:proofErr w:type="spellEnd"/>
+        <w:t>Weak Random Gen</w:t>
+      </w:r>
+      <w:r>
+        <w:t>e</w:t>
+      </w:r>
+      <w:r>
+        <w:t>rators</w:t>
+      </w:r>
+      <w:bookmarkEnd w:id="13"/>
     </w:p>
     <w:p>
       <w:r>
@@ -1848,29 +3180,24 @@
         </w:numPr>
       </w:pPr>
       <w:r>
-        <w:t>Vulnerability to attacks</w:t>
-      </w:r>
-    </w:p>
-    <w:p>
-      <w:r>
-        <w:t>Examples include poorly seeded pseudo-random number generators and outdated algorithms.</w:t>
+        <w:t>Vulnerability to attacks.</w:t>
       </w:r>
     </w:p>
     <w:p>
       <w:pPr>
         <w:pStyle w:val="Heading2"/>
       </w:pPr>
+      <w:bookmarkStart w:id="14" w:name="_Toc232900770"/>
       <w:r>
         <w:t xml:space="preserve">Historical </w:t>
       </w:r>
-      <w:proofErr w:type="spellStart"/>
-      <w:r>
-        <w:t>Crytographic</w:t>
-      </w:r>
-      <w:proofErr w:type="spellEnd"/>
+      <w:r>
+        <w:t>Cryptographic</w:t>
+      </w:r>
       <w:r>
         <w:t xml:space="preserve"> Failures</w:t>
       </w:r>
+      <w:bookmarkEnd w:id="14"/>
     </w:p>
     <w:p>
       <w:r>
@@ -1906,9 +3233,11 @@
       <w:pPr>
         <w:pStyle w:val="Heading2"/>
       </w:pPr>
+      <w:bookmarkStart w:id="15" w:name="_Toc232900771"/>
       <w:r>
         <w:t>Student reflection</w:t>
       </w:r>
+      <w:bookmarkEnd w:id="15"/>
     </w:p>
     <w:p>
       <w:r>
@@ -1919,32 +3248,35 @@
       <w:pPr>
         <w:pStyle w:val="Heading1"/>
       </w:pPr>
+      <w:bookmarkStart w:id="16" w:name="_Toc232900772"/>
       <w:r>
         <w:rPr>
           <w:rStyle w:val="Heading1Char"/>
         </w:rPr>
+        <w:t>Week</w:t>
+      </w:r>
+      <w:r>
+        <w:t xml:space="preserve"> 5</w:t>
+      </w:r>
+      <w:bookmarkEnd w:id="16"/>
+    </w:p>
+    <w:p>
+      <w:r>
+        <w:t xml:space="preserve">A simple Block </w:t>
+      </w:r>
+      <w:r>
+        <w:t>Cipher</w:t>
+      </w:r>
+      <w:r>
+        <w:t xml:space="preserve"> Simulation Program</w:t>
+      </w:r>
+    </w:p>
+    <w:p>
+      <w:r>
+        <w:rPr>
+          <w:noProof/>
+        </w:rPr>
         <w:lastRenderedPageBreak/>
-        <w:t>Week</w:t>
-      </w:r>
-      <w:r>
-        <w:t xml:space="preserve"> 5</w:t>
-      </w:r>
-    </w:p>
-    <w:p>
-      <w:r>
-        <w:t xml:space="preserve">A simple Block </w:t>
-      </w:r>
-      <w:proofErr w:type="spellStart"/>
-      <w:r>
-        <w:t>Cipherr</w:t>
-      </w:r>
-      <w:proofErr w:type="spellEnd"/>
-      <w:r>
-        <w:t xml:space="preserve"> Simulation Program</w:t>
-      </w:r>
-    </w:p>
-    <w:p>
-      <w:r>
         <w:drawing>
           <wp:inline distT="0" distB="0" distL="0" distR="0" wp14:anchorId="33B82F63" wp14:editId="69B905C9">
             <wp:extent cx="5731510" cy="4931410"/>
@@ -1988,6 +3320,9 @@
         <w:t xml:space="preserve"> </w:t>
       </w:r>
       <w:r>
+        <w:rPr>
+          <w:noProof/>
+        </w:rPr>
         <w:drawing>
           <wp:inline distT="0" distB="0" distL="0" distR="0" wp14:anchorId="1D966CF1" wp14:editId="2EDE1DF6">
             <wp:extent cx="4934639" cy="1876687"/>
@@ -2029,10 +3364,13 @@
       <w:r>
         <w:t>Program Features</w:t>
       </w:r>
-    </w:p>
-    <w:p>
-      <w:r>
-        <w:t>1. Block Division</w:t>
+      <w:r>
+        <w:t xml:space="preserve"> include</w:t>
+      </w:r>
+    </w:p>
+    <w:p>
+      <w:r>
+        <w:t>Block Division</w:t>
       </w:r>
     </w:p>
     <w:p>
@@ -2042,45 +3380,41 @@
     </w:p>
     <w:p>
       <w:r>
-        <w:t>2. Substitution</w:t>
+        <w:t>Substitution</w:t>
+      </w:r>
+    </w:p>
+    <w:p>
+      <w:r>
+        <w:t>Each character is transformed into another value to obscure the original message.</w:t>
+      </w:r>
+    </w:p>
+    <w:p>
+      <w:r>
+        <w:t>Permutation</w:t>
       </w:r>
     </w:p>
     <w:p>
       <w:r>
         <w:lastRenderedPageBreak/>
-        <w:t>Each character is transformed into another value to obscure the original message.</w:t>
-      </w:r>
-    </w:p>
-    <w:p>
-      <w:r>
-        <w:t>3. Permutation</w:t>
-      </w:r>
-    </w:p>
-    <w:p>
-      <w:r>
         <w:t>The positions of characters within a block are rearranged.</w:t>
       </w:r>
     </w:p>
     <w:p>
       <w:r>
-        <w:t>4. Multiple Block Handling</w:t>
+        <w:t>Multiple Block Handling</w:t>
       </w:r>
     </w:p>
     <w:p>
       <w:pPr>
         <w:pStyle w:val="Heading2"/>
-      </w:pPr>
-      <w:r>
         <w:rPr>
           <w:rFonts w:asciiTheme="minorHAnsi" w:eastAsiaTheme="minorHAnsi" w:hAnsiTheme="minorHAnsi" w:cstheme="minorBidi"/>
           <w:color w:val="auto"/>
           <w:sz w:val="24"/>
           <w:szCs w:val="24"/>
         </w:rPr>
-        <w:t xml:space="preserve">The program processes all blocks individually and combines them into the final </w:t>
-      </w:r>
-      <w:proofErr w:type="spellStart"/>
-      <w:proofErr w:type="gramStart"/>
+      </w:pPr>
+      <w:bookmarkStart w:id="17" w:name="_Toc232900773"/>
       <w:r>
         <w:rPr>
           <w:rFonts w:asciiTheme="minorHAnsi" w:eastAsiaTheme="minorHAnsi" w:hAnsiTheme="minorHAnsi" w:cstheme="minorBidi"/>
@@ -2088,340 +3422,284 @@
           <w:sz w:val="24"/>
           <w:szCs w:val="24"/>
         </w:rPr>
-        <w:t>ciphertext.</w:t>
-      </w:r>
-      <w:r>
-        <w:t>Mini</w:t>
-      </w:r>
-      <w:proofErr w:type="spellEnd"/>
-      <w:proofErr w:type="gramEnd"/>
-      <w:r>
-        <w:t xml:space="preserve"> Research report</w:t>
-      </w:r>
-    </w:p>
-    <w:p>
-      <w:r>
+        <w:t>The program processes all blocks individually and combines them into the final ciphertext.</w:t>
+      </w:r>
+      <w:bookmarkEnd w:id="17"/>
+    </w:p>
+    <w:p>
+      <w:pPr>
+        <w:pStyle w:val="Heading2"/>
+      </w:pPr>
+      <w:bookmarkStart w:id="18" w:name="_Toc232900774"/>
+      <w:r>
+        <w:t>Mini Research report</w:t>
+      </w:r>
+      <w:bookmarkEnd w:id="18"/>
+    </w:p>
+    <w:p>
+      <w:pPr>
+        <w:pStyle w:val="Heading2"/>
+      </w:pPr>
+      <w:r>
+        <w:t>Data Encryption Standard (DES</w:t>
+      </w:r>
+      <w:r>
+        <w:t>)</w:t>
+      </w:r>
+    </w:p>
+    <w:p>
+      <w:r>
+        <w:t>DES is a symmetric block cipher developed in the 1970s. It encrypts 64-bit blocks using a 56-bit key and follows the Feistel structure. Due to its short key length, DES is now considered insecure against brute-force attacks.</w:t>
+      </w:r>
+    </w:p>
+    <w:p>
+      <w:pPr>
         <w:rPr>
           <w:b/>
           <w:bCs/>
         </w:rPr>
-        <w:t>Data Encryption Standard (DES</w:t>
-      </w:r>
-      <w:r>
-        <w:t>)</w:t>
-      </w:r>
-    </w:p>
-    <w:p>
-      <w:r>
-        <w:t>DES is a symmetric block cipher developed in the 1970s. It encrypts 64-bit blocks using a 56-bit key and follows the Feistel structure. Due to its short key length, DES is now considered insecure against brute-force attacks.</w:t>
-      </w:r>
-    </w:p>
-    <w:p>
-      <w:pPr>
+      </w:pPr>
+      <w:r>
         <w:rPr>
           <w:b/>
           <w:bCs/>
         </w:rPr>
-      </w:pPr>
-      <w:r>
+        <w:t>Advantages</w:t>
+      </w:r>
+    </w:p>
+    <w:p>
+      <w:r>
+        <w:t>Simple design</w:t>
+      </w:r>
+    </w:p>
+    <w:p>
+      <w:r>
+        <w:t>Historical significance</w:t>
+      </w:r>
+    </w:p>
+    <w:p>
+      <w:pPr>
         <w:rPr>
           <w:b/>
           <w:bCs/>
         </w:rPr>
-        <w:t>Advantages</w:t>
-      </w:r>
-    </w:p>
-    <w:p>
-      <w:r>
-        <w:t>Simple design</w:t>
-      </w:r>
-    </w:p>
-    <w:p>
-      <w:r>
-        <w:t>Historical significance</w:t>
-      </w:r>
-    </w:p>
-    <w:p>
-      <w:pPr>
+      </w:pPr>
+      <w:r>
         <w:rPr>
           <w:b/>
           <w:bCs/>
         </w:rPr>
-      </w:pPr>
-      <w:r>
+        <w:t>Limitations</w:t>
+      </w:r>
+    </w:p>
+    <w:p>
+      <w:r>
+        <w:t>Small key size</w:t>
+      </w:r>
+    </w:p>
+    <w:p>
+      <w:r>
+        <w:t>Vulnerable to modern computing power</w:t>
+      </w:r>
+    </w:p>
+    <w:p>
+      <w:pPr>
         <w:rPr>
           <w:b/>
           <w:bCs/>
         </w:rPr>
-        <w:t>Limitations</w:t>
-      </w:r>
-    </w:p>
-    <w:p>
-      <w:r>
-        <w:t>Small key size</w:t>
-      </w:r>
-    </w:p>
-    <w:p>
-      <w:r>
-        <w:t>Vulnerable to modern computing power</w:t>
-      </w:r>
-    </w:p>
-    <w:p>
-      <w:pPr>
+      </w:pPr>
+      <w:r>
+        <w:rPr>
+          <w:rStyle w:val="Heading2Char"/>
+        </w:rPr>
+        <w:t>Advanced Encryption Standard (AES</w:t>
+      </w:r>
+      <w:r>
         <w:rPr>
           <w:b/>
           <w:bCs/>
         </w:rPr>
-      </w:pPr>
-      <w:r>
+        <w:t>)</w:t>
+      </w:r>
+    </w:p>
+    <w:p>
+      <w:r>
+        <w:t>AES replaced DES as the encryption standard. It operates on 128-bit blocks and supports key lengths of 128, 192, and 256 bits.</w:t>
+      </w:r>
+    </w:p>
+    <w:p>
+      <w:pPr>
         <w:rPr>
           <w:b/>
           <w:bCs/>
         </w:rPr>
-        <w:t>Advanced Encryption Standard (AES)</w:t>
-      </w:r>
-    </w:p>
-    <w:p>
-      <w:r>
-        <w:t>AES replaced DES as the encryption standard. It operates on 128-bit blocks and supports key lengths of 128, 192, and 256 bits.</w:t>
-      </w:r>
-    </w:p>
-    <w:p>
-      <w:pPr>
+      </w:pPr>
+      <w:r>
         <w:rPr>
           <w:b/>
           <w:bCs/>
         </w:rPr>
-      </w:pPr>
-      <w:r>
+        <w:t>Advantages</w:t>
+      </w:r>
+    </w:p>
+    <w:p>
+      <w:r>
+        <w:t>Strong security</w:t>
+      </w:r>
+    </w:p>
+    <w:p>
+      <w:r>
+        <w:t>Efficient performance</w:t>
+      </w:r>
+    </w:p>
+    <w:p>
+      <w:r>
+        <w:t>Widely adopted worldwide</w:t>
+      </w:r>
+    </w:p>
+    <w:p>
+      <w:pPr>
+        <w:pStyle w:val="Heading2"/>
+      </w:pPr>
+      <w:r>
+        <w:t>Feistel Structure</w:t>
+      </w:r>
+    </w:p>
+    <w:p>
+      <w:r>
+        <w:t>A Feistel network divides data into two halves and processes them through multiple rounds.</w:t>
+      </w:r>
+    </w:p>
+    <w:p>
+      <w:pPr>
         <w:rPr>
           <w:b/>
           <w:bCs/>
         </w:rPr>
-        <w:t>Advantages</w:t>
-      </w:r>
-    </w:p>
-    <w:p>
-      <w:r>
-        <w:t>Strong security</w:t>
-      </w:r>
-    </w:p>
-    <w:p>
-      <w:r>
-        <w:t>Efficient performance</w:t>
-      </w:r>
-    </w:p>
-    <w:p>
-      <w:r>
-        <w:t>Widely adopted worldwide</w:t>
-      </w:r>
-    </w:p>
-    <w:p>
-      <w:pPr>
+      </w:pPr>
+      <w:r>
         <w:rPr>
           <w:b/>
           <w:bCs/>
         </w:rPr>
-      </w:pPr>
-      <w:r>
+        <w:t>Characteristics</w:t>
+      </w:r>
+    </w:p>
+    <w:p>
+      <w:r>
+        <w:t>Encryption and decryption use similar operations</w:t>
+      </w:r>
+    </w:p>
+    <w:p>
+      <w:r>
+        <w:t>Efficient implementation</w:t>
+      </w:r>
+    </w:p>
+    <w:p>
+      <w:r>
+        <w:t>Used in DES and many other block ciphers</w:t>
+      </w:r>
+    </w:p>
+    <w:p>
+      <w:pPr>
+        <w:pStyle w:val="Heading2"/>
+      </w:pPr>
+      <w:r>
+        <w:lastRenderedPageBreak/>
+        <w:t>Confusion and Diffusion</w:t>
+      </w:r>
+    </w:p>
+    <w:p>
+      <w:pPr>
+        <w:pStyle w:val="Heading3"/>
+      </w:pPr>
+      <w:r>
+        <w:t>Confusion</w:t>
+      </w:r>
+    </w:p>
+    <w:p>
+      <w:r>
+        <w:t>Confusion hides the relationship between the encryption key and ciphertext.</w:t>
+      </w:r>
+    </w:p>
+    <w:p>
+      <w:pPr>
         <w:rPr>
           <w:b/>
           <w:bCs/>
         </w:rPr>
-        <w:t>Applications</w:t>
-      </w:r>
-    </w:p>
-    <w:p>
-      <w:r>
-        <w:t>Secure communications</w:t>
-      </w:r>
-    </w:p>
-    <w:p>
-      <w:r>
-        <w:t>Banking systems</w:t>
-      </w:r>
-    </w:p>
-    <w:p>
-      <w:r>
-        <w:t>Government data protection</w:t>
-      </w:r>
-    </w:p>
-    <w:p>
-      <w:pPr>
+      </w:pPr>
+      <w:r>
         <w:rPr>
           <w:b/>
           <w:bCs/>
         </w:rPr>
-      </w:pPr>
-      <w:r>
+        <w:t>Methods:</w:t>
+      </w:r>
+    </w:p>
+    <w:p>
+      <w:r>
+        <w:t>Substitution operations</w:t>
+      </w:r>
+    </w:p>
+    <w:p>
+      <w:r>
+        <w:t>Nonlinear transformations</w:t>
+      </w:r>
+    </w:p>
+    <w:p>
+      <w:pPr>
+        <w:pStyle w:val="Heading3"/>
+      </w:pPr>
+      <w:proofErr w:type="spellStart"/>
+      <w:r>
+        <w:t>Diffuson</w:t>
+      </w:r>
+      <w:proofErr w:type="spellEnd"/>
+    </w:p>
+    <w:p>
+      <w:r>
+        <w:t>Diffusion spreads plaintext information across the ciphertext.</w:t>
+      </w:r>
+    </w:p>
+    <w:p>
+      <w:pPr>
         <w:rPr>
           <w:b/>
           <w:bCs/>
         </w:rPr>
-        <w:t>Feistel Structure</w:t>
-      </w:r>
-    </w:p>
-    <w:p/>
-    <w:p>
-      <w:pPr>
+      </w:pPr>
+      <w:r>
         <w:rPr>
           <w:b/>
           <w:bCs/>
         </w:rPr>
-      </w:pPr>
-      <w:r>
+        <w:t>Methods:</w:t>
+      </w:r>
+    </w:p>
+    <w:p>
+      <w:r>
+        <w:t>Permutation operations</w:t>
+      </w:r>
+    </w:p>
+    <w:p>
+      <w:r>
+        <w:t>Multiple encryption rounds</w:t>
+      </w:r>
+    </w:p>
+    <w:p>
+      <w:pPr>
         <w:rPr>
           <w:b/>
           <w:bCs/>
         </w:rPr>
-        <w:lastRenderedPageBreak/>
-        <w:t>Feistel Structure</w:t>
-      </w:r>
-    </w:p>
-    <w:p>
-      <w:r>
-        <w:t>A Feistel network divides data into two halves and processes them through multiple rounds.</w:t>
-      </w:r>
-    </w:p>
-    <w:p>
-      <w:pPr>
+      </w:pPr>
+      <w:r>
         <w:rPr>
           <w:b/>
           <w:bCs/>
         </w:rPr>
-      </w:pPr>
-      <w:r>
-        <w:rPr>
-          <w:b/>
-          <w:bCs/>
-        </w:rPr>
-        <w:t>Characteristics</w:t>
-      </w:r>
-    </w:p>
-    <w:p>
-      <w:r>
-        <w:t>Encryption and decryption use similar operations</w:t>
-      </w:r>
-    </w:p>
-    <w:p>
-      <w:r>
-        <w:t>Efficient implementation</w:t>
-      </w:r>
-    </w:p>
-    <w:p>
-      <w:r>
-        <w:t>Used in DES and many other block ciphers</w:t>
-      </w:r>
-    </w:p>
-    <w:p>
-      <w:pPr>
-        <w:rPr>
-          <w:b/>
-          <w:bCs/>
-        </w:rPr>
-      </w:pPr>
-      <w:r>
-        <w:rPr>
-          <w:b/>
-          <w:bCs/>
-        </w:rPr>
-        <w:t>Confusion and Diffusion</w:t>
-      </w:r>
-    </w:p>
-    <w:p>
-      <w:r>
-        <w:t>Confusion</w:t>
-      </w:r>
-    </w:p>
-    <w:p>
-      <w:r>
-        <w:t>Confusion hides the relationship between the encryption key and ciphertext.</w:t>
-      </w:r>
-    </w:p>
-    <w:p>
-      <w:pPr>
-        <w:rPr>
-          <w:b/>
-          <w:bCs/>
-        </w:rPr>
-      </w:pPr>
-      <w:r>
-        <w:rPr>
-          <w:b/>
-          <w:bCs/>
-        </w:rPr>
-        <w:t>Methods:</w:t>
-      </w:r>
-    </w:p>
-    <w:p>
-      <w:r>
-        <w:t>Substitution operations</w:t>
-      </w:r>
-    </w:p>
-    <w:p>
-      <w:r>
-        <w:t>Nonlinear transformations</w:t>
-      </w:r>
-    </w:p>
-    <w:p>
-      <w:pPr>
-        <w:rPr>
-          <w:b/>
-          <w:bCs/>
-        </w:rPr>
-      </w:pPr>
-      <w:proofErr w:type="spellStart"/>
-      <w:r>
-        <w:rPr>
-          <w:b/>
-          <w:bCs/>
-        </w:rPr>
-        <w:t>Diffuson</w:t>
-      </w:r>
-      <w:proofErr w:type="spellEnd"/>
-    </w:p>
-    <w:p>
-      <w:r>
-        <w:t>Diffusion spreads plaintext information across the ciphertext.</w:t>
-      </w:r>
-    </w:p>
-    <w:p>
-      <w:pPr>
-        <w:rPr>
-          <w:b/>
-          <w:bCs/>
-        </w:rPr>
-      </w:pPr>
-      <w:r>
-        <w:rPr>
-          <w:b/>
-          <w:bCs/>
-        </w:rPr>
-        <w:t>Methods:</w:t>
-      </w:r>
-    </w:p>
-    <w:p>
-      <w:r>
-        <w:t>Permutation operations</w:t>
-      </w:r>
-    </w:p>
-    <w:p>
-      <w:r>
-        <w:t>Multiple encryption rounds</w:t>
-      </w:r>
-    </w:p>
-    <w:p>
-      <w:pPr>
-        <w:rPr>
-          <w:b/>
-          <w:bCs/>
-        </w:rPr>
-      </w:pPr>
-      <w:r>
-        <w:rPr>
-          <w:b/>
-          <w:bCs/>
-        </w:rPr>
         <w:t>Importance</w:t>
       </w:r>
     </w:p>
@@ -2429,29 +3707,25 @@
       <w:r>
         <w:t xml:space="preserve">Together, confusion and diffusion make it difficult for attackers to identify patterns and recover encryption </w:t>
       </w:r>
-      <w:proofErr w:type="spellStart"/>
-      <w:proofErr w:type="gramStart"/>
-      <w:r>
-        <w:t>keys.</w:t>
-      </w:r>
-      <w:r>
-        <w:t>Confusion</w:t>
-      </w:r>
-      <w:proofErr w:type="spellEnd"/>
-      <w:proofErr w:type="gramEnd"/>
+      <w:r>
+        <w:t>keys. Confusion</w:t>
+      </w:r>
       <w:r>
         <w:t xml:space="preserve"> and </w:t>
       </w:r>
-      <w:proofErr w:type="spellStart"/>
-      <w:r>
-        <w:t>diffudion</w:t>
-      </w:r>
-      <w:proofErr w:type="spellEnd"/>
-    </w:p>
-    <w:p>
+      <w:r>
+        <w:t>diffusion</w:t>
+      </w:r>
+    </w:p>
+    <w:p>
+      <w:pPr>
+        <w:pStyle w:val="Heading2"/>
+      </w:pPr>
+      <w:bookmarkStart w:id="19" w:name="_Toc232900775"/>
       <w:r>
         <w:t>Student Reflection</w:t>
       </w:r>
+      <w:bookmarkEnd w:id="19"/>
     </w:p>
     <w:p>
       <w:r>
@@ -2462,21 +3736,28 @@
       <w:pPr>
         <w:pStyle w:val="Heading1"/>
       </w:pPr>
+      <w:bookmarkStart w:id="20" w:name="_Toc232900776"/>
       <w:r>
         <w:lastRenderedPageBreak/>
         <w:t>Week 6</w:t>
       </w:r>
+      <w:bookmarkEnd w:id="20"/>
     </w:p>
     <w:p>
       <w:pPr>
         <w:pStyle w:val="Heading2"/>
       </w:pPr>
+      <w:bookmarkStart w:id="21" w:name="_Toc232900777"/>
       <w:r>
         <w:t>A simple SPN implementation in Python</w:t>
       </w:r>
-    </w:p>
-    <w:p>
-      <w:r>
+      <w:bookmarkEnd w:id="21"/>
+    </w:p>
+    <w:p>
+      <w:r>
+        <w:rPr>
+          <w:noProof/>
+        </w:rPr>
         <w:drawing>
           <wp:inline distT="0" distB="0" distL="0" distR="0" wp14:anchorId="72EA2D85" wp14:editId="7E327586">
             <wp:extent cx="5731510" cy="4643755"/>
@@ -2521,6 +3802,9 @@
     </w:p>
     <w:p>
       <w:r>
+        <w:rPr>
+          <w:noProof/>
+        </w:rPr>
         <w:lastRenderedPageBreak/>
         <w:drawing>
           <wp:inline distT="0" distB="0" distL="0" distR="0" wp14:anchorId="12E79167" wp14:editId="67634057">
@@ -2560,14 +3844,55 @@
       </w:r>
     </w:p>
     <w:p>
-      <w:r>
-        <w:t xml:space="preserve">a simple SPN implementation in Python that accepts plaintext, applies substitution and permutation operations, and displays the resulting </w:t>
-      </w:r>
-      <w:proofErr w:type="spellStart"/>
-      <w:r>
-        <w:t>cip</w:t>
-      </w:r>
-      <w:proofErr w:type="spellEnd"/>
+      <w:pPr>
+        <w:pStyle w:val="Caption"/>
+      </w:pPr>
+      <w:r>
+        <w:t xml:space="preserve">Figure </w:t>
+      </w:r>
+      <w:r>
+        <w:fldChar w:fldCharType="begin"/>
+      </w:r>
+      <w:r>
+        <w:instrText xml:space="preserve"> SEQ Figure \* ARABIC </w:instrText>
+      </w:r>
+      <w:r>
+        <w:fldChar w:fldCharType="separate"/>
+      </w:r>
+      <w:r>
+        <w:rPr>
+          <w:noProof/>
+        </w:rPr>
+        <w:t>6</w:t>
+      </w:r>
+      <w:r>
+        <w:fldChar w:fldCharType="end"/>
+      </w:r>
+      <w:r>
+        <w:t xml:space="preserve"> </w:t>
+      </w:r>
+      <w:r>
+        <w:t>a simple SPN implementation in Python that accepts plaintext, applies substitution and permutation operations, and displays the resulting CIP</w:t>
+      </w:r>
+    </w:p>
+    <w:p/>
+    <w:p>
+      <w:pPr>
+        <w:pStyle w:val="Heading2"/>
+      </w:pPr>
+      <w:r>
+        <w:t>What is non linearity</w:t>
+      </w:r>
+    </w:p>
+    <w:p>
+      <w:r>
+        <w:t>on-linearity is a property of cryptographic functions where the output cannot be represented as a simple linear relationship of the input.</w:t>
+      </w:r>
+    </w:p>
+    <w:p>
+      <w:r>
+        <w:t>In simple terms, small changes in input produce complex and unpredictable changes in output.</w:t>
+      </w:r>
     </w:p>
     <w:p>
       <w:pPr>
@@ -2581,143 +3906,97 @@
           <w:b/>
           <w:bCs/>
         </w:rPr>
-        <w:t xml:space="preserve">What is </w:t>
-      </w:r>
-      <w:proofErr w:type="gramStart"/>
-      <w:r>
+        <w:t>Non-Linearity Important in Cryptography?</w:t>
+      </w:r>
+    </w:p>
+    <w:p>
+      <w:r>
+        <w:t>Non-linearity is important because it:</w:t>
+      </w:r>
+    </w:p>
+    <w:p>
+      <w:r>
+        <w:t>Prevents attackers from using simple mathematical equations.</w:t>
+      </w:r>
+    </w:p>
+    <w:p>
+      <w:r>
+        <w:t>Increases resistance to cryptanalysis.</w:t>
+      </w:r>
+    </w:p>
+    <w:p>
+      <w:r>
+        <w:t>Makes ciphertext patterns difficult to predict.</w:t>
+      </w:r>
+    </w:p>
+    <w:p>
+      <w:r>
+        <w:t>Strengthens encryption security.</w:t>
+      </w:r>
+    </w:p>
+    <w:p>
+      <w:r>
+        <w:t>Without non-linearity, attackers could use linear algebra techniques to recover secret keys.</w:t>
+      </w:r>
+    </w:p>
+    <w:p>
+      <w:pPr>
         <w:rPr>
           <w:b/>
           <w:bCs/>
         </w:rPr>
-        <w:t>Non-Linearity</w:t>
-      </w:r>
-      <w:proofErr w:type="gramEnd"/>
+      </w:pPr>
       <w:r>
         <w:rPr>
           <w:b/>
           <w:bCs/>
         </w:rPr>
+        <w:t>S-Boxes Create Non-Linearity?</w:t>
+      </w:r>
+    </w:p>
+    <w:p>
+      <w:r>
+        <w:t>S-Boxes (Substitution Boxes) replace input values with unrelated output values.</w:t>
+      </w:r>
+    </w:p>
+    <w:p>
+      <w:r>
+        <w:t xml:space="preserve">What is </w:t>
+      </w:r>
+      <w:proofErr w:type="spellStart"/>
+      <w:r>
+        <w:t>non_linearity</w:t>
+      </w:r>
+      <w:proofErr w:type="spellEnd"/>
+      <w:r>
         <w:t>?</w:t>
       </w:r>
     </w:p>
     <w:p>
       <w:r>
-        <w:t>Non-linearity is a property of cryptographic functions where the output cannot be represented as a simple linear relationship of the input.</w:t>
-      </w:r>
-    </w:p>
-    <w:p>
-      <w:r>
-        <w:t>In simple terms, small changes in input produce complex and unpredictable changes in output.</w:t>
-      </w:r>
-    </w:p>
-    <w:p>
-      <w:pPr>
-        <w:rPr>
-          <w:b/>
-          <w:bCs/>
-        </w:rPr>
-      </w:pPr>
-      <w:r>
-        <w:rPr>
-          <w:b/>
-          <w:bCs/>
-        </w:rPr>
-        <w:t>Why is Non-Linearity Important in Cryptography?</w:t>
-      </w:r>
-    </w:p>
-    <w:p>
-      <w:r>
-        <w:t>Non-linearity is important because it:</w:t>
-      </w:r>
-    </w:p>
-    <w:p>
-      <w:r>
-        <w:t>Prevents attackers from using simple mathematical equations.</w:t>
-      </w:r>
-    </w:p>
-    <w:p>
-      <w:r>
-        <w:t>Increases resistance to cryptanalysis.</w:t>
-      </w:r>
-    </w:p>
-    <w:p>
-      <w:r>
-        <w:t>Makes ciphertext patterns difficult to predict.</w:t>
-      </w:r>
-    </w:p>
-    <w:p>
-      <w:r>
-        <w:t>Strengthens encryption security.</w:t>
-      </w:r>
-    </w:p>
-    <w:p>
-      <w:r>
-        <w:t>Without non-linearity, attackers could use linear algebra techniques to recover secret keys.</w:t>
-      </w:r>
-    </w:p>
-    <w:p>
-      <w:pPr>
-        <w:rPr>
-          <w:b/>
-          <w:bCs/>
-        </w:rPr>
-      </w:pPr>
-      <w:r>
-        <w:rPr>
-          <w:b/>
-          <w:bCs/>
-        </w:rPr>
-        <w:t>How Do S-Boxes Create Non-Linearity?</w:t>
-      </w:r>
-    </w:p>
-    <w:p>
-      <w:r>
-        <w:t>S-Boxes (Substitution Boxes) replace input values with unrelated output values.</w:t>
-      </w:r>
-    </w:p>
-    <w:p>
-      <w:r>
-        <w:t xml:space="preserve">What is </w:t>
+        <w:t xml:space="preserve">Why is it </w:t>
       </w:r>
       <w:proofErr w:type="spellStart"/>
       <w:r>
-        <w:t>non_linearity</w:t>
+        <w:t>impprtant</w:t>
       </w:r>
       <w:proofErr w:type="spellEnd"/>
       <w:r>
+        <w:t xml:space="preserve"> in </w:t>
+      </w:r>
+      <w:proofErr w:type="spellStart"/>
+      <w:r>
+        <w:t>crptography</w:t>
+      </w:r>
+      <w:proofErr w:type="spellEnd"/>
+      <w:r>
         <w:t>?</w:t>
       </w:r>
     </w:p>
     <w:p>
       <w:r>
-        <w:t xml:space="preserve">Why is it </w:t>
-      </w:r>
-      <w:proofErr w:type="spellStart"/>
-      <w:r>
-        <w:t>impprtant</w:t>
-      </w:r>
-      <w:proofErr w:type="spellEnd"/>
-      <w:r>
-        <w:t xml:space="preserve"> in </w:t>
-      </w:r>
-      <w:proofErr w:type="spellStart"/>
-      <w:r>
-        <w:t>crptography</w:t>
-      </w:r>
-      <w:proofErr w:type="spellEnd"/>
-      <w:r>
-        <w:t>?</w:t>
-      </w:r>
-    </w:p>
-    <w:p>
-      <w:r>
-        <w:t xml:space="preserve">How do S- Boxes create </w:t>
-      </w:r>
-      <w:proofErr w:type="gramStart"/>
-      <w:r>
-        <w:t>Non-linearity</w:t>
-      </w:r>
-      <w:proofErr w:type="gramEnd"/>
+        <w:t>How do S- Boxes create Non-linearity</w:t>
+      </w:r>
     </w:p>
     <w:tbl>
       <w:tblPr>
@@ -2969,6 +4248,7 @@
                 <w:lang w:eastAsia="en-GB"/>
                 <w14:ligatures w14:val="none"/>
               </w:rPr>
+              <w:lastRenderedPageBreak/>
               <w:t>3</w:t>
             </w:r>
           </w:p>
@@ -3040,16 +4320,37 @@
       </w:r>
     </w:p>
     <w:p>
+      <w:pPr>
+        <w:pStyle w:val="ListParagraph"/>
+        <w:numPr>
+          <w:ilvl w:val="0"/>
+          <w:numId w:val="6"/>
+        </w:numPr>
+      </w:pPr>
       <w:r>
         <w:t>Introduce confusion.</w:t>
       </w:r>
     </w:p>
     <w:p>
+      <w:pPr>
+        <w:pStyle w:val="ListParagraph"/>
+        <w:numPr>
+          <w:ilvl w:val="0"/>
+          <w:numId w:val="6"/>
+        </w:numPr>
+      </w:pPr>
       <w:r>
         <w:t>Increase unpredictability.</w:t>
       </w:r>
     </w:p>
     <w:p>
+      <w:pPr>
+        <w:pStyle w:val="ListParagraph"/>
+        <w:numPr>
+          <w:ilvl w:val="0"/>
+          <w:numId w:val="6"/>
+        </w:numPr>
+      </w:pPr>
       <w:r>
         <w:t>Resist linear and differential cryptanalysis.</w:t>
       </w:r>
@@ -3085,21 +4386,49 @@
       </w:r>
     </w:p>
     <w:p>
+      <w:pPr>
+        <w:pStyle w:val="ListParagraph"/>
+        <w:numPr>
+          <w:ilvl w:val="0"/>
+          <w:numId w:val="7"/>
+        </w:numPr>
+      </w:pPr>
       <w:r>
         <w:t>Strong confusion through S-boxes.</w:t>
       </w:r>
     </w:p>
     <w:p>
+      <w:pPr>
+        <w:pStyle w:val="ListParagraph"/>
+        <w:numPr>
+          <w:ilvl w:val="0"/>
+          <w:numId w:val="7"/>
+        </w:numPr>
+      </w:pPr>
       <w:r>
         <w:t>Strong diffusion through permutations.</w:t>
       </w:r>
     </w:p>
     <w:p>
+      <w:pPr>
+        <w:pStyle w:val="ListParagraph"/>
+        <w:numPr>
+          <w:ilvl w:val="0"/>
+          <w:numId w:val="7"/>
+        </w:numPr>
+      </w:pPr>
       <w:r>
         <w:t>Efficient implementation.</w:t>
       </w:r>
     </w:p>
     <w:p>
+      <w:pPr>
+        <w:pStyle w:val="ListParagraph"/>
+        <w:numPr>
+          <w:ilvl w:val="0"/>
+          <w:numId w:val="7"/>
+        </w:numPr>
+      </w:pPr>
       <w:r>
         <w:t>Used by modern ciphers such as AES.</w:t>
       </w:r>
@@ -3120,11 +4449,25 @@
       </w:r>
     </w:p>
     <w:p>
+      <w:pPr>
+        <w:pStyle w:val="ListParagraph"/>
+        <w:numPr>
+          <w:ilvl w:val="0"/>
+          <w:numId w:val="8"/>
+        </w:numPr>
+      </w:pPr>
       <w:r>
         <w:t>Poorly designed S-boxes can reduce security.</w:t>
       </w:r>
     </w:p>
     <w:p>
+      <w:pPr>
+        <w:pStyle w:val="ListParagraph"/>
+        <w:numPr>
+          <w:ilvl w:val="0"/>
+          <w:numId w:val="8"/>
+        </w:numPr>
+      </w:pPr>
       <w:r>
         <w:t>Security depends heavily on the quality of substitutions and permutations.</w:t>
       </w:r>
@@ -3358,430 +4701,435 @@
     </w:tbl>
     <w:p>
       <w:pPr>
-        <w:rPr>
-          <w:b/>
-          <w:bCs/>
-        </w:rPr>
-      </w:pPr>
-      <w:r>
-        <w:rPr>
-          <w:b/>
-          <w:bCs/>
-        </w:rPr>
-        <w:t>Evaluation</w:t>
-      </w:r>
-    </w:p>
-    <w:p>
-      <w:pPr>
-        <w:rPr>
-          <w:b/>
-          <w:bCs/>
-        </w:rPr>
-      </w:pPr>
-      <w:r>
-        <w:rPr>
-          <w:b/>
-          <w:bCs/>
-        </w:rPr>
-        <w:t>Security</w:t>
-      </w:r>
-    </w:p>
-    <w:p>
-      <w:pPr>
-        <w:rPr>
-          <w:b/>
-          <w:bCs/>
-        </w:rPr>
-      </w:pPr>
-      <w:r>
-        <w:rPr>
-          <w:b/>
-          <w:bCs/>
-        </w:rPr>
-        <w:t>SPN</w:t>
-      </w:r>
-    </w:p>
-    <w:p>
-      <w:r>
-        <w:t>Excellent resistance to modern attacks.</w:t>
-      </w:r>
-    </w:p>
-    <w:p>
-      <w:r>
-        <w:t>Strong non-linearity.</w:t>
-      </w:r>
-    </w:p>
-    <w:p>
-      <w:pPr>
-        <w:rPr>
-          <w:b/>
-          <w:bCs/>
-        </w:rPr>
-      </w:pPr>
-      <w:r>
-        <w:rPr>
-          <w:b/>
-          <w:bCs/>
-        </w:rPr>
+        <w:pStyle w:val="Heading2"/>
+      </w:pPr>
+      <w:r>
+        <w:t>Student Reflection</w:t>
+      </w:r>
+    </w:p>
+    <w:p>
+      <w:r>
+        <w:t>This exercise improved my understanding of substitution-permutation networks and the role of non-linearity in cryptography. Implementing an SPN helped me see how S-boxes and permutations work together to strengthen security and protect data from cryptanalytic attacks.</w:t>
+      </w:r>
+    </w:p>
+    <w:p/>
+    <w:p>
+      <w:pPr>
+        <w:pStyle w:val="Heading1"/>
+      </w:pPr>
+      <w:bookmarkStart w:id="22" w:name="_Toc232900778"/>
+      <w:r>
         <w:lastRenderedPageBreak/>
-        <w:t>Feistel</w:t>
-      </w:r>
-    </w:p>
-    <w:p>
-      <w:r>
-        <w:t>Proven security through many practical systems.</w:t>
-      </w:r>
-    </w:p>
-    <w:p>
-      <w:r>
-        <w:t>Depends on round function quality.</w:t>
-      </w:r>
-    </w:p>
-    <w:p>
-      <w:r>
-        <w:t>Winner: SPN (when properly designed)</w:t>
-      </w:r>
-    </w:p>
-    <w:p>
-      <w:pPr>
-        <w:rPr>
-          <w:b/>
-          <w:bCs/>
-        </w:rPr>
-      </w:pPr>
-      <w:r>
-        <w:rPr>
-          <w:b/>
-          <w:bCs/>
-        </w:rPr>
-        <w:t>Performance</w:t>
-      </w:r>
-    </w:p>
-    <w:p>
-      <w:pPr>
-        <w:rPr>
-          <w:b/>
-          <w:bCs/>
-        </w:rPr>
-      </w:pPr>
-      <w:r>
-        <w:rPr>
-          <w:b/>
-          <w:bCs/>
-        </w:rPr>
-        <w:t>SPN</w:t>
-      </w:r>
-    </w:p>
-    <w:p>
-      <w:r>
-        <w:t>Fast parallel processing.</w:t>
-      </w:r>
-    </w:p>
-    <w:p>
-      <w:pPr>
-        <w:rPr>
-          <w:b/>
-          <w:bCs/>
-        </w:rPr>
-      </w:pPr>
-      <w:r>
-        <w:rPr>
-          <w:b/>
-          <w:bCs/>
-        </w:rPr>
-        <w:t>Feistel</w:t>
-      </w:r>
-    </w:p>
-    <w:p>
-      <w:r>
-        <w:t>Slightly simpler operations.</w:t>
-      </w:r>
-    </w:p>
-    <w:p>
-      <w:r>
-        <w:t>Winner: SPN</w:t>
-      </w:r>
-    </w:p>
-    <w:p>
-      <w:pPr>
-        <w:rPr>
-          <w:b/>
-          <w:bCs/>
-        </w:rPr>
-      </w:pPr>
-      <w:r>
-        <w:rPr>
-          <w:b/>
-          <w:bCs/>
-        </w:rPr>
-        <w:t>Ease of Implementation</w:t>
-      </w:r>
-    </w:p>
-    <w:p>
-      <w:r>
-        <w:t>SPN</w:t>
-      </w:r>
-    </w:p>
-    <w:p>
-      <w:r>
-        <w:t>Requires S-box and permutation design.</w:t>
-      </w:r>
-    </w:p>
-    <w:p>
-      <w:r>
-        <w:t>Feistel</w:t>
-      </w:r>
-    </w:p>
-    <w:p>
-      <w:r>
-        <w:t>Easier to understand and implement.</w:t>
-      </w:r>
-    </w:p>
-    <w:p>
-      <w:r>
-        <w:t>Winner: Feistel</w:t>
-      </w:r>
-    </w:p>
-    <w:p>
-      <w:pPr>
-        <w:rPr>
-          <w:b/>
-          <w:bCs/>
-        </w:rPr>
-      </w:pPr>
-      <w:r>
-        <w:rPr>
-          <w:b/>
-          <w:bCs/>
-        </w:rPr>
-        <w:t>Modern Usage</w:t>
-      </w:r>
-    </w:p>
-    <w:p>
-      <w:r>
-        <w:t>SPN</w:t>
-      </w:r>
-    </w:p>
-    <w:p>
-      <w:r>
-        <w:t>AES</w:t>
-      </w:r>
-    </w:p>
-    <w:p>
-      <w:r>
-        <w:t>PRESENT</w:t>
-      </w:r>
-    </w:p>
-    <w:p>
-      <w:r>
-        <w:t>Serpent</w:t>
-      </w:r>
-    </w:p>
-    <w:p>
-      <w:r>
-        <w:t>Feistel</w:t>
-      </w:r>
-    </w:p>
-    <w:p>
-      <w:r>
-        <w:t>DES</w:t>
-      </w:r>
-    </w:p>
-    <w:p>
-      <w:r>
-        <w:t>Triple DES</w:t>
-      </w:r>
-    </w:p>
-    <w:p>
-      <w:r>
-        <w:t>Blowfish</w:t>
-      </w:r>
-    </w:p>
-    <w:p>
-      <w:r>
-        <w:t>Winner: SPN (more common in modern designs)</w:t>
-      </w:r>
-    </w:p>
-    <w:p>
-      <w:pPr>
-        <w:rPr>
-          <w:b/>
-          <w:bCs/>
-        </w:rPr>
-      </w:pPr>
-      <w:r>
-        <w:rPr>
-          <w:b/>
-          <w:bCs/>
-        </w:rPr>
+        <w:t>Week 7</w:t>
+      </w:r>
+      <w:bookmarkEnd w:id="22"/>
+    </w:p>
+    <w:p>
+      <w:pPr>
+        <w:pStyle w:val="Heading2"/>
+      </w:pPr>
+      <w:bookmarkStart w:id="23" w:name="_Toc232900779"/>
+      <w:r>
+        <w:t>Differential</w:t>
+      </w:r>
+      <w:r>
+        <w:t xml:space="preserve"> Cryptanalysis Simulation</w:t>
+      </w:r>
+      <w:bookmarkEnd w:id="23"/>
+    </w:p>
+    <w:p>
+      <w:r>
+        <w:t xml:space="preserve">Develop a </w:t>
+      </w:r>
+      <w:proofErr w:type="spellStart"/>
+      <w:r>
+        <w:t>pyhon</w:t>
+      </w:r>
+      <w:proofErr w:type="spellEnd"/>
+      <w:r>
+        <w:t xml:space="preserve"> program that </w:t>
+      </w:r>
+    </w:p>
+    <w:p>
+      <w:pPr>
+        <w:pStyle w:val="Caption"/>
+      </w:pPr>
+      <w:r>
+        <w:drawing>
+          <wp:inline distT="0" distB="0" distL="0" distR="0" wp14:anchorId="76B57C5A" wp14:editId="2F260FD6">
+            <wp:extent cx="5731510" cy="4658360"/>
+            <wp:effectExtent l="0" t="0" r="2540" b="8890"/>
+            <wp:docPr id="988676093" name="Picture 1"/>
+            <wp:cNvGraphicFramePr>
+              <a:graphicFrameLocks xmlns:a="http://schemas.openxmlformats.org/drawingml/2006/main" noChangeAspect="1"/>
+            </wp:cNvGraphicFramePr>
+            <a:graphic xmlns:a="http://schemas.openxmlformats.org/drawingml/2006/main">
+              <a:graphicData uri="http://schemas.openxmlformats.org/drawingml/2006/picture">
+                <pic:pic xmlns:pic="http://schemas.openxmlformats.org/drawingml/2006/picture">
+                  <pic:nvPicPr>
+                    <pic:cNvPr id="988676093" name=""/>
+                    <pic:cNvPicPr/>
+                  </pic:nvPicPr>
+                  <pic:blipFill>
+                    <a:blip r:embed="rId18"/>
+                    <a:stretch>
+                      <a:fillRect/>
+                    </a:stretch>
+                  </pic:blipFill>
+                  <pic:spPr>
+                    <a:xfrm>
+                      <a:off x="0" y="0"/>
+                      <a:ext cx="5731510" cy="4658360"/>
+                    </a:xfrm>
+                    <a:prstGeom prst="rect">
+                      <a:avLst/>
+                    </a:prstGeom>
+                  </pic:spPr>
+                </pic:pic>
+              </a:graphicData>
+            </a:graphic>
+          </wp:inline>
+        </w:drawing>
+      </w:r>
+      <w:r>
+        <w:t xml:space="preserve">Figure </w:t>
+      </w:r>
+      <w:r>
+        <w:fldChar w:fldCharType="begin"/>
+      </w:r>
+      <w:r>
+        <w:instrText xml:space="preserve"> SEQ Figure \* ARABIC </w:instrText>
+      </w:r>
+      <w:r>
+        <w:fldChar w:fldCharType="separate"/>
+      </w:r>
+      <w:r>
+        <w:rPr>
+          <w:noProof/>
+        </w:rPr>
+        <w:t>7</w:t>
+      </w:r>
+      <w:r>
+        <w:fldChar w:fldCharType="end"/>
+      </w:r>
+      <w:r>
+        <w:t xml:space="preserve"> A </w:t>
+      </w:r>
+      <w:proofErr w:type="spellStart"/>
+      <w:r>
+        <w:t>diferential</w:t>
+      </w:r>
+      <w:proofErr w:type="spellEnd"/>
+      <w:r>
+        <w:t xml:space="preserve"> </w:t>
+      </w:r>
+      <w:proofErr w:type="spellStart"/>
+      <w:r>
+        <w:t>crptanalysis</w:t>
+      </w:r>
+      <w:proofErr w:type="spellEnd"/>
+      <w:r>
+        <w:t xml:space="preserve"> simulation that accepts two plain </w:t>
+      </w:r>
+      <w:proofErr w:type="spellStart"/>
+      <w:r>
+        <w:t>tecxts</w:t>
+      </w:r>
+      <w:r>
+        <w:t>Accepts</w:t>
+      </w:r>
+      <w:proofErr w:type="spellEnd"/>
+      <w:r>
+        <w:t xml:space="preserve"> </w:t>
+      </w:r>
+      <w:proofErr w:type="spellStart"/>
+      <w:r>
+        <w:t>twplain</w:t>
+      </w:r>
+      <w:proofErr w:type="spellEnd"/>
+      <w:r>
+        <w:t xml:space="preserve"> </w:t>
+      </w:r>
+      <w:proofErr w:type="spellStart"/>
+      <w:r>
+        <w:t>textinputs</w:t>
+      </w:r>
+      <w:proofErr w:type="spellEnd"/>
+      <w:r>
+        <w:t xml:space="preserve"> and  </w:t>
+      </w:r>
+      <w:proofErr w:type="spellStart"/>
+      <w:r>
+        <w:t>disokays</w:t>
+      </w:r>
+      <w:proofErr w:type="spellEnd"/>
+      <w:r>
+        <w:t xml:space="preserve"> observations </w:t>
+      </w:r>
+    </w:p>
+    <w:p>
+      <w:pPr>
+        <w:pStyle w:val="Heading2"/>
+      </w:pPr>
+      <w:bookmarkStart w:id="24" w:name="_Toc232900780"/>
+      <w:r>
+        <w:lastRenderedPageBreak/>
+        <w:t>Mini AES inspired encryption simulator that includes</w:t>
+      </w:r>
+      <w:bookmarkEnd w:id="24"/>
+      <w:r>
+        <w:t xml:space="preserve"> </w:t>
+      </w:r>
+    </w:p>
+    <w:p>
+      <w:r>
+        <w:lastRenderedPageBreak/>
+        <w:drawing>
+          <wp:inline distT="0" distB="0" distL="0" distR="0" wp14:anchorId="2D03A172" wp14:editId="45968478">
+            <wp:extent cx="5731510" cy="5109210"/>
+            <wp:effectExtent l="0" t="0" r="2540" b="0"/>
+            <wp:docPr id="27914299" name="Picture 1"/>
+            <wp:cNvGraphicFramePr>
+              <a:graphicFrameLocks xmlns:a="http://schemas.openxmlformats.org/drawingml/2006/main" noChangeAspect="1"/>
+            </wp:cNvGraphicFramePr>
+            <a:graphic xmlns:a="http://schemas.openxmlformats.org/drawingml/2006/main">
+              <a:graphicData uri="http://schemas.openxmlformats.org/drawingml/2006/picture">
+                <pic:pic xmlns:pic="http://schemas.openxmlformats.org/drawingml/2006/picture">
+                  <pic:nvPicPr>
+                    <pic:cNvPr id="27914299" name=""/>
+                    <pic:cNvPicPr/>
+                  </pic:nvPicPr>
+                  <pic:blipFill>
+                    <a:blip r:embed="rId19"/>
+                    <a:stretch>
+                      <a:fillRect/>
+                    </a:stretch>
+                  </pic:blipFill>
+                  <pic:spPr>
+                    <a:xfrm>
+                      <a:off x="0" y="0"/>
+                      <a:ext cx="5731510" cy="5109210"/>
+                    </a:xfrm>
+                    <a:prstGeom prst="rect">
+                      <a:avLst/>
+                    </a:prstGeom>
+                  </pic:spPr>
+                </pic:pic>
+              </a:graphicData>
+            </a:graphic>
+          </wp:inline>
+        </w:drawing>
+      </w:r>
+      <w:r>
+        <w:rPr>
+          <w:noProof/>
+        </w:rPr>
+        <w:t xml:space="preserve"> </w:t>
+      </w:r>
+      <w:r>
+        <w:lastRenderedPageBreak/>
+        <w:drawing>
+          <wp:inline distT="0" distB="0" distL="0" distR="0" wp14:anchorId="287E04F5" wp14:editId="1AA7D43B">
+            <wp:extent cx="5731510" cy="4981575"/>
+            <wp:effectExtent l="0" t="0" r="2540" b="9525"/>
+            <wp:docPr id="1044836714" name="Picture 1"/>
+            <wp:cNvGraphicFramePr>
+              <a:graphicFrameLocks xmlns:a="http://schemas.openxmlformats.org/drawingml/2006/main" noChangeAspect="1"/>
+            </wp:cNvGraphicFramePr>
+            <a:graphic xmlns:a="http://schemas.openxmlformats.org/drawingml/2006/main">
+              <a:graphicData uri="http://schemas.openxmlformats.org/drawingml/2006/picture">
+                <pic:pic xmlns:pic="http://schemas.openxmlformats.org/drawingml/2006/picture">
+                  <pic:nvPicPr>
+                    <pic:cNvPr id="1044836714" name=""/>
+                    <pic:cNvPicPr/>
+                  </pic:nvPicPr>
+                  <pic:blipFill>
+                    <a:blip r:embed="rId20"/>
+                    <a:stretch>
+                      <a:fillRect/>
+                    </a:stretch>
+                  </pic:blipFill>
+                  <pic:spPr>
+                    <a:xfrm>
+                      <a:off x="0" y="0"/>
+                      <a:ext cx="5731510" cy="4981575"/>
+                    </a:xfrm>
+                    <a:prstGeom prst="rect">
+                      <a:avLst/>
+                    </a:prstGeom>
+                  </pic:spPr>
+                </pic:pic>
+              </a:graphicData>
+            </a:graphic>
+          </wp:inline>
+        </w:drawing>
+      </w:r>
+    </w:p>
+    <w:p>
+      <w:pPr>
+        <w:pStyle w:val="Caption"/>
+      </w:pPr>
+      <w:r>
+        <w:t xml:space="preserve">Figure </w:t>
+      </w:r>
+      <w:r>
+        <w:fldChar w:fldCharType="begin"/>
+      </w:r>
+      <w:r>
+        <w:instrText xml:space="preserve"> SEQ Figure \* ARABIC </w:instrText>
+      </w:r>
+      <w:r>
+        <w:fldChar w:fldCharType="separate"/>
+      </w:r>
+      <w:r>
+        <w:rPr>
+          <w:noProof/>
+        </w:rPr>
+        <w:t>8</w:t>
+      </w:r>
+      <w:r>
+        <w:fldChar w:fldCharType="end"/>
+      </w:r>
+      <w:r>
+        <w:t xml:space="preserve"> AES encryption that works on key mixing substitution across multiple rounds Key</w:t>
+      </w:r>
+      <w:r>
+        <w:t xml:space="preserve"> mixing </w:t>
+      </w:r>
+    </w:p>
+    <w:p>
+      <w:pPr>
+        <w:pStyle w:val="Heading2"/>
+      </w:pPr>
+      <w:r>
+        <w:lastRenderedPageBreak/>
+        <w:t xml:space="preserve">Crate A Block Cipher Security Analyzer </w:t>
+      </w:r>
+    </w:p>
+    <w:p>
+      <w:r>
+        <w:drawing>
+          <wp:inline distT="0" distB="0" distL="0" distR="0" wp14:anchorId="094615A3" wp14:editId="26B99695">
+            <wp:extent cx="5731510" cy="2486660"/>
+            <wp:effectExtent l="0" t="0" r="2540" b="8890"/>
+            <wp:docPr id="1762802646" name="Picture 1"/>
+            <wp:cNvGraphicFramePr>
+              <a:graphicFrameLocks xmlns:a="http://schemas.openxmlformats.org/drawingml/2006/main" noChangeAspect="1"/>
+            </wp:cNvGraphicFramePr>
+            <a:graphic xmlns:a="http://schemas.openxmlformats.org/drawingml/2006/main">
+              <a:graphicData uri="http://schemas.openxmlformats.org/drawingml/2006/picture">
+                <pic:pic xmlns:pic="http://schemas.openxmlformats.org/drawingml/2006/picture">
+                  <pic:nvPicPr>
+                    <pic:cNvPr id="1762802646" name=""/>
+                    <pic:cNvPicPr/>
+                  </pic:nvPicPr>
+                  <pic:blipFill>
+                    <a:blip r:embed="rId21"/>
+                    <a:stretch>
+                      <a:fillRect/>
+                    </a:stretch>
+                  </pic:blipFill>
+                  <pic:spPr>
+                    <a:xfrm>
+                      <a:off x="0" y="0"/>
+                      <a:ext cx="5731510" cy="2486660"/>
+                    </a:xfrm>
+                    <a:prstGeom prst="rect">
+                      <a:avLst/>
+                    </a:prstGeom>
+                  </pic:spPr>
+                </pic:pic>
+              </a:graphicData>
+            </a:graphic>
+          </wp:inline>
+        </w:drawing>
+      </w:r>
+      <w:r>
+        <w:rPr>
+          <w:noProof/>
+        </w:rPr>
+        <w:t xml:space="preserve"> </w:t>
+      </w:r>
+      <w:r>
+        <w:drawing>
+          <wp:inline distT="0" distB="0" distL="0" distR="0" wp14:anchorId="0A97E6AC" wp14:editId="2E6BC470">
+            <wp:extent cx="5731510" cy="4971415"/>
+            <wp:effectExtent l="0" t="0" r="2540" b="635"/>
+            <wp:docPr id="269933660" name="Picture 1"/>
+            <wp:cNvGraphicFramePr>
+              <a:graphicFrameLocks xmlns:a="http://schemas.openxmlformats.org/drawingml/2006/main" noChangeAspect="1"/>
+            </wp:cNvGraphicFramePr>
+            <a:graphic xmlns:a="http://schemas.openxmlformats.org/drawingml/2006/main">
+              <a:graphicData uri="http://schemas.openxmlformats.org/drawingml/2006/picture">
+                <pic:pic xmlns:pic="http://schemas.openxmlformats.org/drawingml/2006/picture">
+                  <pic:nvPicPr>
+                    <pic:cNvPr id="269933660" name=""/>
+                    <pic:cNvPicPr/>
+                  </pic:nvPicPr>
+                  <pic:blipFill>
+                    <a:blip r:embed="rId22"/>
+                    <a:stretch>
+                      <a:fillRect/>
+                    </a:stretch>
+                  </pic:blipFill>
+                  <pic:spPr>
+                    <a:xfrm>
+                      <a:off x="0" y="0"/>
+                      <a:ext cx="5731510" cy="4971415"/>
+                    </a:xfrm>
+                    <a:prstGeom prst="rect">
+                      <a:avLst/>
+                    </a:prstGeom>
+                  </pic:spPr>
+                </pic:pic>
+              </a:graphicData>
+            </a:graphic>
+          </wp:inline>
+        </w:drawing>
+      </w:r>
+      <w:r>
+        <w:t xml:space="preserve">Features include Avalanche Effect Testing </w:t>
+      </w:r>
+    </w:p>
+    <w:p>
+      <w:r>
+        <w:t>Differential Analysis</w:t>
+      </w:r>
+    </w:p>
+    <w:p>
+      <w:r>
+        <w:t>Frequent Distribution</w:t>
+      </w:r>
+    </w:p>
+    <w:p>
+      <w:r>
+        <w:lastRenderedPageBreak/>
+        <w:t>Statistical Reporting</w:t>
+      </w:r>
+    </w:p>
+    <w:p>
+      <w:pPr>
+        <w:pStyle w:val="Heading2"/>
+      </w:pPr>
+      <w:r>
         <w:t>Student Reflection</w:t>
       </w:r>
     </w:p>
     <w:p>
       <w:r>
-        <w:lastRenderedPageBreak/>
-        <w:t>This exercise improved my understanding of substitution-permutation networks and the role of non-linearity in cryptography. Implementing an SPN helped me see how S-boxes and permutations work together to strengthen security and protect data from cryptanalytic attacks.</w:t>
-      </w:r>
-    </w:p>
-    <w:p/>
-    <w:p>
-      <w:pPr>
-        <w:pStyle w:val="Heading1"/>
-      </w:pPr>
-      <w:r>
-        <w:t>Week 7</w:t>
-      </w:r>
-    </w:p>
-    <w:p>
-      <w:pPr>
-        <w:pStyle w:val="Heading2"/>
-      </w:pPr>
+        <w:t xml:space="preserve">This project helped me understand how block ciphers work through practical simulation. I learned how key mixing, substitution, and permutation improve encryption security. The differential cryptanalysis simulation showed how input differences affect outputs, while the security </w:t>
+      </w:r>
       <w:proofErr w:type="spellStart"/>
       <w:r>
-        <w:t>Differnettial</w:t>
+        <w:t>analyzer</w:t>
       </w:r>
       <w:proofErr w:type="spellEnd"/>
       <w:r>
-        <w:t xml:space="preserve"> Cryptanalysis Simulation</w:t>
-      </w:r>
-    </w:p>
-    <w:p>
-      <w:r>
-        <w:t xml:space="preserve">Develop a </w:t>
-      </w:r>
-      <w:proofErr w:type="spellStart"/>
-      <w:r>
-        <w:t>pyhon</w:t>
-      </w:r>
-      <w:proofErr w:type="spellEnd"/>
-      <w:r>
-        <w:t xml:space="preserve"> program that </w:t>
-      </w:r>
-    </w:p>
-    <w:p>
-      <w:r>
-        <w:t xml:space="preserve">Accepts </w:t>
-      </w:r>
-      <w:proofErr w:type="spellStart"/>
-      <w:r>
-        <w:t>twplain</w:t>
-      </w:r>
-      <w:proofErr w:type="spellEnd"/>
-      <w:r>
-        <w:t xml:space="preserve"> </w:t>
-      </w:r>
-      <w:proofErr w:type="spellStart"/>
-      <w:r>
-        <w:t>textinputs</w:t>
-      </w:r>
-      <w:proofErr w:type="spellEnd"/>
-    </w:p>
-    <w:p>
-      <w:r>
-        <w:t>Computes Differences</w:t>
-      </w:r>
-    </w:p>
-    <w:p>
-      <w:r>
-        <w:t>Display observations</w:t>
+        <w:t xml:space="preserve"> helped evaluate avalanche effects, frequency patterns, and statistical properties. Overall, I gained practical knowledge of cryptographic concepts and their importance in secure communication.</w:t>
       </w:r>
     </w:p>
     <w:p/>
     <w:p/>
-    <w:p>
-      <w:pPr>
-        <w:pStyle w:val="Heading2"/>
-      </w:pPr>
-      <w:r>
-        <w:t xml:space="preserve">Mini AES inspired encryption simulator that includes </w:t>
-      </w:r>
-    </w:p>
-    <w:p>
-      <w:r>
-        <w:t xml:space="preserve">Key mixing </w:t>
-      </w:r>
-    </w:p>
-    <w:p>
-      <w:r>
-        <w:t>Substitution</w:t>
-      </w:r>
-    </w:p>
-    <w:p>
-      <w:r>
-        <w:t>Permutation</w:t>
-      </w:r>
-    </w:p>
-    <w:p>
-      <w:r>
-        <w:t>Multiple Rounds</w:t>
-      </w:r>
-    </w:p>
-    <w:p>
-      <w:r>
-        <w:t>Block Cipher Security Research</w:t>
-      </w:r>
-    </w:p>
-    <w:p>
-      <w:r>
-        <w:t xml:space="preserve">Research and </w:t>
-      </w:r>
-      <w:proofErr w:type="spellStart"/>
-      <w:r>
-        <w:t>explaijn</w:t>
-      </w:r>
-      <w:proofErr w:type="spellEnd"/>
-    </w:p>
-    <w:p>
-      <w:r>
-        <w:t>Differential Cryptanalysis</w:t>
-      </w:r>
-    </w:p>
-    <w:p>
-      <w:r>
-        <w:t xml:space="preserve">Linear </w:t>
-      </w:r>
-      <w:proofErr w:type="spellStart"/>
-      <w:r>
-        <w:t>Crptanalysis</w:t>
-      </w:r>
-      <w:proofErr w:type="spellEnd"/>
-    </w:p>
-    <w:p>
-      <w:r>
-        <w:t>Algebraic Attacks</w:t>
-      </w:r>
-    </w:p>
-    <w:p>
-      <w:r>
-        <w:t>Real world Examples</w:t>
-      </w:r>
-    </w:p>
-    <w:p>
-      <w:r>
-        <w:t xml:space="preserve">Crate A Block Cipher Security Analyzer </w:t>
-      </w:r>
-    </w:p>
-    <w:p>
-      <w:r>
-        <w:t xml:space="preserve">Features include Avalanche Effect Testing </w:t>
-      </w:r>
-    </w:p>
-    <w:p>
-      <w:r>
-        <w:t>Differential Analysis</w:t>
-      </w:r>
-    </w:p>
-    <w:p>
-      <w:r>
-        <w:t>Frequent Distribution</w:t>
-      </w:r>
-    </w:p>
-    <w:p>
-      <w:r>
-        <w:lastRenderedPageBreak/>
-        <w:t>Statistical Reporting</w:t>
-      </w:r>
-    </w:p>
     <w:p/>
     <w:p/>
     <w:p>
@@ -4029,9 +5377,9 @@
     </w:lvl>
   </w:abstractNum>
   <w:abstractNum w:abstractNumId="2" w15:restartNumberingAfterBreak="0">
-    <w:nsid w:val="36650736"/>
+    <w:nsid w:val="31095028"/>
     <w:multiLevelType w:val="hybridMultilevel"/>
-    <w:tmpl w:val="B4AE1C50"/>
+    <w:tmpl w:val="CC86CAB4"/>
     <w:lvl w:ilvl="0" w:tplc="08090001">
       <w:start w:val="1"/>
       <w:numFmt w:val="bullet"/>
@@ -4142,9 +5490,9 @@
     </w:lvl>
   </w:abstractNum>
   <w:abstractNum w:abstractNumId="3" w15:restartNumberingAfterBreak="0">
-    <w:nsid w:val="696C317B"/>
+    <w:nsid w:val="35596243"/>
     <w:multiLevelType w:val="hybridMultilevel"/>
-    <w:tmpl w:val="13CE2984"/>
+    <w:tmpl w:val="CF4E8E90"/>
     <w:lvl w:ilvl="0" w:tplc="08090001">
       <w:start w:val="1"/>
       <w:numFmt w:val="bullet"/>
@@ -4255,9 +5603,9 @@
     </w:lvl>
   </w:abstractNum>
   <w:abstractNum w:abstractNumId="4" w15:restartNumberingAfterBreak="0">
-    <w:nsid w:val="713E2E2A"/>
+    <w:nsid w:val="36650736"/>
     <w:multiLevelType w:val="hybridMultilevel"/>
-    <w:tmpl w:val="8B20C97C"/>
+    <w:tmpl w:val="B4AE1C50"/>
     <w:lvl w:ilvl="0" w:tplc="08090001">
       <w:start w:val="1"/>
       <w:numFmt w:val="bullet"/>
@@ -4367,8 +5715,347 @@
       </w:rPr>
     </w:lvl>
   </w:abstractNum>
+  <w:abstractNum w:abstractNumId="5" w15:restartNumberingAfterBreak="0">
+    <w:nsid w:val="59765A24"/>
+    <w:multiLevelType w:val="hybridMultilevel"/>
+    <w:tmpl w:val="CE9A6F1A"/>
+    <w:lvl w:ilvl="0" w:tplc="08090001">
+      <w:start w:val="1"/>
+      <w:numFmt w:val="bullet"/>
+      <w:lvlText w:val=""/>
+      <w:lvlJc w:val="left"/>
+      <w:pPr>
+        <w:ind w:left="360" w:hanging="360"/>
+      </w:pPr>
+      <w:rPr>
+        <w:rFonts w:ascii="Symbol" w:hAnsi="Symbol" w:hint="default"/>
+      </w:rPr>
+    </w:lvl>
+    <w:lvl w:ilvl="1" w:tplc="08090003" w:tentative="1">
+      <w:start w:val="1"/>
+      <w:numFmt w:val="bullet"/>
+      <w:lvlText w:val="o"/>
+      <w:lvlJc w:val="left"/>
+      <w:pPr>
+        <w:ind w:left="1080" w:hanging="360"/>
+      </w:pPr>
+      <w:rPr>
+        <w:rFonts w:ascii="Courier New" w:hAnsi="Courier New" w:cs="Courier New" w:hint="default"/>
+      </w:rPr>
+    </w:lvl>
+    <w:lvl w:ilvl="2" w:tplc="08090005" w:tentative="1">
+      <w:start w:val="1"/>
+      <w:numFmt w:val="bullet"/>
+      <w:lvlText w:val=""/>
+      <w:lvlJc w:val="left"/>
+      <w:pPr>
+        <w:ind w:left="1800" w:hanging="360"/>
+      </w:pPr>
+      <w:rPr>
+        <w:rFonts w:ascii="Wingdings" w:hAnsi="Wingdings" w:hint="default"/>
+      </w:rPr>
+    </w:lvl>
+    <w:lvl w:ilvl="3" w:tplc="08090001" w:tentative="1">
+      <w:start w:val="1"/>
+      <w:numFmt w:val="bullet"/>
+      <w:lvlText w:val=""/>
+      <w:lvlJc w:val="left"/>
+      <w:pPr>
+        <w:ind w:left="2520" w:hanging="360"/>
+      </w:pPr>
+      <w:rPr>
+        <w:rFonts w:ascii="Symbol" w:hAnsi="Symbol" w:hint="default"/>
+      </w:rPr>
+    </w:lvl>
+    <w:lvl w:ilvl="4" w:tplc="08090003" w:tentative="1">
+      <w:start w:val="1"/>
+      <w:numFmt w:val="bullet"/>
+      <w:lvlText w:val="o"/>
+      <w:lvlJc w:val="left"/>
+      <w:pPr>
+        <w:ind w:left="3240" w:hanging="360"/>
+      </w:pPr>
+      <w:rPr>
+        <w:rFonts w:ascii="Courier New" w:hAnsi="Courier New" w:cs="Courier New" w:hint="default"/>
+      </w:rPr>
+    </w:lvl>
+    <w:lvl w:ilvl="5" w:tplc="08090005" w:tentative="1">
+      <w:start w:val="1"/>
+      <w:numFmt w:val="bullet"/>
+      <w:lvlText w:val=""/>
+      <w:lvlJc w:val="left"/>
+      <w:pPr>
+        <w:ind w:left="3960" w:hanging="360"/>
+      </w:pPr>
+      <w:rPr>
+        <w:rFonts w:ascii="Wingdings" w:hAnsi="Wingdings" w:hint="default"/>
+      </w:rPr>
+    </w:lvl>
+    <w:lvl w:ilvl="6" w:tplc="08090001" w:tentative="1">
+      <w:start w:val="1"/>
+      <w:numFmt w:val="bullet"/>
+      <w:lvlText w:val=""/>
+      <w:lvlJc w:val="left"/>
+      <w:pPr>
+        <w:ind w:left="4680" w:hanging="360"/>
+      </w:pPr>
+      <w:rPr>
+        <w:rFonts w:ascii="Symbol" w:hAnsi="Symbol" w:hint="default"/>
+      </w:rPr>
+    </w:lvl>
+    <w:lvl w:ilvl="7" w:tplc="08090003" w:tentative="1">
+      <w:start w:val="1"/>
+      <w:numFmt w:val="bullet"/>
+      <w:lvlText w:val="o"/>
+      <w:lvlJc w:val="left"/>
+      <w:pPr>
+        <w:ind w:left="5400" w:hanging="360"/>
+      </w:pPr>
+      <w:rPr>
+        <w:rFonts w:ascii="Courier New" w:hAnsi="Courier New" w:cs="Courier New" w:hint="default"/>
+      </w:rPr>
+    </w:lvl>
+    <w:lvl w:ilvl="8" w:tplc="08090005" w:tentative="1">
+      <w:start w:val="1"/>
+      <w:numFmt w:val="bullet"/>
+      <w:lvlText w:val=""/>
+      <w:lvlJc w:val="left"/>
+      <w:pPr>
+        <w:ind w:left="6120" w:hanging="360"/>
+      </w:pPr>
+      <w:rPr>
+        <w:rFonts w:ascii="Wingdings" w:hAnsi="Wingdings" w:hint="default"/>
+      </w:rPr>
+    </w:lvl>
+  </w:abstractNum>
+  <w:abstractNum w:abstractNumId="6" w15:restartNumberingAfterBreak="0">
+    <w:nsid w:val="696C317B"/>
+    <w:multiLevelType w:val="hybridMultilevel"/>
+    <w:tmpl w:val="13CE2984"/>
+    <w:lvl w:ilvl="0" w:tplc="08090001">
+      <w:start w:val="1"/>
+      <w:numFmt w:val="bullet"/>
+      <w:lvlText w:val=""/>
+      <w:lvlJc w:val="left"/>
+      <w:pPr>
+        <w:ind w:left="360" w:hanging="360"/>
+      </w:pPr>
+      <w:rPr>
+        <w:rFonts w:ascii="Symbol" w:hAnsi="Symbol" w:hint="default"/>
+      </w:rPr>
+    </w:lvl>
+    <w:lvl w:ilvl="1" w:tplc="08090003" w:tentative="1">
+      <w:start w:val="1"/>
+      <w:numFmt w:val="bullet"/>
+      <w:lvlText w:val="o"/>
+      <w:lvlJc w:val="left"/>
+      <w:pPr>
+        <w:ind w:left="1080" w:hanging="360"/>
+      </w:pPr>
+      <w:rPr>
+        <w:rFonts w:ascii="Courier New" w:hAnsi="Courier New" w:cs="Courier New" w:hint="default"/>
+      </w:rPr>
+    </w:lvl>
+    <w:lvl w:ilvl="2" w:tplc="08090005" w:tentative="1">
+      <w:start w:val="1"/>
+      <w:numFmt w:val="bullet"/>
+      <w:lvlText w:val=""/>
+      <w:lvlJc w:val="left"/>
+      <w:pPr>
+        <w:ind w:left="1800" w:hanging="360"/>
+      </w:pPr>
+      <w:rPr>
+        <w:rFonts w:ascii="Wingdings" w:hAnsi="Wingdings" w:hint="default"/>
+      </w:rPr>
+    </w:lvl>
+    <w:lvl w:ilvl="3" w:tplc="08090001" w:tentative="1">
+      <w:start w:val="1"/>
+      <w:numFmt w:val="bullet"/>
+      <w:lvlText w:val=""/>
+      <w:lvlJc w:val="left"/>
+      <w:pPr>
+        <w:ind w:left="2520" w:hanging="360"/>
+      </w:pPr>
+      <w:rPr>
+        <w:rFonts w:ascii="Symbol" w:hAnsi="Symbol" w:hint="default"/>
+      </w:rPr>
+    </w:lvl>
+    <w:lvl w:ilvl="4" w:tplc="08090003" w:tentative="1">
+      <w:start w:val="1"/>
+      <w:numFmt w:val="bullet"/>
+      <w:lvlText w:val="o"/>
+      <w:lvlJc w:val="left"/>
+      <w:pPr>
+        <w:ind w:left="3240" w:hanging="360"/>
+      </w:pPr>
+      <w:rPr>
+        <w:rFonts w:ascii="Courier New" w:hAnsi="Courier New" w:cs="Courier New" w:hint="default"/>
+      </w:rPr>
+    </w:lvl>
+    <w:lvl w:ilvl="5" w:tplc="08090005" w:tentative="1">
+      <w:start w:val="1"/>
+      <w:numFmt w:val="bullet"/>
+      <w:lvlText w:val=""/>
+      <w:lvlJc w:val="left"/>
+      <w:pPr>
+        <w:ind w:left="3960" w:hanging="360"/>
+      </w:pPr>
+      <w:rPr>
+        <w:rFonts w:ascii="Wingdings" w:hAnsi="Wingdings" w:hint="default"/>
+      </w:rPr>
+    </w:lvl>
+    <w:lvl w:ilvl="6" w:tplc="08090001" w:tentative="1">
+      <w:start w:val="1"/>
+      <w:numFmt w:val="bullet"/>
+      <w:lvlText w:val=""/>
+      <w:lvlJc w:val="left"/>
+      <w:pPr>
+        <w:ind w:left="4680" w:hanging="360"/>
+      </w:pPr>
+      <w:rPr>
+        <w:rFonts w:ascii="Symbol" w:hAnsi="Symbol" w:hint="default"/>
+      </w:rPr>
+    </w:lvl>
+    <w:lvl w:ilvl="7" w:tplc="08090003" w:tentative="1">
+      <w:start w:val="1"/>
+      <w:numFmt w:val="bullet"/>
+      <w:lvlText w:val="o"/>
+      <w:lvlJc w:val="left"/>
+      <w:pPr>
+        <w:ind w:left="5400" w:hanging="360"/>
+      </w:pPr>
+      <w:rPr>
+        <w:rFonts w:ascii="Courier New" w:hAnsi="Courier New" w:cs="Courier New" w:hint="default"/>
+      </w:rPr>
+    </w:lvl>
+    <w:lvl w:ilvl="8" w:tplc="08090005" w:tentative="1">
+      <w:start w:val="1"/>
+      <w:numFmt w:val="bullet"/>
+      <w:lvlText w:val=""/>
+      <w:lvlJc w:val="left"/>
+      <w:pPr>
+        <w:ind w:left="6120" w:hanging="360"/>
+      </w:pPr>
+      <w:rPr>
+        <w:rFonts w:ascii="Wingdings" w:hAnsi="Wingdings" w:hint="default"/>
+      </w:rPr>
+    </w:lvl>
+  </w:abstractNum>
+  <w:abstractNum w:abstractNumId="7" w15:restartNumberingAfterBreak="0">
+    <w:nsid w:val="713E2E2A"/>
+    <w:multiLevelType w:val="hybridMultilevel"/>
+    <w:tmpl w:val="8B20C97C"/>
+    <w:lvl w:ilvl="0" w:tplc="08090001">
+      <w:start w:val="1"/>
+      <w:numFmt w:val="bullet"/>
+      <w:lvlText w:val=""/>
+      <w:lvlJc w:val="left"/>
+      <w:pPr>
+        <w:ind w:left="360" w:hanging="360"/>
+      </w:pPr>
+      <w:rPr>
+        <w:rFonts w:ascii="Symbol" w:hAnsi="Symbol" w:hint="default"/>
+      </w:rPr>
+    </w:lvl>
+    <w:lvl w:ilvl="1" w:tplc="08090003" w:tentative="1">
+      <w:start w:val="1"/>
+      <w:numFmt w:val="bullet"/>
+      <w:lvlText w:val="o"/>
+      <w:lvlJc w:val="left"/>
+      <w:pPr>
+        <w:ind w:left="1080" w:hanging="360"/>
+      </w:pPr>
+      <w:rPr>
+        <w:rFonts w:ascii="Courier New" w:hAnsi="Courier New" w:cs="Courier New" w:hint="default"/>
+      </w:rPr>
+    </w:lvl>
+    <w:lvl w:ilvl="2" w:tplc="08090005" w:tentative="1">
+      <w:start w:val="1"/>
+      <w:numFmt w:val="bullet"/>
+      <w:lvlText w:val=""/>
+      <w:lvlJc w:val="left"/>
+      <w:pPr>
+        <w:ind w:left="1800" w:hanging="360"/>
+      </w:pPr>
+      <w:rPr>
+        <w:rFonts w:ascii="Wingdings" w:hAnsi="Wingdings" w:hint="default"/>
+      </w:rPr>
+    </w:lvl>
+    <w:lvl w:ilvl="3" w:tplc="08090001" w:tentative="1">
+      <w:start w:val="1"/>
+      <w:numFmt w:val="bullet"/>
+      <w:lvlText w:val=""/>
+      <w:lvlJc w:val="left"/>
+      <w:pPr>
+        <w:ind w:left="2520" w:hanging="360"/>
+      </w:pPr>
+      <w:rPr>
+        <w:rFonts w:ascii="Symbol" w:hAnsi="Symbol" w:hint="default"/>
+      </w:rPr>
+    </w:lvl>
+    <w:lvl w:ilvl="4" w:tplc="08090003" w:tentative="1">
+      <w:start w:val="1"/>
+      <w:numFmt w:val="bullet"/>
+      <w:lvlText w:val="o"/>
+      <w:lvlJc w:val="left"/>
+      <w:pPr>
+        <w:ind w:left="3240" w:hanging="360"/>
+      </w:pPr>
+      <w:rPr>
+        <w:rFonts w:ascii="Courier New" w:hAnsi="Courier New" w:cs="Courier New" w:hint="default"/>
+      </w:rPr>
+    </w:lvl>
+    <w:lvl w:ilvl="5" w:tplc="08090005" w:tentative="1">
+      <w:start w:val="1"/>
+      <w:numFmt w:val="bullet"/>
+      <w:lvlText w:val=""/>
+      <w:lvlJc w:val="left"/>
+      <w:pPr>
+        <w:ind w:left="3960" w:hanging="360"/>
+      </w:pPr>
+      <w:rPr>
+        <w:rFonts w:ascii="Wingdings" w:hAnsi="Wingdings" w:hint="default"/>
+      </w:rPr>
+    </w:lvl>
+    <w:lvl w:ilvl="6" w:tplc="08090001" w:tentative="1">
+      <w:start w:val="1"/>
+      <w:numFmt w:val="bullet"/>
+      <w:lvlText w:val=""/>
+      <w:lvlJc w:val="left"/>
+      <w:pPr>
+        <w:ind w:left="4680" w:hanging="360"/>
+      </w:pPr>
+      <w:rPr>
+        <w:rFonts w:ascii="Symbol" w:hAnsi="Symbol" w:hint="default"/>
+      </w:rPr>
+    </w:lvl>
+    <w:lvl w:ilvl="7" w:tplc="08090003" w:tentative="1">
+      <w:start w:val="1"/>
+      <w:numFmt w:val="bullet"/>
+      <w:lvlText w:val="o"/>
+      <w:lvlJc w:val="left"/>
+      <w:pPr>
+        <w:ind w:left="5400" w:hanging="360"/>
+      </w:pPr>
+      <w:rPr>
+        <w:rFonts w:ascii="Courier New" w:hAnsi="Courier New" w:cs="Courier New" w:hint="default"/>
+      </w:rPr>
+    </w:lvl>
+    <w:lvl w:ilvl="8" w:tplc="08090005" w:tentative="1">
+      <w:start w:val="1"/>
+      <w:numFmt w:val="bullet"/>
+      <w:lvlText w:val=""/>
+      <w:lvlJc w:val="left"/>
+      <w:pPr>
+        <w:ind w:left="6120" w:hanging="360"/>
+      </w:pPr>
+      <w:rPr>
+        <w:rFonts w:ascii="Wingdings" w:hAnsi="Wingdings" w:hint="default"/>
+      </w:rPr>
+    </w:lvl>
+  </w:abstractNum>
   <w:num w:numId="1" w16cid:durableId="165945336">
-    <w:abstractNumId w:val="2"/>
+    <w:abstractNumId w:val="4"/>
   </w:num>
   <w:num w:numId="2" w16cid:durableId="838885403">
     <w:abstractNumId w:val="1"/>
@@ -4377,10 +6064,19 @@
     <w:abstractNumId w:val="0"/>
   </w:num>
   <w:num w:numId="4" w16cid:durableId="400715549">
+    <w:abstractNumId w:val="6"/>
+  </w:num>
+  <w:num w:numId="5" w16cid:durableId="1145776803">
+    <w:abstractNumId w:val="7"/>
+  </w:num>
+  <w:num w:numId="6" w16cid:durableId="490411250">
     <w:abstractNumId w:val="3"/>
   </w:num>
-  <w:num w:numId="5" w16cid:durableId="1145776803">
-    <w:abstractNumId w:val="4"/>
+  <w:num w:numId="7" w16cid:durableId="529030292">
+    <w:abstractNumId w:val="5"/>
+  </w:num>
+  <w:num w:numId="8" w16cid:durableId="258027660">
+    <w:abstractNumId w:val="2"/>
   </w:num>
 </w:numbering>
 </file>
@@ -4836,7 +6532,6 @@
     <w:next w:val="Normal"/>
     <w:link w:val="Heading3Char"/>
     <w:uiPriority w:val="9"/>
-    <w:semiHidden/>
     <w:unhideWhenUsed/>
     <w:qFormat/>
     <w:rsid w:val="00930947"/>
@@ -5042,7 +6737,6 @@
     <w:basedOn w:val="DefaultParagraphFont"/>
     <w:link w:val="Heading3"/>
     <w:uiPriority w:val="9"/>
-    <w:semiHidden/>
     <w:rsid w:val="00930947"/>
     <w:rPr>
       <w:rFonts w:eastAsiaTheme="majorEastAsia" w:cstheme="majorBidi"/>
